--- a/data/outputs/docx/Grade 10 Biology/Bio 2.2/Biology_Transport_in_Plants_CBE_LessonSequence.docx
+++ b/data/outputs/docx/Grade 10 Biology/Bio 2.2/Biology_Transport_in_Plants_CBE_LessonSequence.docx
@@ -2275,7 +2275,7 @@
                 <w:sz w:val="22"/>
                 <w:szCs w:val="22"/>
               </w:rPr>
-              <w:t xml:space="preserve">LESSON 1 (40 minutes): Lesson 1</w:t>
+              <w:t xml:space="preserve">LESSON 1 (40 minutes): Anchoring Phenomenon and Predict Phase: Why Does a Well-Watered Maize Plant Wilt?</w:t>
             </w:r>
           </w:p>
         </w:tc>
@@ -2428,21 +2428,21 @@
           </w:tcPr>
           <w:p>
             <w:pPr>
-              <w:spacing w:after="60" w:before="0"/>
-              <w:jc w:val="left"/>
-            </w:pPr>
-            <w:r>
-              <w:rPr>
-                <w:rFonts w:ascii="Arial" w:cs="Arial" w:eastAsia="Arial" w:hAnsi="Arial"/>
-                <w:b w:val="false"/>
-                <w:bCs w:val="false"/>
-                <w:i w:val="false"/>
-                <w:iCs w:val="false"/>
-                <w:color w:val="000000"/>
-                <w:sz w:val="18"/>
-                <w:szCs w:val="18"/>
-              </w:rPr>
-              <w:t xml:space="preserve"/>
+              <w:spacing w:after="40" w:before="0"/>
+              <w:jc w:val="left"/>
+            </w:pPr>
+            <w:r>
+              <w:rPr>
+                <w:rFonts w:ascii="Arial" w:cs="Arial" w:eastAsia="Arial" w:hAnsi="Arial"/>
+                <w:b w:val="false"/>
+                <w:bCs w:val="false"/>
+                <w:i w:val="false"/>
+                <w:iCs w:val="false"/>
+                <w:color w:val="000000"/>
+                <w:sz w:val="18"/>
+                <w:szCs w:val="18"/>
+              </w:rPr>
+              <w:t xml:space="preserve">To anchor learning in a puzzling real-world Kenyan farming phenomenon and surface learners prior ideas about how water moves through plants</w:t>
             </w:r>
           </w:p>
         </w:tc>
@@ -2494,21 +2494,21 @@
           </w:tcPr>
           <w:p>
             <w:pPr>
-              <w:spacing w:after="60" w:before="0"/>
-              <w:jc w:val="left"/>
-            </w:pPr>
-            <w:r>
-              <w:rPr>
-                <w:rFonts w:ascii="Arial" w:cs="Arial" w:eastAsia="Arial" w:hAnsi="Arial"/>
-                <w:b w:val="false"/>
-                <w:bCs w:val="false"/>
-                <w:i w:val="false"/>
-                <w:iCs w:val="false"/>
-                <w:color w:val="000000"/>
-                <w:sz w:val="18"/>
-                <w:szCs w:val="18"/>
-              </w:rPr>
-              <w:t xml:space="preserve"/>
+              <w:spacing w:after="40" w:before="0"/>
+              <w:jc w:val="left"/>
+            </w:pPr>
+            <w:r>
+              <w:rPr>
+                <w:rFonts w:ascii="Arial" w:cs="Arial" w:eastAsia="Arial" w:hAnsi="Arial"/>
+                <w:b w:val="false"/>
+                <w:bCs w:val="false"/>
+                <w:i w:val="false"/>
+                <w:iCs w:val="false"/>
+                <w:color w:val="000000"/>
+                <w:sz w:val="18"/>
+                <w:szCs w:val="18"/>
+              </w:rPr>
+              <w:t xml:space="preserve">Learners will recognise that plants require a transport system to move water, mineral salts, and manufactured food substances; learners will identify wilting as evidence of a water deficit in plant cells even when soil moisture is present</w:t>
             </w:r>
           </w:p>
         </w:tc>
@@ -2560,21 +2560,21 @@
           </w:tcPr>
           <w:p>
             <w:pPr>
-              <w:spacing w:after="60" w:before="0"/>
-              <w:jc w:val="left"/>
-            </w:pPr>
-            <w:r>
-              <w:rPr>
-                <w:rFonts w:ascii="Arial" w:cs="Arial" w:eastAsia="Arial" w:hAnsi="Arial"/>
-                <w:b w:val="false"/>
-                <w:bCs w:val="false"/>
-                <w:i w:val="false"/>
-                <w:iCs w:val="false"/>
-                <w:color w:val="000000"/>
-                <w:sz w:val="18"/>
-                <w:szCs w:val="18"/>
-              </w:rPr>
-              <w:t xml:space="preserve"/>
+              <w:spacing w:after="40" w:before="0"/>
+              <w:jc w:val="left"/>
+            </w:pPr>
+            <w:r>
+              <w:rPr>
+                <w:rFonts w:ascii="Arial" w:cs="Arial" w:eastAsia="Arial" w:hAnsi="Arial"/>
+                <w:b w:val="false"/>
+                <w:bCs w:val="false"/>
+                <w:i w:val="false"/>
+                <w:iCs w:val="false"/>
+                <w:color w:val="000000"/>
+                <w:sz w:val="18"/>
+                <w:szCs w:val="18"/>
+              </w:rPr>
+              <w:t xml:space="preserve">Learners will practise scientific observation, initial prediction-making, question generation, and recording of prior ideas in a science notebook</w:t>
             </w:r>
           </w:p>
         </w:tc>
@@ -2626,21 +2626,21 @@
           </w:tcPr>
           <w:p>
             <w:pPr>
-              <w:spacing w:after="60" w:before="0"/>
-              <w:jc w:val="left"/>
-            </w:pPr>
-            <w:r>
-              <w:rPr>
-                <w:rFonts w:ascii="Arial" w:cs="Arial" w:eastAsia="Arial" w:hAnsi="Arial"/>
-                <w:b w:val="false"/>
-                <w:bCs w:val="false"/>
-                <w:i w:val="false"/>
-                <w:iCs w:val="false"/>
-                <w:color w:val="000000"/>
-                <w:sz w:val="18"/>
-                <w:szCs w:val="18"/>
-              </w:rPr>
-              <w:t xml:space="preserve"/>
+              <w:spacing w:after="40" w:before="0"/>
+              <w:jc w:val="left"/>
+            </w:pPr>
+            <w:r>
+              <w:rPr>
+                <w:rFonts w:ascii="Arial" w:cs="Arial" w:eastAsia="Arial" w:hAnsi="Arial"/>
+                <w:b w:val="false"/>
+                <w:bCs w:val="false"/>
+                <w:i w:val="false"/>
+                <w:iCs w:val="false"/>
+                <w:color w:val="000000"/>
+                <w:sz w:val="18"/>
+                <w:szCs w:val="18"/>
+              </w:rPr>
+              <w:t xml:space="preserve">Learners will develop curiosity and appreciation for investigating natural phenomena relevant to Kenyan agriculture and will value the ideas of peers during collaborative discussion</w:t>
             </w:r>
           </w:p>
         </w:tc>
@@ -2692,21 +2692,21 @@
           </w:tcPr>
           <w:p>
             <w:pPr>
-              <w:spacing w:after="60" w:before="0"/>
-              <w:jc w:val="left"/>
-            </w:pPr>
-            <w:r>
-              <w:rPr>
-                <w:rFonts w:ascii="Arial" w:cs="Arial" w:eastAsia="Arial" w:hAnsi="Arial"/>
-                <w:b w:val="false"/>
-                <w:bCs w:val="false"/>
-                <w:i w:val="false"/>
-                <w:iCs w:val="false"/>
-                <w:color w:val="000000"/>
-                <w:sz w:val="18"/>
-                <w:szCs w:val="18"/>
-              </w:rPr>
-              <w:t xml:space="preserve"/>
+              <w:spacing w:after="40" w:before="0"/>
+              <w:jc w:val="left"/>
+            </w:pPr>
+            <w:r>
+              <w:rPr>
+                <w:rFonts w:ascii="Arial" w:cs="Arial" w:eastAsia="Arial" w:hAnsi="Arial"/>
+                <w:b w:val="false"/>
+                <w:bCs w:val="false"/>
+                <w:i w:val="false"/>
+                <w:iCs w:val="false"/>
+                <w:color w:val="000000"/>
+                <w:sz w:val="18"/>
+                <w:szCs w:val="18"/>
+              </w:rPr>
+              <w:t xml:space="preserve">How are water and mineral salts transported in plants?</w:t>
             </w:r>
           </w:p>
         </w:tc>
@@ -2758,21 +2758,21 @@
           </w:tcPr>
           <w:p>
             <w:pPr>
-              <w:spacing w:after="60" w:before="0"/>
-              <w:jc w:val="left"/>
-            </w:pPr>
-            <w:r>
-              <w:rPr>
-                <w:rFonts w:ascii="Arial" w:cs="Arial" w:eastAsia="Arial" w:hAnsi="Arial"/>
-                <w:b w:val="false"/>
-                <w:bCs w:val="false"/>
-                <w:i w:val="false"/>
-                <w:iCs w:val="false"/>
-                <w:color w:val="000000"/>
-                <w:sz w:val="18"/>
-                <w:szCs w:val="18"/>
-              </w:rPr>
-              <w:t xml:space="preserve"/>
+              <w:spacing w:after="40" w:before="0"/>
+              <w:jc w:val="left"/>
+            </w:pPr>
+            <w:r>
+              <w:rPr>
+                <w:rFonts w:ascii="Arial" w:cs="Arial" w:eastAsia="Arial" w:hAnsi="Arial"/>
+                <w:b w:val="false"/>
+                <w:bCs w:val="false"/>
+                <w:i w:val="false"/>
+                <w:iCs w:val="false"/>
+                <w:color w:val="000000"/>
+                <w:sz w:val="18"/>
+                <w:szCs w:val="18"/>
+              </w:rPr>
+              <w:t xml:space="preserve">This opening lesson launches the entire sub-strand by anchoring learners in the puzzling maize wilting phenomenon observed in Kericho shambas. It surfaces prior knowledge, generates questions for the Driving Question Board that will be answered across all eight lessons, and creates the intellectual need to investigate plant transport systems.</w:t>
             </w:r>
           </w:p>
         </w:tc>
@@ -2822,25 +2822,7 @@
             </w:tcMar>
             <w:vAlign w:val="top"/>
           </w:tcPr>
-          <w:p>
-            <w:pPr>
-              <w:spacing w:after="60" w:before="0"/>
-              <w:jc w:val="left"/>
-            </w:pPr>
-            <w:r>
-              <w:rPr>
-                <w:rFonts w:ascii="Arial" w:cs="Arial" w:eastAsia="Arial" w:hAnsi="Arial"/>
-                <w:b w:val="false"/>
-                <w:bCs w:val="false"/>
-                <w:i w:val="false"/>
-                <w:iCs w:val="false"/>
-                <w:color w:val="000000"/>
-                <w:sz w:val="18"/>
-                <w:szCs w:val="18"/>
-              </w:rPr>
-              <w:t xml:space="preserve"/>
-            </w:r>
-          </w:p>
+          <w:p/>
         </w:tc>
       </w:tr>
     </w:tbl>
@@ -2917,21 +2899,21 @@
           </w:tcPr>
           <w:p>
             <w:pPr>
-              <w:spacing w:after="60" w:before="0"/>
-              <w:jc w:val="left"/>
-            </w:pPr>
-            <w:r>
-              <w:rPr>
-                <w:rFonts w:ascii="Arial" w:cs="Arial" w:eastAsia="Arial" w:hAnsi="Arial"/>
-                <w:b w:val="false"/>
-                <w:bCs w:val="false"/>
-                <w:i w:val="false"/>
-                <w:iCs w:val="false"/>
-                <w:color w:val="000000"/>
-                <w:sz w:val="18"/>
-                <w:szCs w:val="18"/>
-              </w:rPr>
-              <w:t xml:space="preserve"/>
+              <w:spacing w:after="40" w:before="0"/>
+              <w:jc w:val="left"/>
+            </w:pPr>
+            <w:r>
+              <w:rPr>
+                <w:rFonts w:ascii="Arial" w:cs="Arial" w:eastAsia="Arial" w:hAnsi="Arial"/>
+                <w:b w:val="false"/>
+                <w:bCs w:val="false"/>
+                <w:i w:val="false"/>
+                <w:iCs w:val="false"/>
+                <w:color w:val="000000"/>
+                <w:sz w:val="18"/>
+                <w:szCs w:val="18"/>
+              </w:rPr>
+              <w:t xml:space="preserve">In this 40-minute opening lesson, learners are introduced to the sub-strand through a compelling Kenyan farming phenomenon: a farmer in Kericho observes that her thoroughly watered maize plants wilt in the hot afternoon sun yet recover by evening without additional watering. Learners view images or a short video of wilting and recovered maize plants, record individual predictions in their science notebooks, discuss in small groups, and share ideas whole-class. The teacher facilitates a Driving Question Board (DQB) where learners post their questions on sticky notes or paper strips. The lesson closes with learners creating an initial annotated sketch of how they currently think water moves inside a maize plant, establishing the first version of their cumulative model that will be revised across all eight lessons.</w:t>
             </w:r>
           </w:p>
         </w:tc>
@@ -3242,21 +3224,21 @@
           </w:tcPr>
           <w:p>
             <w:pPr>
-              <w:spacing w:after="60" w:before="0"/>
-              <w:jc w:val="left"/>
-            </w:pPr>
-            <w:r>
-              <w:rPr>
-                <w:rFonts w:ascii="Arial" w:cs="Arial" w:eastAsia="Arial" w:hAnsi="Arial"/>
-                <w:b w:val="false"/>
-                <w:bCs w:val="false"/>
-                <w:i w:val="false"/>
-                <w:iCs w:val="false"/>
-                <w:color w:val="000000"/>
-                <w:sz w:val="18"/>
-                <w:szCs w:val="18"/>
-              </w:rPr>
-              <w:t xml:space="preserve"/>
+              <w:spacing w:after="40" w:before="0"/>
+              <w:jc w:val="left"/>
+            </w:pPr>
+            <w:r>
+              <w:rPr>
+                <w:rFonts w:ascii="Arial" w:cs="Arial" w:eastAsia="Arial" w:hAnsi="Arial"/>
+                <w:b w:val="false"/>
+                <w:bCs w:val="false"/>
+                <w:i w:val="false"/>
+                <w:iCs w:val="false"/>
+                <w:color w:val="000000"/>
+                <w:sz w:val="18"/>
+                <w:szCs w:val="18"/>
+              </w:rPr>
+              <w:t xml:space="preserve">Learners enter the classroom and immediately see a large projected image (or A3 printed photograph) showing two side-by-side scenes: a drooping, wilted maize plant in a Kericho shamba at 2 pm, and the same plot with upright, turgid plants at 7 pm that same evening. A caption reads: The farmer watered at 6 am. The soil is still moist. No more water was added. Learners spend 3 minutes writing individual silent predictions in their science notebooks answering the prompt written on the board: What do you think is causing the maize to wilt in the afternoon, and why does it recover by evening? They then share predictions with a partner for 2 minutes before a whole-class share-out.</w:t>
             </w:r>
           </w:p>
         </w:tc>
@@ -3292,7 +3274,7 @@
             <w:pPr>
               <w:spacing w:after="20" w:before="0"/>
             </w:pPr>
-            <w:hyperlink w:history="1" r:id="rId1moffc2rr4hze45eetcx4">
+            <w:hyperlink w:history="1" r:id="rId8kprrafmrvsbv2_xrdibn">
               <w:r>
                 <w:rPr>
                   <w:rFonts w:ascii="Arial" w:cs="Arial" w:eastAsia="Arial" w:hAnsi="Arial"/>
@@ -3301,7 +3283,7 @@
                   <w:szCs w:val="16"/>
                   <w:u w:val="single" w:color="2E75B6"/>
                 </w:rPr>
-                <w:t xml:space="preserve">Genetics vocabulary</w:t>
+                <w:t xml:space="preserve">Photorespiration</w:t>
               </w:r>
             </w:hyperlink>
           </w:p>
@@ -3325,7 +3307,7 @@
               <w:spacing w:after="10" w:before="0"/>
               <w:ind w:left="120"/>
             </w:pPr>
-            <w:hyperlink w:history="1" r:id="rIdd2xudf59xp26brggt_asg">
+            <w:hyperlink w:history="1" r:id="rIdxpgk5l5ud78jg6r3rjur3">
               <w:r>
                 <w:rPr>
                   <w:rFonts w:ascii="Arial" w:cs="Arial" w:eastAsia="Arial" w:hAnsi="Arial"/>
@@ -3370,7 +3352,7 @@
             <w:pPr>
               <w:spacing w:after="20" w:before="0"/>
             </w:pPr>
-            <w:hyperlink w:history="1" r:id="rId9wyxx-at3ulzoyuuk2lob">
+            <w:hyperlink w:history="1" r:id="rIdnljvag5znlqdyxip3bdv2">
               <w:r>
                 <w:rPr>
                   <w:rFonts w:ascii="Arial" w:cs="Arial" w:eastAsia="Arial" w:hAnsi="Arial"/>
@@ -3379,7 +3361,7 @@
                   <w:szCs w:val="16"/>
                   <w:u w:val="single" w:color="2E75B6"/>
                 </w:rPr>
-                <w:t xml:space="preserve">Build the complementary DNA strand! (PLIX)</w:t>
+                <w:t xml:space="preserve">Cell Transport (Flexbook)</w:t>
               </w:r>
             </w:hyperlink>
           </w:p>
@@ -3403,7 +3385,7 @@
               <w:spacing w:after="10" w:before="0"/>
               <w:ind w:left="120"/>
             </w:pPr>
-            <w:hyperlink w:history="1" r:id="rIdgkfat4pew8ka-y_oxzqdj">
+            <w:hyperlink w:history="1" r:id="rId3sltvqychnq6wlnwbn-ko">
               <w:r>
                 <w:rPr>
                   <w:rFonts w:ascii="Arial" w:cs="Arial" w:eastAsia="Arial" w:hAnsi="Arial"/>
@@ -3431,21 +3413,21 @@
           </w:tcPr>
           <w:p>
             <w:pPr>
-              <w:spacing w:after="60" w:before="0"/>
-              <w:jc w:val="left"/>
-            </w:pPr>
-            <w:r>
-              <w:rPr>
-                <w:rFonts w:ascii="Arial" w:cs="Arial" w:eastAsia="Arial" w:hAnsi="Arial"/>
-                <w:b w:val="false"/>
-                <w:bCs w:val="false"/>
-                <w:i w:val="false"/>
-                <w:iCs w:val="false"/>
-                <w:color w:val="000000"/>
-                <w:sz w:val="18"/>
-                <w:szCs w:val="18"/>
-              </w:rPr>
-              <w:t xml:space="preserve"/>
+              <w:spacing w:after="40" w:before="0"/>
+              <w:jc w:val="left"/>
+            </w:pPr>
+            <w:r>
+              <w:rPr>
+                <w:rFonts w:ascii="Arial" w:cs="Arial" w:eastAsia="Arial" w:hAnsi="Arial"/>
+                <w:b w:val="false"/>
+                <w:bCs w:val="false"/>
+                <w:i w:val="false"/>
+                <w:iCs w:val="false"/>
+                <w:color w:val="000000"/>
+                <w:sz w:val="18"/>
+                <w:szCs w:val="18"/>
+              </w:rPr>
+              <w:t xml:space="preserve">Before showing the image, the teacher says: Before we begin, I want you to look carefully at these two photographs taken on the same day at the same farm in Kericho. Do not say anything yet. Just look. [Allow 30 seconds silent observation.] Now in your notebook, write your own prediction. What is happening and why? You have 3 minutes. Write even if you are not sure — your ideas right now are very important to me. [Set a visible timer. Walk around and read notebooks silently. Do NOT correct any ideas at this stage.] After 3 minutes say: Share your prediction with your partner. Listen carefully to whether your partner thought of something you did not. [Allow 2 minutes. Then:] Who would like to share? I want to hear different ideas — there are no wrong answers at this stage. [Call on 4 to 5 learners. After each response, ask:] What makes you think that? [Use WAIT TIME of 5 to 7 seconds after each question before calling on a learner. Record key prediction words on the board without judgment: for example, SUN, HEAT, WATER IN LEAVES, WIND, ROOTS, TEMPERATURE.]</w:t>
             </w:r>
           </w:p>
         </w:tc>
@@ -3463,21 +3445,21 @@
           </w:tcPr>
           <w:p>
             <w:pPr>
-              <w:spacing w:after="60" w:before="0"/>
-              <w:jc w:val="left"/>
-            </w:pPr>
-            <w:r>
-              <w:rPr>
-                <w:rFonts w:ascii="Arial" w:cs="Arial" w:eastAsia="Arial" w:hAnsi="Arial"/>
-                <w:b w:val="false"/>
-                <w:bCs w:val="false"/>
-                <w:i w:val="false"/>
-                <w:iCs w:val="false"/>
-                <w:color w:val="000000"/>
-                <w:sz w:val="18"/>
-                <w:szCs w:val="18"/>
-              </w:rPr>
-              <w:t xml:space="preserve"/>
+              <w:spacing w:after="40" w:before="0"/>
+              <w:jc w:val="left"/>
+            </w:pPr>
+            <w:r>
+              <w:rPr>
+                <w:rFonts w:ascii="Arial" w:cs="Arial" w:eastAsia="Arial" w:hAnsi="Arial"/>
+                <w:b w:val="false"/>
+                <w:bCs w:val="false"/>
+                <w:i w:val="false"/>
+                <w:iCs w:val="false"/>
+                <w:color w:val="000000"/>
+                <w:sz w:val="18"/>
+                <w:szCs w:val="18"/>
+              </w:rPr>
+              <w:t xml:space="preserve">Think-Pair-Share anchored to a visual stimulus. The teacher uses a public recording of prediction words to honour all ideas and make thinking visible. This activates prior knowledge from Grade 7 and 8 science about plant needs without privileging any single answer.</w:t>
             </w:r>
           </w:p>
         </w:tc>
@@ -3495,21 +3477,21 @@
           </w:tcPr>
           <w:p>
             <w:pPr>
-              <w:spacing w:after="60" w:before="0"/>
-              <w:jc w:val="left"/>
-            </w:pPr>
-            <w:r>
-              <w:rPr>
-                <w:rFonts w:ascii="Arial" w:cs="Arial" w:eastAsia="Arial" w:hAnsi="Arial"/>
-                <w:b w:val="false"/>
-                <w:bCs w:val="false"/>
-                <w:i w:val="false"/>
-                <w:iCs w:val="false"/>
-                <w:color w:val="000000"/>
-                <w:sz w:val="18"/>
-                <w:szCs w:val="18"/>
-              </w:rPr>
-              <w:t xml:space="preserve"/>
+              <w:spacing w:after="40" w:before="0"/>
+              <w:jc w:val="left"/>
+            </w:pPr>
+            <w:r>
+              <w:rPr>
+                <w:rFonts w:ascii="Arial" w:cs="Arial" w:eastAsia="Arial" w:hAnsi="Arial"/>
+                <w:b w:val="false"/>
+                <w:bCs w:val="false"/>
+                <w:i w:val="false"/>
+                <w:iCs w:val="false"/>
+                <w:color w:val="000000"/>
+                <w:sz w:val="18"/>
+                <w:szCs w:val="18"/>
+              </w:rPr>
+              <w:t xml:space="preserve">Teacher circulates during the 3-minute individual writing phase and reads 4 to 6 notebooks to gauge the range of prior knowledge. Key diagnostic questions the teacher notes mentally: Do learners mention water loss through leaves? Do any learners mention roots or stem? Do learners conflate wilting with a lack of water in the soil? These observations guide the depth of probing questions in the Observe Phase.</w:t>
             </w:r>
           </w:p>
         </w:tc>
@@ -3561,21 +3543,21 @@
           </w:tcPr>
           <w:p>
             <w:pPr>
-              <w:spacing w:after="60" w:before="0"/>
-              <w:jc w:val="left"/>
-            </w:pPr>
-            <w:r>
-              <w:rPr>
-                <w:rFonts w:ascii="Arial" w:cs="Arial" w:eastAsia="Arial" w:hAnsi="Arial"/>
-                <w:b w:val="false"/>
-                <w:bCs w:val="false"/>
-                <w:i w:val="false"/>
-                <w:iCs w:val="false"/>
-                <w:color w:val="000000"/>
-                <w:sz w:val="18"/>
-                <w:szCs w:val="18"/>
-              </w:rPr>
-              <w:t xml:space="preserve"/>
+              <w:spacing w:after="40" w:before="0"/>
+              <w:jc w:val="left"/>
+            </w:pPr>
+            <w:r>
+              <w:rPr>
+                <w:rFonts w:ascii="Arial" w:cs="Arial" w:eastAsia="Arial" w:hAnsi="Arial"/>
+                <w:b w:val="false"/>
+                <w:bCs w:val="false"/>
+                <w:i w:val="false"/>
+                <w:iCs w:val="false"/>
+                <w:color w:val="000000"/>
+                <w:sz w:val="18"/>
+                <w:szCs w:val="18"/>
+              </w:rPr>
+              <w:t xml:space="preserve">The teacher now plays a 3-to-4-minute video clip (or presents a sequence of 5 annotated photographs) showing: (1) a Kericho maize farm at dawn with healthy upright plants; (2) the farmer watering the plants and the soil appearing visibly wet; (3) the same plants wilting severely at 2 pm under bright sunshine; (4) a close-up of a drooping maize leaf; (5) the same plants fully recovered and upright at 7 pm with no additional watering. If a video is unavailable, the teacher narrates each image aloud as learners observe. Learners add to their notebooks under a new heading: What I observed, noting at least three specific observations. They then revisit their predictions and mark with a tick or cross whether each prediction still seems plausible.</w:t>
             </w:r>
           </w:p>
         </w:tc>
@@ -3611,7 +3593,7 @@
             <w:pPr>
               <w:spacing w:after="20" w:before="0"/>
             </w:pPr>
-            <w:hyperlink w:history="1" r:id="rId17caexenffat8tfcv3qdl">
+            <w:hyperlink w:history="1" r:id="rIduukkqwncj9vzio7b-6ej3">
               <w:r>
                 <w:rPr>
                   <w:rFonts w:ascii="Arial" w:cs="Arial" w:eastAsia="Arial" w:hAnsi="Arial"/>
@@ -3620,7 +3602,7 @@
                   <w:szCs w:val="16"/>
                   <w:u w:val="single" w:color="2E75B6"/>
                 </w:rPr>
-                <w:t xml:space="preserve">Genetics vocabulary</w:t>
+                <w:t xml:space="preserve">Photorespiration</w:t>
               </w:r>
             </w:hyperlink>
           </w:p>
@@ -3644,7 +3626,7 @@
               <w:spacing w:after="10" w:before="0"/>
               <w:ind w:left="120"/>
             </w:pPr>
-            <w:hyperlink w:history="1" r:id="rIdap4u7e7iomnjh0dpyzxk5">
+            <w:hyperlink w:history="1" r:id="rIdubrti0y7frutqfasih-xw">
               <w:r>
                 <w:rPr>
                   <w:rFonts w:ascii="Arial" w:cs="Arial" w:eastAsia="Arial" w:hAnsi="Arial"/>
@@ -3689,7 +3671,7 @@
             <w:pPr>
               <w:spacing w:after="20" w:before="0"/>
             </w:pPr>
-            <w:hyperlink w:history="1" r:id="rIdw9lunszjfj1kidcsn_znw">
+            <w:hyperlink w:history="1" r:id="rIdojo4rt4xkcrqzhpbde292">
               <w:r>
                 <w:rPr>
                   <w:rFonts w:ascii="Arial" w:cs="Arial" w:eastAsia="Arial" w:hAnsi="Arial"/>
@@ -3698,7 +3680,7 @@
                   <w:szCs w:val="16"/>
                   <w:u w:val="single" w:color="2E75B6"/>
                 </w:rPr>
-                <w:t xml:space="preserve">Build the complementary DNA strand! (PLIX)</w:t>
+                <w:t xml:space="preserve">Cell Transport (Flexbook)</w:t>
               </w:r>
             </w:hyperlink>
           </w:p>
@@ -3722,7 +3704,7 @@
               <w:spacing w:after="10" w:before="0"/>
               <w:ind w:left="120"/>
             </w:pPr>
-            <w:hyperlink w:history="1" r:id="rIdlxd5rgsyb1bvnwljl57by">
+            <w:hyperlink w:history="1" r:id="rIdlw8jcgibmk2ieabaulori">
               <w:r>
                 <w:rPr>
                   <w:rFonts w:ascii="Arial" w:cs="Arial" w:eastAsia="Arial" w:hAnsi="Arial"/>
@@ -3750,21 +3732,21 @@
           </w:tcPr>
           <w:p>
             <w:pPr>
-              <w:spacing w:after="60" w:before="0"/>
-              <w:jc w:val="left"/>
-            </w:pPr>
-            <w:r>
-              <w:rPr>
-                <w:rFonts w:ascii="Arial" w:cs="Arial" w:eastAsia="Arial" w:hAnsi="Arial"/>
-                <w:b w:val="false"/>
-                <w:bCs w:val="false"/>
-                <w:i w:val="false"/>
-                <w:iCs w:val="false"/>
-                <w:color w:val="000000"/>
-                <w:sz w:val="18"/>
-                <w:szCs w:val="18"/>
-              </w:rPr>
-              <w:t xml:space="preserve"/>
+              <w:spacing w:after="40" w:before="0"/>
+              <w:jc w:val="left"/>
+            </w:pPr>
+            <w:r>
+              <w:rPr>
+                <w:rFonts w:ascii="Arial" w:cs="Arial" w:eastAsia="Arial" w:hAnsi="Arial"/>
+                <w:b w:val="false"/>
+                <w:bCs w:val="false"/>
+                <w:i w:val="false"/>
+                <w:iCs w:val="false"/>
+                <w:color w:val="000000"/>
+                <w:sz w:val="18"/>
+                <w:szCs w:val="18"/>
+              </w:rPr>
+              <w:t xml:space="preserve">Say: Now I will show you more detail about this phenomenon. As you watch, add new observations to your notebook. You are a scientist in Kericho trying to figure out what is going on. [Show video or walk through images with narration such as:] Notice the time stamp here — it is 6 am and the farmer is watering. The soil is soaked. Now it is 2 pm. Look at the leaves. What do you notice? [Pause image. Wait 5 seconds.] Look at the stem. What do you notice about its angle? [Pause again.] Now it is 7 pm. The farmer added no water. What has changed? [After the sequence, ask:] Look back at your prediction. Put a tick next to anything that still seems plausible and a cross next to anything you want to change. [Allow 2 minutes.] Then ask:] Did anything you observed surprise you? [Take 3 responses. Use WAIT TIME of 5 seconds after posing the question. Probe with:] What exactly surprised you and why?</w:t>
             </w:r>
           </w:p>
         </w:tc>
@@ -3782,21 +3764,21 @@
           </w:tcPr>
           <w:p>
             <w:pPr>
-              <w:spacing w:after="60" w:before="0"/>
-              <w:jc w:val="left"/>
-            </w:pPr>
-            <w:r>
-              <w:rPr>
-                <w:rFonts w:ascii="Arial" w:cs="Arial" w:eastAsia="Arial" w:hAnsi="Arial"/>
-                <w:b w:val="false"/>
-                <w:bCs w:val="false"/>
-                <w:i w:val="false"/>
-                <w:iCs w:val="false"/>
-                <w:color w:val="000000"/>
-                <w:sz w:val="18"/>
-                <w:szCs w:val="18"/>
-              </w:rPr>
-              <w:t xml:space="preserve"/>
+              <w:spacing w:after="40" w:before="0"/>
+              <w:jc w:val="left"/>
+            </w:pPr>
+            <w:r>
+              <w:rPr>
+                <w:rFonts w:ascii="Arial" w:cs="Arial" w:eastAsia="Arial" w:hAnsi="Arial"/>
+                <w:b w:val="false"/>
+                <w:bCs w:val="false"/>
+                <w:i w:val="false"/>
+                <w:iCs w:val="false"/>
+                <w:color w:val="000000"/>
+                <w:sz w:val="18"/>
+                <w:szCs w:val="18"/>
+              </w:rPr>
+              <w:t xml:space="preserve">Structured observation with guided noticing prompts. The revisit-your-prediction routine creates cognitive dissonance where observations do not match initial ideas, which is the engine of inquiry. Annotating images with time stamps situates the phenomenon in real Kenyan agricultural time and place.</w:t>
             </w:r>
           </w:p>
         </w:tc>
@@ -3814,21 +3796,21 @@
           </w:tcPr>
           <w:p>
             <w:pPr>
-              <w:spacing w:after="60" w:before="0"/>
-              <w:jc w:val="left"/>
-            </w:pPr>
-            <w:r>
-              <w:rPr>
-                <w:rFonts w:ascii="Arial" w:cs="Arial" w:eastAsia="Arial" w:hAnsi="Arial"/>
-                <w:b w:val="false"/>
-                <w:bCs w:val="false"/>
-                <w:i w:val="false"/>
-                <w:iCs w:val="false"/>
-                <w:color w:val="000000"/>
-                <w:sz w:val="18"/>
-                <w:szCs w:val="18"/>
-              </w:rPr>
-              <w:t xml:space="preserve"/>
+              <w:spacing w:after="40" w:before="0"/>
+              <w:jc w:val="left"/>
+            </w:pPr>
+            <w:r>
+              <w:rPr>
+                <w:rFonts w:ascii="Arial" w:cs="Arial" w:eastAsia="Arial" w:hAnsi="Arial"/>
+                <w:b w:val="false"/>
+                <w:bCs w:val="false"/>
+                <w:i w:val="false"/>
+                <w:iCs w:val="false"/>
+                <w:color w:val="000000"/>
+                <w:sz w:val="18"/>
+                <w:szCs w:val="18"/>
+              </w:rPr>
+              <w:t xml:space="preserve">Teacher asks learners to hold up notebooks and show their tick-and-cross revision. A quick scan reveals whether learners are updating their ideas in response to evidence — a key scientific practice. The teacher notes which misconceptions persist (for example, the belief that the plant ran out of soil water) to address explicitly in Lessons 3 and 4.</w:t>
             </w:r>
           </w:p>
         </w:tc>
@@ -3880,21 +3862,21 @@
           </w:tcPr>
           <w:p>
             <w:pPr>
-              <w:spacing w:after="60" w:before="0"/>
-              <w:jc w:val="left"/>
-            </w:pPr>
-            <w:r>
-              <w:rPr>
-                <w:rFonts w:ascii="Arial" w:cs="Arial" w:eastAsia="Arial" w:hAnsi="Arial"/>
-                <w:b w:val="false"/>
-                <w:bCs w:val="false"/>
-                <w:i w:val="false"/>
-                <w:iCs w:val="false"/>
-                <w:color w:val="000000"/>
-                <w:sz w:val="18"/>
-                <w:szCs w:val="18"/>
-              </w:rPr>
-              <w:t xml:space="preserve"/>
+              <w:spacing w:after="40" w:before="0"/>
+              <w:jc w:val="left"/>
+            </w:pPr>
+            <w:r>
+              <w:rPr>
+                <w:rFonts w:ascii="Arial" w:cs="Arial" w:eastAsia="Arial" w:hAnsi="Arial"/>
+                <w:b w:val="false"/>
+                <w:bCs w:val="false"/>
+                <w:i w:val="false"/>
+                <w:iCs w:val="false"/>
+                <w:color w:val="000000"/>
+                <w:sz w:val="18"/>
+                <w:szCs w:val="18"/>
+              </w:rPr>
+              <w:t xml:space="preserve">Learners work in groups of 4 to construct a group explanation on a half-sheet of paper answering two questions: (1) Why do the maize leaves wilt even though the soil is moist? (2) How might the plant recover without extra watering? Groups have 5 minutes. Each group selects a spokesperson to share their explanation in one or two sentences. The teacher records key terms generated by learners on the board. The class then identifies what they are confident about and what remains a mystery, feeding directly into the DQB.</w:t>
             </w:r>
           </w:p>
         </w:tc>
@@ -3930,7 +3912,7 @@
             <w:pPr>
               <w:spacing w:after="20" w:before="0"/>
             </w:pPr>
-            <w:hyperlink w:history="1" r:id="rIdesp4irm3-lgxw5akcbvgi">
+            <w:hyperlink w:history="1" r:id="rId2zyk400qytk4dgqho29fu">
               <w:r>
                 <w:rPr>
                   <w:rFonts w:ascii="Arial" w:cs="Arial" w:eastAsia="Arial" w:hAnsi="Arial"/>
@@ -3939,7 +3921,7 @@
                   <w:szCs w:val="16"/>
                   <w:u w:val="single" w:color="2E75B6"/>
                 </w:rPr>
-                <w:t xml:space="preserve">Genetics vocabulary</w:t>
+                <w:t xml:space="preserve">Photorespiration</w:t>
               </w:r>
             </w:hyperlink>
           </w:p>
@@ -3963,7 +3945,7 @@
               <w:spacing w:after="10" w:before="0"/>
               <w:ind w:left="120"/>
             </w:pPr>
-            <w:hyperlink w:history="1" r:id="rIdnkvpzfj4owjk6wiebg-tx">
+            <w:hyperlink w:history="1" r:id="rId3rhazgr9fntfoudcs-kca">
               <w:r>
                 <w:rPr>
                   <w:rFonts w:ascii="Arial" w:cs="Arial" w:eastAsia="Arial" w:hAnsi="Arial"/>
@@ -4008,7 +3990,7 @@
             <w:pPr>
               <w:spacing w:after="20" w:before="0"/>
             </w:pPr>
-            <w:hyperlink w:history="1" r:id="rIdawnk5slei6zqczp_1ht77">
+            <w:hyperlink w:history="1" r:id="rIdyeu44kmc0ob1gbypkqdbt">
               <w:r>
                 <w:rPr>
                   <w:rFonts w:ascii="Arial" w:cs="Arial" w:eastAsia="Arial" w:hAnsi="Arial"/>
@@ -4017,7 +3999,7 @@
                   <w:szCs w:val="16"/>
                   <w:u w:val="single" w:color="2E75B6"/>
                 </w:rPr>
-                <w:t xml:space="preserve">Build the complementary DNA strand! (PLIX)</w:t>
+                <w:t xml:space="preserve">Cell Transport (Flexbook)</w:t>
               </w:r>
             </w:hyperlink>
           </w:p>
@@ -4041,7 +4023,7 @@
               <w:spacing w:after="10" w:before="0"/>
               <w:ind w:left="120"/>
             </w:pPr>
-            <w:hyperlink w:history="1" r:id="rIdoumsp8rdoe8haasknlm8q">
+            <w:hyperlink w:history="1" r:id="rIdg6x7honpxetxiip45t_bf">
               <w:r>
                 <w:rPr>
                   <w:rFonts w:ascii="Arial" w:cs="Arial" w:eastAsia="Arial" w:hAnsi="Arial"/>
@@ -4069,21 +4051,21 @@
           </w:tcPr>
           <w:p>
             <w:pPr>
-              <w:spacing w:after="60" w:before="0"/>
-              <w:jc w:val="left"/>
-            </w:pPr>
-            <w:r>
-              <w:rPr>
-                <w:rFonts w:ascii="Arial" w:cs="Arial" w:eastAsia="Arial" w:hAnsi="Arial"/>
-                <w:b w:val="false"/>
-                <w:bCs w:val="false"/>
-                <w:i w:val="false"/>
-                <w:iCs w:val="false"/>
-                <w:color w:val="000000"/>
-                <w:sz w:val="18"/>
-                <w:szCs w:val="18"/>
-              </w:rPr>
-              <w:t xml:space="preserve"/>
+              <w:spacing w:after="40" w:before="0"/>
+              <w:jc w:val="left"/>
+            </w:pPr>
+            <w:r>
+              <w:rPr>
+                <w:rFonts w:ascii="Arial" w:cs="Arial" w:eastAsia="Arial" w:hAnsi="Arial"/>
+                <w:b w:val="false"/>
+                <w:bCs w:val="false"/>
+                <w:i w:val="false"/>
+                <w:iCs w:val="false"/>
+                <w:color w:val="000000"/>
+                <w:sz w:val="18"/>
+                <w:szCs w:val="18"/>
+              </w:rPr>
+              <w:t xml:space="preserve">Say: Now I want your group to try to explain what is happening — not just describe it, but explain the cause. Use this sentence frame if it helps: We think the maize wilts because... and it recovers because... You have 5 minutes. I will come around and listen but I will not tell you if you are right or wrong yet. [Circulate. Listen for the words loss of water, leaves, sun, roots. Ask probing questions such as:] Where exactly do you think the water is going? How does water get from the soil to the leaf in the first place? [After 5 minutes, take one sentence from each group. Write key causal words on the board. Then say:] Look at what we have up here. Which of these explanations are we most confident about as a class? Which parts still feel like a mystery? [Wait 5 seconds. Take 3 to 4 responses. Circle mystery words in a different colour — these become seeds for the DQB.]</w:t>
             </w:r>
           </w:p>
         </w:tc>
@@ -4101,21 +4083,21 @@
           </w:tcPr>
           <w:p>
             <w:pPr>
-              <w:spacing w:after="60" w:before="0"/>
-              <w:jc w:val="left"/>
-            </w:pPr>
-            <w:r>
-              <w:rPr>
-                <w:rFonts w:ascii="Arial" w:cs="Arial" w:eastAsia="Arial" w:hAnsi="Arial"/>
-                <w:b w:val="false"/>
-                <w:bCs w:val="false"/>
-                <w:i w:val="false"/>
-                <w:iCs w:val="false"/>
-                <w:color w:val="000000"/>
-                <w:sz w:val="18"/>
-                <w:szCs w:val="18"/>
-              </w:rPr>
-              <w:t xml:space="preserve"/>
+              <w:spacing w:after="40" w:before="0"/>
+              <w:jc w:val="left"/>
+            </w:pPr>
+            <w:r>
+              <w:rPr>
+                <w:rFonts w:ascii="Arial" w:cs="Arial" w:eastAsia="Arial" w:hAnsi="Arial"/>
+                <w:b w:val="false"/>
+                <w:bCs w:val="false"/>
+                <w:i w:val="false"/>
+                <w:iCs w:val="false"/>
+                <w:color w:val="000000"/>
+                <w:sz w:val="18"/>
+                <w:szCs w:val="18"/>
+              </w:rPr>
+              <w:t xml:space="preserve">Group explanation construction using a sentence frame scaffold. Public recording of class ideas makes collective thinking visible and identifies the boundary between what learners know and what they need to investigate — the productive uncertainty that motivates the rest of the sub-strand.</w:t>
             </w:r>
           </w:p>
         </w:tc>
@@ -4133,21 +4115,21 @@
           </w:tcPr>
           <w:p>
             <w:pPr>
-              <w:spacing w:after="60" w:before="0"/>
-              <w:jc w:val="left"/>
-            </w:pPr>
-            <w:r>
-              <w:rPr>
-                <w:rFonts w:ascii="Arial" w:cs="Arial" w:eastAsia="Arial" w:hAnsi="Arial"/>
-                <w:b w:val="false"/>
-                <w:bCs w:val="false"/>
-                <w:i w:val="false"/>
-                <w:iCs w:val="false"/>
-                <w:color w:val="000000"/>
-                <w:sz w:val="18"/>
-                <w:szCs w:val="18"/>
-              </w:rPr>
-              <w:t xml:space="preserve"/>
+              <w:spacing w:after="40" w:before="0"/>
+              <w:jc w:val="left"/>
+            </w:pPr>
+            <w:r>
+              <w:rPr>
+                <w:rFonts w:ascii="Arial" w:cs="Arial" w:eastAsia="Arial" w:hAnsi="Arial"/>
+                <w:b w:val="false"/>
+                <w:bCs w:val="false"/>
+                <w:i w:val="false"/>
+                <w:iCs w:val="false"/>
+                <w:color w:val="000000"/>
+                <w:sz w:val="18"/>
+                <w:szCs w:val="18"/>
+              </w:rPr>
+              <w:t xml:space="preserve">Teacher listens to group discussions and reads group explanation sheets. Key diagnostic question: Are learners reasoning about a process (water moving, water being lost) or only describing a state (the plant looks droopy)? Learners who only describe surface appearance will need additional scaffolding in Lessons 3 and 4 when the mechanisms are investigated.</w:t>
             </w:r>
           </w:p>
         </w:tc>
@@ -4199,21 +4181,21 @@
           </w:tcPr>
           <w:p>
             <w:pPr>
-              <w:spacing w:after="60" w:before="0"/>
-              <w:jc w:val="left"/>
-            </w:pPr>
-            <w:r>
-              <w:rPr>
-                <w:rFonts w:ascii="Arial" w:cs="Arial" w:eastAsia="Arial" w:hAnsi="Arial"/>
-                <w:b w:val="false"/>
-                <w:bCs w:val="false"/>
-                <w:i w:val="false"/>
-                <w:iCs w:val="false"/>
-                <w:color w:val="000000"/>
-                <w:sz w:val="18"/>
-                <w:szCs w:val="18"/>
-              </w:rPr>
-              <w:t xml:space="preserve"/>
+              <w:spacing w:after="40" w:before="0"/>
+              <w:jc w:val="left"/>
+            </w:pPr>
+            <w:r>
+              <w:rPr>
+                <w:rFonts w:ascii="Arial" w:cs="Arial" w:eastAsia="Arial" w:hAnsi="Arial"/>
+                <w:b w:val="false"/>
+                <w:bCs w:val="false"/>
+                <w:i w:val="false"/>
+                <w:iCs w:val="false"/>
+                <w:color w:val="000000"/>
+                <w:sz w:val="18"/>
+                <w:szCs w:val="18"/>
+              </w:rPr>
+              <w:t xml:space="preserve">Each learner receives two sticky notes (or strips of paper and tape if sticky notes are unavailable). On the first, they write one question they genuinely want answered about the wilting maize phenomenon or about how plants move things around inside themselves. On the second, they write a second question that came up during group discussion. Learners post their questions on a dedicated section of the classroom wall or noticeboard labelled DRIVING QUESTION BOARD — Sub-strand 2.2. The teacher reads several questions aloud and groups them into emerging categories with learner input: How does water move? What controls water loss? What else moves inside the plant? Why do leaves wilt but not roots? These categories are left visible throughout all eight lessons.</w:t>
             </w:r>
           </w:p>
         </w:tc>
@@ -4249,7 +4231,7 @@
             <w:pPr>
               <w:spacing w:after="20" w:before="0"/>
             </w:pPr>
-            <w:hyperlink w:history="1" r:id="rIdj8mdvznmixu5lfoyqtcqx">
+            <w:hyperlink w:history="1" r:id="rIdd2a_pgcirxox239fa1gaj">
               <w:r>
                 <w:rPr>
                   <w:rFonts w:ascii="Arial" w:cs="Arial" w:eastAsia="Arial" w:hAnsi="Arial"/>
@@ -4258,7 +4240,7 @@
                   <w:szCs w:val="16"/>
                   <w:u w:val="single" w:color="2E75B6"/>
                 </w:rPr>
-                <w:t xml:space="preserve">Genetics vocabulary</w:t>
+                <w:t xml:space="preserve">Photorespiration</w:t>
               </w:r>
             </w:hyperlink>
           </w:p>
@@ -4282,7 +4264,7 @@
               <w:spacing w:after="10" w:before="0"/>
               <w:ind w:left="120"/>
             </w:pPr>
-            <w:hyperlink w:history="1" r:id="rIdde92rxnaafxjxn4l3nirz">
+            <w:hyperlink w:history="1" r:id="rIdloqdtrsjlahn9uvzt4rp1">
               <w:r>
                 <w:rPr>
                   <w:rFonts w:ascii="Arial" w:cs="Arial" w:eastAsia="Arial" w:hAnsi="Arial"/>
@@ -4327,7 +4309,7 @@
             <w:pPr>
               <w:spacing w:after="20" w:before="0"/>
             </w:pPr>
-            <w:hyperlink w:history="1" r:id="rId21zypwmeolo7zqhhd9zsy">
+            <w:hyperlink w:history="1" r:id="rIdkivckqumoam_y-tgiouim">
               <w:r>
                 <w:rPr>
                   <w:rFonts w:ascii="Arial" w:cs="Arial" w:eastAsia="Arial" w:hAnsi="Arial"/>
@@ -4336,7 +4318,7 @@
                   <w:szCs w:val="16"/>
                   <w:u w:val="single" w:color="2E75B6"/>
                 </w:rPr>
-                <w:t xml:space="preserve">Build the complementary DNA strand! (PLIX)</w:t>
+                <w:t xml:space="preserve">Cell Transport (Flexbook)</w:t>
               </w:r>
             </w:hyperlink>
           </w:p>
@@ -4360,7 +4342,7 @@
               <w:spacing w:after="10" w:before="0"/>
               <w:ind w:left="120"/>
             </w:pPr>
-            <w:hyperlink w:history="1" r:id="rId1rmd8bjsii5oycmwfvbc8">
+            <w:hyperlink w:history="1" r:id="rIdrdbbweuqnenwt0twi1rro">
               <w:r>
                 <w:rPr>
                   <w:rFonts w:ascii="Arial" w:cs="Arial" w:eastAsia="Arial" w:hAnsi="Arial"/>
@@ -4388,21 +4370,21 @@
           </w:tcPr>
           <w:p>
             <w:pPr>
-              <w:spacing w:after="60" w:before="0"/>
-              <w:jc w:val="left"/>
-            </w:pPr>
-            <w:r>
-              <w:rPr>
-                <w:rFonts w:ascii="Arial" w:cs="Arial" w:eastAsia="Arial" w:hAnsi="Arial"/>
-                <w:b w:val="false"/>
-                <w:bCs w:val="false"/>
-                <w:i w:val="false"/>
-                <w:iCs w:val="false"/>
-                <w:color w:val="000000"/>
-                <w:sz w:val="18"/>
-                <w:szCs w:val="18"/>
-              </w:rPr>
-              <w:t xml:space="preserve"/>
+              <w:spacing w:after="40" w:before="0"/>
+              <w:jc w:val="left"/>
+            </w:pPr>
+            <w:r>
+              <w:rPr>
+                <w:rFonts w:ascii="Arial" w:cs="Arial" w:eastAsia="Arial" w:hAnsi="Arial"/>
+                <w:b w:val="false"/>
+                <w:bCs w:val="false"/>
+                <w:i w:val="false"/>
+                <w:iCs w:val="false"/>
+                <w:color w:val="000000"/>
+                <w:sz w:val="18"/>
+                <w:szCs w:val="18"/>
+              </w:rPr>
+              <w:t xml:space="preserve">Say: Scientists always work with questions, not just answers. I want each of you to write two genuine questions — things you truly want to know. They can be questions from today or questions that have been in your mind before. Write one question per sticky note. [Allow 3 minutes of silent individual writing.] When you are ready, come and post your questions on our Driving Question Board. [As learners post, read a few aloud and ask:] Does anyone else have a question similar to this one? Let us put them together. [Help learners cluster questions into 3 to 4 theme groups using paper labels such as WATER MOVEMENT, WATER LOSS, FOOD MOVEMENT, PLANT STRUCTURE.] Then say:] These questions are now our research agenda. Every lesson in this sub-strand will answer one or more of these questions. By Lesson 8 we will return to this board and show the evidence for each answer. The board stays up. It belongs to all of us.</w:t>
             </w:r>
           </w:p>
         </w:tc>
@@ -4420,21 +4402,21 @@
           </w:tcPr>
           <w:p>
             <w:pPr>
-              <w:spacing w:after="60" w:before="0"/>
-              <w:jc w:val="left"/>
-            </w:pPr>
-            <w:r>
-              <w:rPr>
-                <w:rFonts w:ascii="Arial" w:cs="Arial" w:eastAsia="Arial" w:hAnsi="Arial"/>
-                <w:b w:val="false"/>
-                <w:bCs w:val="false"/>
-                <w:i w:val="false"/>
-                <w:iCs w:val="false"/>
-                <w:color w:val="000000"/>
-                <w:sz w:val="18"/>
-                <w:szCs w:val="18"/>
-              </w:rPr>
-              <w:t xml:space="preserve"/>
+              <w:spacing w:after="40" w:before="0"/>
+              <w:jc w:val="left"/>
+            </w:pPr>
+            <w:r>
+              <w:rPr>
+                <w:rFonts w:ascii="Arial" w:cs="Arial" w:eastAsia="Arial" w:hAnsi="Arial"/>
+                <w:b w:val="false"/>
+                <w:bCs w:val="false"/>
+                <w:i w:val="false"/>
+                <w:iCs w:val="false"/>
+                <w:color w:val="000000"/>
+                <w:sz w:val="18"/>
+                <w:szCs w:val="18"/>
+              </w:rPr>
+              <w:t xml:space="preserve">The Driving Question Board is a living artefact of collective curiosity. Clustering questions helps learners see the scope of the sub-strand without the teacher imposing a structure. The public commitment to answering all questions by Lesson 8 creates a narrative throughline and a sense of shared scientific purpose rooted in the Kericho maize phenomenon.</w:t>
             </w:r>
           </w:p>
         </w:tc>
@@ -4452,21 +4434,21 @@
           </w:tcPr>
           <w:p>
             <w:pPr>
-              <w:spacing w:after="60" w:before="0"/>
-              <w:jc w:val="left"/>
-            </w:pPr>
-            <w:r>
-              <w:rPr>
-                <w:rFonts w:ascii="Arial" w:cs="Arial" w:eastAsia="Arial" w:hAnsi="Arial"/>
-                <w:b w:val="false"/>
-                <w:bCs w:val="false"/>
-                <w:i w:val="false"/>
-                <w:iCs w:val="false"/>
-                <w:color w:val="000000"/>
-                <w:sz w:val="18"/>
-                <w:szCs w:val="18"/>
-              </w:rPr>
-              <w:t xml:space="preserve"/>
+              <w:spacing w:after="40" w:before="0"/>
+              <w:jc w:val="left"/>
+            </w:pPr>
+            <w:r>
+              <w:rPr>
+                <w:rFonts w:ascii="Arial" w:cs="Arial" w:eastAsia="Arial" w:hAnsi="Arial"/>
+                <w:b w:val="false"/>
+                <w:bCs w:val="false"/>
+                <w:i w:val="false"/>
+                <w:iCs w:val="false"/>
+                <w:color w:val="000000"/>
+                <w:sz w:val="18"/>
+                <w:szCs w:val="18"/>
+              </w:rPr>
+              <w:t xml:space="preserve">The teacher photographs or transcribes all DQB questions before the end of the lesson for planning purposes. Quality indicators: Are questions mechanistic (How does water move up?) rather than purely factual (What is xylem?)? Are any questions about translocation or food movement appearing organically? Questions that show mechanistic thinking indicate higher readiness for Lessons 3 to 7.</w:t>
             </w:r>
           </w:p>
         </w:tc>
@@ -4518,21 +4500,21 @@
           </w:tcPr>
           <w:p>
             <w:pPr>
-              <w:spacing w:after="60" w:before="0"/>
-              <w:jc w:val="left"/>
-            </w:pPr>
-            <w:r>
-              <w:rPr>
-                <w:rFonts w:ascii="Arial" w:cs="Arial" w:eastAsia="Arial" w:hAnsi="Arial"/>
-                <w:b w:val="false"/>
-                <w:bCs w:val="false"/>
-                <w:i w:val="false"/>
-                <w:iCs w:val="false"/>
-                <w:color w:val="000000"/>
-                <w:sz w:val="18"/>
-                <w:szCs w:val="18"/>
-              </w:rPr>
-              <w:t xml:space="preserve"/>
+              <w:spacing w:after="40" w:before="0"/>
+              <w:jc w:val="left"/>
+            </w:pPr>
+            <w:r>
+              <w:rPr>
+                <w:rFonts w:ascii="Arial" w:cs="Arial" w:eastAsia="Arial" w:hAnsi="Arial"/>
+                <w:b w:val="false"/>
+                <w:bCs w:val="false"/>
+                <w:i w:val="false"/>
+                <w:iCs w:val="false"/>
+                <w:color w:val="000000"/>
+                <w:sz w:val="18"/>
+                <w:szCs w:val="18"/>
+              </w:rPr>
+              <w:t xml:space="preserve">In the final 5 to 6 minutes, learners open a new page in their science notebooks labelled MY PLANT TRANSPORT MODEL — Version 1 and draw a simple outline of a maize plant showing roots, stem, and leaves. They add arrows and labels showing where they currently think water enters, how it travels, and where it goes. They also mark with a question mark any part of the pathway they are uncertain about. This sketch is their initial model and will be revised after each subsequent lesson. The teacher collects a photograph or quick scan of models but does not correct them.</w:t>
             </w:r>
           </w:p>
         </w:tc>
@@ -4568,7 +4550,7 @@
             <w:pPr>
               <w:spacing w:after="20" w:before="0"/>
             </w:pPr>
-            <w:hyperlink w:history="1" r:id="rIdyboxhw6xrtaae56ttt_s6">
+            <w:hyperlink w:history="1" r:id="rIdi8vgnkhr0vooicx81zlvy">
               <w:r>
                 <w:rPr>
                   <w:rFonts w:ascii="Arial" w:cs="Arial" w:eastAsia="Arial" w:hAnsi="Arial"/>
@@ -4577,7 +4559,7 @@
                   <w:szCs w:val="16"/>
                   <w:u w:val="single" w:color="2E75B6"/>
                 </w:rPr>
-                <w:t xml:space="preserve">Genetics vocabulary</w:t>
+                <w:t xml:space="preserve">Photorespiration</w:t>
               </w:r>
             </w:hyperlink>
           </w:p>
@@ -4601,7 +4583,7 @@
               <w:spacing w:after="10" w:before="0"/>
               <w:ind w:left="120"/>
             </w:pPr>
-            <w:hyperlink w:history="1" r:id="rIdwdtb5hvcdmq4o6yit34nm">
+            <w:hyperlink w:history="1" r:id="rIdgtb26kzjop1e99uht34sr">
               <w:r>
                 <w:rPr>
                   <w:rFonts w:ascii="Arial" w:cs="Arial" w:eastAsia="Arial" w:hAnsi="Arial"/>
@@ -4646,7 +4628,7 @@
             <w:pPr>
               <w:spacing w:after="20" w:before="0"/>
             </w:pPr>
-            <w:hyperlink w:history="1" r:id="rIdqaio9uoy_chag0acfr3nl">
+            <w:hyperlink w:history="1" r:id="rId3vafk-1ys7uklq99iaise">
               <w:r>
                 <w:rPr>
                   <w:rFonts w:ascii="Arial" w:cs="Arial" w:eastAsia="Arial" w:hAnsi="Arial"/>
@@ -4655,7 +4637,7 @@
                   <w:szCs w:val="16"/>
                   <w:u w:val="single" w:color="2E75B6"/>
                 </w:rPr>
-                <w:t xml:space="preserve">Build the complementary DNA strand! (PLIX)</w:t>
+                <w:t xml:space="preserve">Cell Transport (Flexbook)</w:t>
               </w:r>
             </w:hyperlink>
           </w:p>
@@ -4679,7 +4661,7 @@
               <w:spacing w:after="10" w:before="0"/>
               <w:ind w:left="120"/>
             </w:pPr>
-            <w:hyperlink w:history="1" r:id="rIdnw4jicduzayspvl8h0aen">
+            <w:hyperlink w:history="1" r:id="rIdamy6vujko6-kjo8otgvay">
               <w:r>
                 <w:rPr>
                   <w:rFonts w:ascii="Arial" w:cs="Arial" w:eastAsia="Arial" w:hAnsi="Arial"/>
@@ -4707,21 +4689,21 @@
           </w:tcPr>
           <w:p>
             <w:pPr>
-              <w:spacing w:after="60" w:before="0"/>
-              <w:jc w:val="left"/>
-            </w:pPr>
-            <w:r>
-              <w:rPr>
-                <w:rFonts w:ascii="Arial" w:cs="Arial" w:eastAsia="Arial" w:hAnsi="Arial"/>
-                <w:b w:val="false"/>
-                <w:bCs w:val="false"/>
-                <w:i w:val="false"/>
-                <w:iCs w:val="false"/>
-                <w:color w:val="000000"/>
-                <w:sz w:val="18"/>
-                <w:szCs w:val="18"/>
-              </w:rPr>
-              <w:t xml:space="preserve"/>
+              <w:spacing w:after="40" w:before="0"/>
+              <w:jc w:val="left"/>
+            </w:pPr>
+            <w:r>
+              <w:rPr>
+                <w:rFonts w:ascii="Arial" w:cs="Arial" w:eastAsia="Arial" w:hAnsi="Arial"/>
+                <w:b w:val="false"/>
+                <w:bCs w:val="false"/>
+                <w:i w:val="false"/>
+                <w:iCs w:val="false"/>
+                <w:color w:val="000000"/>
+                <w:sz w:val="18"/>
+                <w:szCs w:val="18"/>
+              </w:rPr>
+              <w:t xml:space="preserve">Say: The last thing we do today is start building a scientific model. A model is our best current explanation — it does not have to be correct, it just has to show your thinking honestly. Draw a simple maize plant and use arrows to show how you think water moves from the soil to the leaf and then out of the plant. Label each arrow. Put a question mark wherever you are not sure. You have 5 minutes. [Walk around and observe. Do not correct. Ask curious questions such as:] I notice you drew an arrow going up the stem — what do you think is pushing or pulling the water upward? or What do you think is happening inside the leaf that lets water out? [After 5 minutes say:] Write Version 1 and today's date on your model. We will look at this again in Lesson 8. I predict you will be amazed at how much your model will improve.</w:t>
             </w:r>
           </w:p>
         </w:tc>
@@ -4739,21 +4721,21 @@
           </w:tcPr>
           <w:p>
             <w:pPr>
-              <w:spacing w:after="60" w:before="0"/>
-              <w:jc w:val="left"/>
-            </w:pPr>
-            <w:r>
-              <w:rPr>
-                <w:rFonts w:ascii="Arial" w:cs="Arial" w:eastAsia="Arial" w:hAnsi="Arial"/>
-                <w:b w:val="false"/>
-                <w:bCs w:val="false"/>
-                <w:i w:val="false"/>
-                <w:iCs w:val="false"/>
-                <w:color w:val="000000"/>
-                <w:sz w:val="18"/>
-                <w:szCs w:val="18"/>
-              </w:rPr>
-              <w:t xml:space="preserve"/>
+              <w:spacing w:after="40" w:before="0"/>
+              <w:jc w:val="left"/>
+            </w:pPr>
+            <w:r>
+              <w:rPr>
+                <w:rFonts w:ascii="Arial" w:cs="Arial" w:eastAsia="Arial" w:hAnsi="Arial"/>
+                <w:b w:val="false"/>
+                <w:bCs w:val="false"/>
+                <w:i w:val="false"/>
+                <w:iCs w:val="false"/>
+                <w:color w:val="000000"/>
+                <w:sz w:val="18"/>
+                <w:szCs w:val="18"/>
+              </w:rPr>
+              <w:t xml:space="preserve">Initial model construction as a record of prior knowledge and a commitment device. Labelling arrows forces learners to think about directionality and mechanism rather than just listing parts. The Version 1 label explicitly signals that models are revised over time — a core scientific practice embedded in the CBE framework.</w:t>
             </w:r>
           </w:p>
         </w:tc>
@@ -4771,21 +4753,21 @@
           </w:tcPr>
           <w:p>
             <w:pPr>
-              <w:spacing w:after="60" w:before="0"/>
-              <w:jc w:val="left"/>
-            </w:pPr>
-            <w:r>
-              <w:rPr>
-                <w:rFonts w:ascii="Arial" w:cs="Arial" w:eastAsia="Arial" w:hAnsi="Arial"/>
-                <w:b w:val="false"/>
-                <w:bCs w:val="false"/>
-                <w:i w:val="false"/>
-                <w:iCs w:val="false"/>
-                <w:color w:val="000000"/>
-                <w:sz w:val="18"/>
-                <w:szCs w:val="18"/>
-              </w:rPr>
-              <w:t xml:space="preserve"/>
+              <w:spacing w:after="40" w:before="0"/>
+              <w:jc w:val="left"/>
+            </w:pPr>
+            <w:r>
+              <w:rPr>
+                <w:rFonts w:ascii="Arial" w:cs="Arial" w:eastAsia="Arial" w:hAnsi="Arial"/>
+                <w:b w:val="false"/>
+                <w:bCs w:val="false"/>
+                <w:i w:val="false"/>
+                <w:iCs w:val="false"/>
+                <w:color w:val="000000"/>
+                <w:sz w:val="18"/>
+                <w:szCs w:val="18"/>
+              </w:rPr>
+              <w:t xml:space="preserve">Teacher circulates and notes whether learners draw water entering through roots or through the stem or leaves, whether arrows are directional or bidirectional, and whether any learner spontaneously shows water leaving the leaf. These observations directly inform the depth and sequence of instruction in Lessons 2 through 4.</w:t>
             </w:r>
           </w:p>
         </w:tc>
@@ -4864,21 +4846,21 @@
           </w:tcPr>
           <w:p>
             <w:pPr>
-              <w:spacing w:after="60" w:before="0"/>
-              <w:jc w:val="left"/>
-            </w:pPr>
-            <w:r>
-              <w:rPr>
-                <w:rFonts w:ascii="Arial" w:cs="Arial" w:eastAsia="Arial" w:hAnsi="Arial"/>
-                <w:b w:val="false"/>
-                <w:bCs w:val="false"/>
-                <w:i w:val="false"/>
-                <w:iCs w:val="false"/>
-                <w:color w:val="000000"/>
-                <w:sz w:val="18"/>
-                <w:szCs w:val="18"/>
-              </w:rPr>
-              <w:t xml:space="preserve"/>
+              <w:spacing w:after="40" w:before="0"/>
+              <w:jc w:val="left"/>
+            </w:pPr>
+            <w:r>
+              <w:rPr>
+                <w:rFonts w:ascii="Arial" w:cs="Arial" w:eastAsia="Arial" w:hAnsi="Arial"/>
+                <w:b w:val="false"/>
+                <w:bCs w:val="false"/>
+                <w:i w:val="false"/>
+                <w:iCs w:val="false"/>
+                <w:color w:val="000000"/>
+                <w:sz w:val="18"/>
+                <w:szCs w:val="18"/>
+              </w:rPr>
+              <w:t xml:space="preserve">After the lesson, reflect on the following questions: Did the Kericho maize phenomenon resonate with learners who may have farming families or who have seen wilting crops? Were learners generating mechanistic questions (about how and why) or only descriptive ones? Were there any learners who seemed to already understand transpiration or osmosis — how will you extend their thinking in upcoming lessons? Were there learners who were reluctant to record ideas — what language or drawing scaffolds might help them in Lesson 2? Review the DQB questions and identify which two or three questions most directly map to the key inquiry questions for this sub-strand, and plan to reference them explicitly at the start of Lesson 2. Note any learner who mentioned food or sugar movement in plants — this idea can be honoured and developed in Lesson 7 on translocation.</w:t>
             </w:r>
           </w:p>
         </w:tc>
@@ -4991,21 +4973,21 @@
           </w:tcPr>
           <w:p>
             <w:pPr>
-              <w:spacing w:after="60" w:before="0"/>
-              <w:jc w:val="left"/>
-            </w:pPr>
-            <w:r>
-              <w:rPr>
-                <w:rFonts w:ascii="Arial" w:cs="Arial" w:eastAsia="Arial" w:hAnsi="Arial"/>
-                <w:b w:val="false"/>
-                <w:bCs w:val="false"/>
-                <w:i w:val="false"/>
-                <w:iCs w:val="false"/>
-                <w:color w:val="000000"/>
-                <w:sz w:val="18"/>
-                <w:szCs w:val="18"/>
-              </w:rPr>
-              <w:t xml:space="preserve"/>
+              <w:spacing w:after="40" w:before="0"/>
+              <w:jc w:val="left"/>
+            </w:pPr>
+            <w:r>
+              <w:rPr>
+                <w:rFonts w:ascii="Arial" w:cs="Arial" w:eastAsia="Arial" w:hAnsi="Arial"/>
+                <w:b w:val="false"/>
+                <w:bCs w:val="false"/>
+                <w:i w:val="false"/>
+                <w:iCs w:val="false"/>
+                <w:color w:val="000000"/>
+                <w:sz w:val="18"/>
+                <w:szCs w:val="18"/>
+              </w:rPr>
+              <w:t xml:space="preserve">A well-watered maize plant in a Kericho shamba wilts severely in the hot afternoon sun even though the soil is moist, then recovers by evening without additional watering</w:t>
             </w:r>
           </w:p>
         </w:tc>
@@ -5057,21 +5039,21 @@
           </w:tcPr>
           <w:p>
             <w:pPr>
-              <w:spacing w:after="60" w:before="0"/>
-              <w:jc w:val="left"/>
-            </w:pPr>
-            <w:r>
-              <w:rPr>
-                <w:rFonts w:ascii="Arial" w:cs="Arial" w:eastAsia="Arial" w:hAnsi="Arial"/>
-                <w:b w:val="false"/>
-                <w:bCs w:val="false"/>
-                <w:i w:val="false"/>
-                <w:iCs w:val="false"/>
-                <w:color w:val="000000"/>
-                <w:sz w:val="18"/>
-                <w:szCs w:val="18"/>
-              </w:rPr>
-              <w:t xml:space="preserve"/>
+              <w:spacing w:after="40" w:before="0"/>
+              <w:jc w:val="left"/>
+            </w:pPr>
+            <w:r>
+              <w:rPr>
+                <w:rFonts w:ascii="Arial" w:cs="Arial" w:eastAsia="Arial" w:hAnsi="Arial"/>
+                <w:b w:val="false"/>
+                <w:bCs w:val="false"/>
+                <w:i w:val="false"/>
+                <w:iCs w:val="false"/>
+                <w:color w:val="000000"/>
+                <w:sz w:val="18"/>
+                <w:szCs w:val="18"/>
+              </w:rPr>
+              <w:t xml:space="preserve">Plants need a transport system to move water from the soil to the leaves; the rate at which water is lost from leaves can sometimes exceed the rate at which roots can supply it, causing temporary wilting; the plant can restore itself when conditions cool and water loss slows</w:t>
             </w:r>
           </w:p>
         </w:tc>
@@ -5123,21 +5105,21 @@
           </w:tcPr>
           <w:p>
             <w:pPr>
-              <w:spacing w:after="60" w:before="0"/>
-              <w:jc w:val="left"/>
-            </w:pPr>
-            <w:r>
-              <w:rPr>
-                <w:rFonts w:ascii="Arial" w:cs="Arial" w:eastAsia="Arial" w:hAnsi="Arial"/>
-                <w:b w:val="false"/>
-                <w:bCs w:val="false"/>
-                <w:i w:val="false"/>
-                <w:iCs w:val="false"/>
-                <w:color w:val="000000"/>
-                <w:sz w:val="18"/>
-                <w:szCs w:val="18"/>
-              </w:rPr>
-              <w:t xml:space="preserve"/>
+              <w:spacing w:after="40" w:before="0"/>
+              <w:jc w:val="left"/>
+            </w:pPr>
+            <w:r>
+              <w:rPr>
+                <w:rFonts w:ascii="Arial" w:cs="Arial" w:eastAsia="Arial" w:hAnsi="Arial"/>
+                <w:b w:val="false"/>
+                <w:bCs w:val="false"/>
+                <w:i w:val="false"/>
+                <w:iCs w:val="false"/>
+                <w:color w:val="000000"/>
+                <w:sz w:val="18"/>
+                <w:szCs w:val="18"/>
+              </w:rPr>
+              <w:t xml:space="preserve">We cannot yet fully explain the mechanism — we have initial predictions and questions that we will investigate across this sub-strand by examining plant transport tissues, the process of osmosis, transpiration, and translocation</w:t>
             </w:r>
           </w:p>
         </w:tc>
@@ -6382,7 +6364,7 @@
             <w:pPr>
               <w:spacing w:after="20" w:before="0"/>
             </w:pPr>
-            <w:hyperlink w:history="1" r:id="rIdezugg3--u32jvkriwyasf">
+            <w:hyperlink w:history="1" r:id="rId0r_xmig84d8q0zoqlutx_">
               <w:r>
                 <w:rPr>
                   <w:rFonts w:ascii="Arial" w:cs="Arial" w:eastAsia="Arial" w:hAnsi="Arial"/>
@@ -6415,7 +6397,7 @@
               <w:spacing w:after="10" w:before="0"/>
               <w:ind w:left="120"/>
             </w:pPr>
-            <w:hyperlink w:history="1" r:id="rIdoinzwqmfqahwcoiinpv-t">
+            <w:hyperlink w:history="1" r:id="rId02yjn-tk48263sar-ljil">
               <w:r>
                 <w:rPr>
                   <w:rFonts w:ascii="Arial" w:cs="Arial" w:eastAsia="Arial" w:hAnsi="Arial"/>
@@ -6460,7 +6442,7 @@
             <w:pPr>
               <w:spacing w:after="20" w:before="0"/>
             </w:pPr>
-            <w:hyperlink w:history="1" r:id="rId7djs8b7ubo_sixl8wui2a">
+            <w:hyperlink w:history="1" r:id="rIdqyw60bnyamruxvtzveaqc">
               <w:r>
                 <w:rPr>
                   <w:rFonts w:ascii="Arial" w:cs="Arial" w:eastAsia="Arial" w:hAnsi="Arial"/>
@@ -6493,7 +6475,7 @@
               <w:spacing w:after="10" w:before="0"/>
               <w:ind w:left="120"/>
             </w:pPr>
-            <w:hyperlink w:history="1" r:id="rIdcvuea_3c7yjq864_ycyxr">
+            <w:hyperlink w:history="1" r:id="rIdz6xvxe24sv8wwmbpxjdr4">
               <w:r>
                 <w:rPr>
                   <w:rFonts w:ascii="Arial" w:cs="Arial" w:eastAsia="Arial" w:hAnsi="Arial"/>
@@ -6701,7 +6683,7 @@
             <w:pPr>
               <w:spacing w:after="20" w:before="0"/>
             </w:pPr>
-            <w:hyperlink w:history="1" r:id="rIds3keqbd4xmllz9hhtwlmb">
+            <w:hyperlink w:history="1" r:id="rId6ryi2tcapku9bw-scpzgu">
               <w:r>
                 <w:rPr>
                   <w:rFonts w:ascii="Arial" w:cs="Arial" w:eastAsia="Arial" w:hAnsi="Arial"/>
@@ -6734,7 +6716,7 @@
               <w:spacing w:after="10" w:before="0"/>
               <w:ind w:left="120"/>
             </w:pPr>
-            <w:hyperlink w:history="1" r:id="rId6izprtov46jrbr95wawsc">
+            <w:hyperlink w:history="1" r:id="rIdguae9jxsklfobyukmubor">
               <w:r>
                 <w:rPr>
                   <w:rFonts w:ascii="Arial" w:cs="Arial" w:eastAsia="Arial" w:hAnsi="Arial"/>
@@ -6779,7 +6761,7 @@
             <w:pPr>
               <w:spacing w:after="20" w:before="0"/>
             </w:pPr>
-            <w:hyperlink w:history="1" r:id="rIdbqcyqmypkvdylo9vrgpp7">
+            <w:hyperlink w:history="1" r:id="rIdqsc8bmwqyg41mhe_-tvij">
               <w:r>
                 <w:rPr>
                   <w:rFonts w:ascii="Arial" w:cs="Arial" w:eastAsia="Arial" w:hAnsi="Arial"/>
@@ -6812,7 +6794,7 @@
               <w:spacing w:after="10" w:before="0"/>
               <w:ind w:left="120"/>
             </w:pPr>
-            <w:hyperlink w:history="1" r:id="rId6obhwjz5ls4s5va_guzng">
+            <w:hyperlink w:history="1" r:id="rIdwpx_lcwmy3lyzinzaqbxl">
               <w:r>
                 <w:rPr>
                   <w:rFonts w:ascii="Arial" w:cs="Arial" w:eastAsia="Arial" w:hAnsi="Arial"/>
@@ -7020,7 +7002,7 @@
             <w:pPr>
               <w:spacing w:after="20" w:before="0"/>
             </w:pPr>
-            <w:hyperlink w:history="1" r:id="rIdpgniqn4gfswza4qgvas8u">
+            <w:hyperlink w:history="1" r:id="rIdbjm31db8mcn-hkugjfhxc">
               <w:r>
                 <w:rPr>
                   <w:rFonts w:ascii="Arial" w:cs="Arial" w:eastAsia="Arial" w:hAnsi="Arial"/>
@@ -7053,7 +7035,7 @@
               <w:spacing w:after="10" w:before="0"/>
               <w:ind w:left="120"/>
             </w:pPr>
-            <w:hyperlink w:history="1" r:id="rId9wrjkdbs2o7xzbnvt3xlw">
+            <w:hyperlink w:history="1" r:id="rId3du8dk9odcm7kk8a-8dwr">
               <w:r>
                 <w:rPr>
                   <w:rFonts w:ascii="Arial" w:cs="Arial" w:eastAsia="Arial" w:hAnsi="Arial"/>
@@ -7098,7 +7080,7 @@
             <w:pPr>
               <w:spacing w:after="20" w:before="0"/>
             </w:pPr>
-            <w:hyperlink w:history="1" r:id="rIdrraxsbjonnrfw78yuepcy">
+            <w:hyperlink w:history="1" r:id="rIdoh0ren6ottuuomzvssruk">
               <w:r>
                 <w:rPr>
                   <w:rFonts w:ascii="Arial" w:cs="Arial" w:eastAsia="Arial" w:hAnsi="Arial"/>
@@ -7131,7 +7113,7 @@
               <w:spacing w:after="10" w:before="0"/>
               <w:ind w:left="120"/>
             </w:pPr>
-            <w:hyperlink w:history="1" r:id="rIdyfpetkd6vd6fte5vd9u8c">
+            <w:hyperlink w:history="1" r:id="rIdati5d9njxmbwkoajjklvn">
               <w:r>
                 <w:rPr>
                   <w:rFonts w:ascii="Arial" w:cs="Arial" w:eastAsia="Arial" w:hAnsi="Arial"/>
@@ -7339,7 +7321,7 @@
             <w:pPr>
               <w:spacing w:after="20" w:before="0"/>
             </w:pPr>
-            <w:hyperlink w:history="1" r:id="rIdy82dolu8e0xsyiiceoyjk">
+            <w:hyperlink w:history="1" r:id="rIdzupni6jzmbqxfbhoobkol">
               <w:r>
                 <w:rPr>
                   <w:rFonts w:ascii="Arial" w:cs="Arial" w:eastAsia="Arial" w:hAnsi="Arial"/>
@@ -7372,7 +7354,7 @@
               <w:spacing w:after="10" w:before="0"/>
               <w:ind w:left="120"/>
             </w:pPr>
-            <w:hyperlink w:history="1" r:id="rIdjj2nbfjadkkzvnyb9zbdm">
+            <w:hyperlink w:history="1" r:id="rIdiwudz36ogxomoxb3o10_t">
               <w:r>
                 <w:rPr>
                   <w:rFonts w:ascii="Arial" w:cs="Arial" w:eastAsia="Arial" w:hAnsi="Arial"/>
@@ -7417,7 +7399,7 @@
             <w:pPr>
               <w:spacing w:after="20" w:before="0"/>
             </w:pPr>
-            <w:hyperlink w:history="1" r:id="rIdsvyi3uqjhyows3kugswcu">
+            <w:hyperlink w:history="1" r:id="rIdrzfw0mn2xpego3zsfy7tx">
               <w:r>
                 <w:rPr>
                   <w:rFonts w:ascii="Arial" w:cs="Arial" w:eastAsia="Arial" w:hAnsi="Arial"/>
@@ -7450,7 +7432,7 @@
               <w:spacing w:after="10" w:before="0"/>
               <w:ind w:left="120"/>
             </w:pPr>
-            <w:hyperlink w:history="1" r:id="rIdoa60pkquhp6frwr9woaat">
+            <w:hyperlink w:history="1" r:id="rId_bdan7-cr8s8uu1rgu7af">
               <w:r>
                 <w:rPr>
                   <w:rFonts w:ascii="Arial" w:cs="Arial" w:eastAsia="Arial" w:hAnsi="Arial"/>
@@ -7658,7 +7640,7 @@
             <w:pPr>
               <w:spacing w:after="20" w:before="0"/>
             </w:pPr>
-            <w:hyperlink w:history="1" r:id="rId-519_ca-kepvq2zdxbmd1">
+            <w:hyperlink w:history="1" r:id="rId4xvlskz9hthths6s9znmv">
               <w:r>
                 <w:rPr>
                   <w:rFonts w:ascii="Arial" w:cs="Arial" w:eastAsia="Arial" w:hAnsi="Arial"/>
@@ -7691,7 +7673,7 @@
               <w:spacing w:after="10" w:before="0"/>
               <w:ind w:left="120"/>
             </w:pPr>
-            <w:hyperlink w:history="1" r:id="rIdyhml7d-3zmene-ns88lkn">
+            <w:hyperlink w:history="1" r:id="rIdvcyrucc3w9huu0wikphfs">
               <w:r>
                 <w:rPr>
                   <w:rFonts w:ascii="Arial" w:cs="Arial" w:eastAsia="Arial" w:hAnsi="Arial"/>
@@ -7736,7 +7718,7 @@
             <w:pPr>
               <w:spacing w:after="20" w:before="0"/>
             </w:pPr>
-            <w:hyperlink w:history="1" r:id="rIdmhjpgkpmzeexrugx2os-q">
+            <w:hyperlink w:history="1" r:id="rIdp64a1bj44ggrok-41l7si">
               <w:r>
                 <w:rPr>
                   <w:rFonts w:ascii="Arial" w:cs="Arial" w:eastAsia="Arial" w:hAnsi="Arial"/>
@@ -7769,7 +7751,7 @@
               <w:spacing w:after="10" w:before="0"/>
               <w:ind w:left="120"/>
             </w:pPr>
-            <w:hyperlink w:history="1" r:id="rIdmktzbpf0ucbtclkhdqw6u">
+            <w:hyperlink w:history="1" r:id="rIdidslc28depyfvjnzue8kl">
               <w:r>
                 <w:rPr>
                   <w:rFonts w:ascii="Arial" w:cs="Arial" w:eastAsia="Arial" w:hAnsi="Arial"/>
@@ -9548,7 +9530,7 @@
             <w:pPr>
               <w:spacing w:after="20" w:before="0"/>
             </w:pPr>
-            <w:hyperlink w:history="1" r:id="rIdolehdig4bwg9y1cc5csdm">
+            <w:hyperlink w:history="1" r:id="rIdod5yf7sd2ocuvprsdfyvh">
               <w:r>
                 <w:rPr>
                   <w:rFonts w:ascii="Arial" w:cs="Arial" w:eastAsia="Arial" w:hAnsi="Arial"/>
@@ -9581,7 +9563,7 @@
               <w:spacing w:after="10" w:before="0"/>
               <w:ind w:left="120"/>
             </w:pPr>
-            <w:hyperlink w:history="1" r:id="rIdb87ueppbm_jzeobghgz0x">
+            <w:hyperlink w:history="1" r:id="rId5hjr7v-ajimztsoysq532">
               <w:r>
                 <w:rPr>
                   <w:rFonts w:ascii="Arial" w:cs="Arial" w:eastAsia="Arial" w:hAnsi="Arial"/>
@@ -9626,7 +9608,7 @@
             <w:pPr>
               <w:spacing w:after="20" w:before="0"/>
             </w:pPr>
-            <w:hyperlink w:history="1" r:id="rIdz5ct9awhdpe-4lbrqfuci">
+            <w:hyperlink w:history="1" r:id="rIdg1sjea6lxuaus4qiel7le">
               <w:r>
                 <w:rPr>
                   <w:rFonts w:ascii="Arial" w:cs="Arial" w:eastAsia="Arial" w:hAnsi="Arial"/>
@@ -9659,7 +9641,7 @@
               <w:spacing w:after="10" w:before="0"/>
               <w:ind w:left="120"/>
             </w:pPr>
-            <w:hyperlink w:history="1" r:id="rIdedjbi4jfmjz7zbvk-kgxs">
+            <w:hyperlink w:history="1" r:id="rIdlqoqlsvu2qnnktkavrz8m">
               <w:r>
                 <w:rPr>
                   <w:rFonts w:ascii="Arial" w:cs="Arial" w:eastAsia="Arial" w:hAnsi="Arial"/>
@@ -9867,7 +9849,7 @@
             <w:pPr>
               <w:spacing w:after="20" w:before="0"/>
             </w:pPr>
-            <w:hyperlink w:history="1" r:id="rId-ryxsyt6nwglkntk-vdft">
+            <w:hyperlink w:history="1" r:id="rIdeugnx224tda1ecf1omfc1">
               <w:r>
                 <w:rPr>
                   <w:rFonts w:ascii="Arial" w:cs="Arial" w:eastAsia="Arial" w:hAnsi="Arial"/>
@@ -9900,7 +9882,7 @@
               <w:spacing w:after="10" w:before="0"/>
               <w:ind w:left="120"/>
             </w:pPr>
-            <w:hyperlink w:history="1" r:id="rIdjab6b3rrabaqxbzxgxavr">
+            <w:hyperlink w:history="1" r:id="rId6_-_gai3r9orylhw1cbav">
               <w:r>
                 <w:rPr>
                   <w:rFonts w:ascii="Arial" w:cs="Arial" w:eastAsia="Arial" w:hAnsi="Arial"/>
@@ -9945,7 +9927,7 @@
             <w:pPr>
               <w:spacing w:after="20" w:before="0"/>
             </w:pPr>
-            <w:hyperlink w:history="1" r:id="rIdbtvalcwwfvtcsjjmpq3uy">
+            <w:hyperlink w:history="1" r:id="rIdk5gvdkgj0tbw1bqhqajaq">
               <w:r>
                 <w:rPr>
                   <w:rFonts w:ascii="Arial" w:cs="Arial" w:eastAsia="Arial" w:hAnsi="Arial"/>
@@ -9978,7 +9960,7 @@
               <w:spacing w:after="10" w:before="0"/>
               <w:ind w:left="120"/>
             </w:pPr>
-            <w:hyperlink w:history="1" r:id="rId5paf8r26m9m7mo6zyjl4o">
+            <w:hyperlink w:history="1" r:id="rIdprjwafwynoibc1pxtgvmq">
               <w:r>
                 <w:rPr>
                   <w:rFonts w:ascii="Arial" w:cs="Arial" w:eastAsia="Arial" w:hAnsi="Arial"/>
@@ -10186,7 +10168,7 @@
             <w:pPr>
               <w:spacing w:after="20" w:before="0"/>
             </w:pPr>
-            <w:hyperlink w:history="1" r:id="rIdqyaoxgarpqbkfuclanhcu">
+            <w:hyperlink w:history="1" r:id="rIdff-my8zeb67gpeciwm0kq">
               <w:r>
                 <w:rPr>
                   <w:rFonts w:ascii="Arial" w:cs="Arial" w:eastAsia="Arial" w:hAnsi="Arial"/>
@@ -10219,7 +10201,7 @@
               <w:spacing w:after="10" w:before="0"/>
               <w:ind w:left="120"/>
             </w:pPr>
-            <w:hyperlink w:history="1" r:id="rIdliwn-6flv8rhb5e6ipu9o">
+            <w:hyperlink w:history="1" r:id="rIdaea6rr5-lx_as9puez4ys">
               <w:r>
                 <w:rPr>
                   <w:rFonts w:ascii="Arial" w:cs="Arial" w:eastAsia="Arial" w:hAnsi="Arial"/>
@@ -10264,7 +10246,7 @@
             <w:pPr>
               <w:spacing w:after="20" w:before="0"/>
             </w:pPr>
-            <w:hyperlink w:history="1" r:id="rIdo9load3v3pqjuiqw1eg1i">
+            <w:hyperlink w:history="1" r:id="rIdfedho2udqmrhzzqzvl5k3">
               <w:r>
                 <w:rPr>
                   <w:rFonts w:ascii="Arial" w:cs="Arial" w:eastAsia="Arial" w:hAnsi="Arial"/>
@@ -10297,7 +10279,7 @@
               <w:spacing w:after="10" w:before="0"/>
               <w:ind w:left="120"/>
             </w:pPr>
-            <w:hyperlink w:history="1" r:id="rIdrdyyx1661hduiyldfpelq">
+            <w:hyperlink w:history="1" r:id="rIdpr6kgvi8jc5rq8i4mulgc">
               <w:r>
                 <w:rPr>
                   <w:rFonts w:ascii="Arial" w:cs="Arial" w:eastAsia="Arial" w:hAnsi="Arial"/>
@@ -10505,7 +10487,7 @@
             <w:pPr>
               <w:spacing w:after="20" w:before="0"/>
             </w:pPr>
-            <w:hyperlink w:history="1" r:id="rIdl2drqod0gua5ep8y5rzhg">
+            <w:hyperlink w:history="1" r:id="rId_cngcqvr92gskb03pl3ou">
               <w:r>
                 <w:rPr>
                   <w:rFonts w:ascii="Arial" w:cs="Arial" w:eastAsia="Arial" w:hAnsi="Arial"/>
@@ -10538,7 +10520,7 @@
               <w:spacing w:after="10" w:before="0"/>
               <w:ind w:left="120"/>
             </w:pPr>
-            <w:hyperlink w:history="1" r:id="rIdjbsqcs-hvh4mdnsnrldsy">
+            <w:hyperlink w:history="1" r:id="rIdhjbonq0kedxg1m9c63atl">
               <w:r>
                 <w:rPr>
                   <w:rFonts w:ascii="Arial" w:cs="Arial" w:eastAsia="Arial" w:hAnsi="Arial"/>
@@ -10583,7 +10565,7 @@
             <w:pPr>
               <w:spacing w:after="20" w:before="0"/>
             </w:pPr>
-            <w:hyperlink w:history="1" r:id="rIdwakw0ya9dgvu2jm3pudrn">
+            <w:hyperlink w:history="1" r:id="rId009rsn9jc4dkdikm5kck7">
               <w:r>
                 <w:rPr>
                   <w:rFonts w:ascii="Arial" w:cs="Arial" w:eastAsia="Arial" w:hAnsi="Arial"/>
@@ -10616,7 +10598,7 @@
               <w:spacing w:after="10" w:before="0"/>
               <w:ind w:left="120"/>
             </w:pPr>
-            <w:hyperlink w:history="1" r:id="rIduzpgqfut0lxd9w4twpp_x">
+            <w:hyperlink w:history="1" r:id="rIdovabwosrmgqncsdviqtr1">
               <w:r>
                 <w:rPr>
                   <w:rFonts w:ascii="Arial" w:cs="Arial" w:eastAsia="Arial" w:hAnsi="Arial"/>
@@ -10824,7 +10806,7 @@
             <w:pPr>
               <w:spacing w:after="20" w:before="0"/>
             </w:pPr>
-            <w:hyperlink w:history="1" r:id="rIdzhmafoztve-xi9c1sfw3p">
+            <w:hyperlink w:history="1" r:id="rIdkhpecwvmoxiunfw8f2jxq">
               <w:r>
                 <w:rPr>
                   <w:rFonts w:ascii="Arial" w:cs="Arial" w:eastAsia="Arial" w:hAnsi="Arial"/>
@@ -10857,7 +10839,7 @@
               <w:spacing w:after="10" w:before="0"/>
               <w:ind w:left="120"/>
             </w:pPr>
-            <w:hyperlink w:history="1" r:id="rIdo9niospf_ak4ak7oooyhh">
+            <w:hyperlink w:history="1" r:id="rIda6pa7jjjcahoflclieh87">
               <w:r>
                 <w:rPr>
                   <w:rFonts w:ascii="Arial" w:cs="Arial" w:eastAsia="Arial" w:hAnsi="Arial"/>
@@ -10902,7 +10884,7 @@
             <w:pPr>
               <w:spacing w:after="20" w:before="0"/>
             </w:pPr>
-            <w:hyperlink w:history="1" r:id="rId3yfkqcslgc0acitsmlqvg">
+            <w:hyperlink w:history="1" r:id="rId7u-aputxwxkjqz1xuomp5">
               <w:r>
                 <w:rPr>
                   <w:rFonts w:ascii="Arial" w:cs="Arial" w:eastAsia="Arial" w:hAnsi="Arial"/>
@@ -10935,7 +10917,7 @@
               <w:spacing w:after="10" w:before="0"/>
               <w:ind w:left="120"/>
             </w:pPr>
-            <w:hyperlink w:history="1" r:id="rIdo9g3rep3l7qkwwfjmnigm">
+            <w:hyperlink w:history="1" r:id="rId6w2v1qwhu8ingam2_3xnx">
               <w:r>
                 <w:rPr>
                   <w:rFonts w:ascii="Arial" w:cs="Arial" w:eastAsia="Arial" w:hAnsi="Arial"/>
@@ -12676,7 +12658,7 @@
             <w:pPr>
               <w:spacing w:after="20" w:before="0"/>
             </w:pPr>
-            <w:hyperlink w:history="1" r:id="rIdh3fx7pqhlmlj7lsiogbeq">
+            <w:hyperlink w:history="1" r:id="rIdv7hd-ljjytozkmlfnldb6">
               <w:r>
                 <w:rPr>
                   <w:rFonts w:ascii="Arial" w:cs="Arial" w:eastAsia="Arial" w:hAnsi="Arial"/>
@@ -12709,7 +12691,7 @@
               <w:spacing w:after="10" w:before="0"/>
               <w:ind w:left="120"/>
             </w:pPr>
-            <w:hyperlink w:history="1" r:id="rIdguxm88j8ungp6szzdtlmw">
+            <w:hyperlink w:history="1" r:id="rId6pfhehe-g8nqv3yamlisr">
               <w:r>
                 <w:rPr>
                   <w:rFonts w:ascii="Arial" w:cs="Arial" w:eastAsia="Arial" w:hAnsi="Arial"/>
@@ -12754,7 +12736,7 @@
             <w:pPr>
               <w:spacing w:after="20" w:before="0"/>
             </w:pPr>
-            <w:hyperlink w:history="1" r:id="rId6ur8i2or6m0h7vpyyldj-">
+            <w:hyperlink w:history="1" r:id="rIdjiyzp-rj8vc3li6jm1itr">
               <w:r>
                 <w:rPr>
                   <w:rFonts w:ascii="Arial" w:cs="Arial" w:eastAsia="Arial" w:hAnsi="Arial"/>
@@ -12787,7 +12769,7 @@
               <w:spacing w:after="10" w:before="0"/>
               <w:ind w:left="120"/>
             </w:pPr>
-            <w:hyperlink w:history="1" r:id="rIdektvcpzuzm18vhxwawjje">
+            <w:hyperlink w:history="1" r:id="rId0qlvx3w3l-c7hag6dm3b9">
               <w:r>
                 <w:rPr>
                   <w:rFonts w:ascii="Arial" w:cs="Arial" w:eastAsia="Arial" w:hAnsi="Arial"/>
@@ -12995,7 +12977,7 @@
             <w:pPr>
               <w:spacing w:after="20" w:before="0"/>
             </w:pPr>
-            <w:hyperlink w:history="1" r:id="rIdxlupf2gmceqqjayst1pid">
+            <w:hyperlink w:history="1" r:id="rIdo6hokarmdhapr7p_otkow">
               <w:r>
                 <w:rPr>
                   <w:rFonts w:ascii="Arial" w:cs="Arial" w:eastAsia="Arial" w:hAnsi="Arial"/>
@@ -13028,7 +13010,7 @@
               <w:spacing w:after="10" w:before="0"/>
               <w:ind w:left="120"/>
             </w:pPr>
-            <w:hyperlink w:history="1" r:id="rIdojvlyfvzntaqmo4f0rnwj">
+            <w:hyperlink w:history="1" r:id="rIdoklzulq58zoo6xcxnow4v">
               <w:r>
                 <w:rPr>
                   <w:rFonts w:ascii="Arial" w:cs="Arial" w:eastAsia="Arial" w:hAnsi="Arial"/>
@@ -13073,7 +13055,7 @@
             <w:pPr>
               <w:spacing w:after="20" w:before="0"/>
             </w:pPr>
-            <w:hyperlink w:history="1" r:id="rIdfa9iwdcvb2un-chmxfptt">
+            <w:hyperlink w:history="1" r:id="rIdzd8mklvuqbc6z2oyik7vq">
               <w:r>
                 <w:rPr>
                   <w:rFonts w:ascii="Arial" w:cs="Arial" w:eastAsia="Arial" w:hAnsi="Arial"/>
@@ -13106,7 +13088,7 @@
               <w:spacing w:after="10" w:before="0"/>
               <w:ind w:left="120"/>
             </w:pPr>
-            <w:hyperlink w:history="1" r:id="rIdkdmnyxdupeqvsukpwiqet">
+            <w:hyperlink w:history="1" r:id="rIdsjuqljq6wffkkezv8j65b">
               <w:r>
                 <w:rPr>
                   <w:rFonts w:ascii="Arial" w:cs="Arial" w:eastAsia="Arial" w:hAnsi="Arial"/>
@@ -13314,7 +13296,7 @@
             <w:pPr>
               <w:spacing w:after="20" w:before="0"/>
             </w:pPr>
-            <w:hyperlink w:history="1" r:id="rIdsgrulo1udaiwcdkpu4qfm">
+            <w:hyperlink w:history="1" r:id="rIdf3suibceybfj8vzpqcifo">
               <w:r>
                 <w:rPr>
                   <w:rFonts w:ascii="Arial" w:cs="Arial" w:eastAsia="Arial" w:hAnsi="Arial"/>
@@ -13347,7 +13329,7 @@
               <w:spacing w:after="10" w:before="0"/>
               <w:ind w:left="120"/>
             </w:pPr>
-            <w:hyperlink w:history="1" r:id="rIdakbbluyri8hz98jgxw_pa">
+            <w:hyperlink w:history="1" r:id="rIdlmpbx2nzwzn070cmnqjok">
               <w:r>
                 <w:rPr>
                   <w:rFonts w:ascii="Arial" w:cs="Arial" w:eastAsia="Arial" w:hAnsi="Arial"/>
@@ -13392,7 +13374,7 @@
             <w:pPr>
               <w:spacing w:after="20" w:before="0"/>
             </w:pPr>
-            <w:hyperlink w:history="1" r:id="rIdhg39mgonh1dheinotlhyc">
+            <w:hyperlink w:history="1" r:id="rIdyxlwn-ql2qbhkwg94il2k">
               <w:r>
                 <w:rPr>
                   <w:rFonts w:ascii="Arial" w:cs="Arial" w:eastAsia="Arial" w:hAnsi="Arial"/>
@@ -13425,7 +13407,7 @@
               <w:spacing w:after="10" w:before="0"/>
               <w:ind w:left="120"/>
             </w:pPr>
-            <w:hyperlink w:history="1" r:id="rIdguw8l7xdxkebl6bg4hzkt">
+            <w:hyperlink w:history="1" r:id="rIdmp9ic76omn4cqc0vrzdbo">
               <w:r>
                 <w:rPr>
                   <w:rFonts w:ascii="Arial" w:cs="Arial" w:eastAsia="Arial" w:hAnsi="Arial"/>
@@ -13633,7 +13615,7 @@
             <w:pPr>
               <w:spacing w:after="20" w:before="0"/>
             </w:pPr>
-            <w:hyperlink w:history="1" r:id="rIdmymzh-hsppa6yxxjold_s">
+            <w:hyperlink w:history="1" r:id="rIdlm1keayouik6e8kfgnafl">
               <w:r>
                 <w:rPr>
                   <w:rFonts w:ascii="Arial" w:cs="Arial" w:eastAsia="Arial" w:hAnsi="Arial"/>
@@ -13666,7 +13648,7 @@
               <w:spacing w:after="10" w:before="0"/>
               <w:ind w:left="120"/>
             </w:pPr>
-            <w:hyperlink w:history="1" r:id="rId_ypkxf76wbmgprzc1-vdt">
+            <w:hyperlink w:history="1" r:id="rIdiquzxbchpq35jxgiias4u">
               <w:r>
                 <w:rPr>
                   <w:rFonts w:ascii="Arial" w:cs="Arial" w:eastAsia="Arial" w:hAnsi="Arial"/>
@@ -13711,7 +13693,7 @@
             <w:pPr>
               <w:spacing w:after="20" w:before="0"/>
             </w:pPr>
-            <w:hyperlink w:history="1" r:id="rIdfv8q2alg-vqi8p_kuzik5">
+            <w:hyperlink w:history="1" r:id="rIdqgjyg5osdydc9r5zygzoy">
               <w:r>
                 <w:rPr>
                   <w:rFonts w:ascii="Arial" w:cs="Arial" w:eastAsia="Arial" w:hAnsi="Arial"/>
@@ -13744,7 +13726,7 @@
               <w:spacing w:after="10" w:before="0"/>
               <w:ind w:left="120"/>
             </w:pPr>
-            <w:hyperlink w:history="1" r:id="rId8b8zjuubtlc5fgpamyb9w">
+            <w:hyperlink w:history="1" r:id="rIdh7km4wfiz0ur6wkpg313i">
               <w:r>
                 <w:rPr>
                   <w:rFonts w:ascii="Arial" w:cs="Arial" w:eastAsia="Arial" w:hAnsi="Arial"/>
@@ -13952,7 +13934,7 @@
             <w:pPr>
               <w:spacing w:after="20" w:before="0"/>
             </w:pPr>
-            <w:hyperlink w:history="1" r:id="rIdc-z3ozscvpevv2yuks__n">
+            <w:hyperlink w:history="1" r:id="rId2ditehrqgxmyiagm9a-yu">
               <w:r>
                 <w:rPr>
                   <w:rFonts w:ascii="Arial" w:cs="Arial" w:eastAsia="Arial" w:hAnsi="Arial"/>
@@ -13985,7 +13967,7 @@
               <w:spacing w:after="10" w:before="0"/>
               <w:ind w:left="120"/>
             </w:pPr>
-            <w:hyperlink w:history="1" r:id="rIdvrpdlglxj2xtsmhwusgix">
+            <w:hyperlink w:history="1" r:id="rId-ujs_5ruhiqdcpfxhv6rh">
               <w:r>
                 <w:rPr>
                   <w:rFonts w:ascii="Arial" w:cs="Arial" w:eastAsia="Arial" w:hAnsi="Arial"/>
@@ -14030,7 +14012,7 @@
             <w:pPr>
               <w:spacing w:after="20" w:before="0"/>
             </w:pPr>
-            <w:hyperlink w:history="1" r:id="rIdivqputke_f_ba2ietn7ey">
+            <w:hyperlink w:history="1" r:id="rIdvl9ry3zxfwh2refpnqz0y">
               <w:r>
                 <w:rPr>
                   <w:rFonts w:ascii="Arial" w:cs="Arial" w:eastAsia="Arial" w:hAnsi="Arial"/>
@@ -14063,7 +14045,7 @@
               <w:spacing w:after="10" w:before="0"/>
               <w:ind w:left="120"/>
             </w:pPr>
-            <w:hyperlink w:history="1" r:id="rIdu5kul10x6x45rv633c0ry">
+            <w:hyperlink w:history="1" r:id="rIdqwcrxdiz_pzwowkab0oc5">
               <w:r>
                 <w:rPr>
                   <w:rFonts w:ascii="Arial" w:cs="Arial" w:eastAsia="Arial" w:hAnsi="Arial"/>
@@ -15842,7 +15824,7 @@
             <w:pPr>
               <w:spacing w:after="20" w:before="0"/>
             </w:pPr>
-            <w:hyperlink w:history="1" r:id="rId3kow2b37i5e3zk8mrnijv">
+            <w:hyperlink w:history="1" r:id="rIdesy0ggwhy0plqgbumli_c">
               <w:r>
                 <w:rPr>
                   <w:rFonts w:ascii="Arial" w:cs="Arial" w:eastAsia="Arial" w:hAnsi="Arial"/>
@@ -15875,7 +15857,7 @@
               <w:spacing w:after="10" w:before="0"/>
               <w:ind w:left="120"/>
             </w:pPr>
-            <w:hyperlink w:history="1" r:id="rIdpavu9wa5ozlwlpzh4ay15">
+            <w:hyperlink w:history="1" r:id="rId3k1u_15a_rrhxopx_rd8t">
               <w:r>
                 <w:rPr>
                   <w:rFonts w:ascii="Arial" w:cs="Arial" w:eastAsia="Arial" w:hAnsi="Arial"/>
@@ -15920,7 +15902,7 @@
             <w:pPr>
               <w:spacing w:after="20" w:before="0"/>
             </w:pPr>
-            <w:hyperlink w:history="1" r:id="rIdu0goca3snzbxnllnhpcur">
+            <w:hyperlink w:history="1" r:id="rId9c45lcb30j2nic4psn3fw">
               <w:r>
                 <w:rPr>
                   <w:rFonts w:ascii="Arial" w:cs="Arial" w:eastAsia="Arial" w:hAnsi="Arial"/>
@@ -15953,7 +15935,7 @@
               <w:spacing w:after="10" w:before="0"/>
               <w:ind w:left="120"/>
             </w:pPr>
-            <w:hyperlink w:history="1" r:id="rIdwgr7v0cwntmdaijwux4vr">
+            <w:hyperlink w:history="1" r:id="rIdzqdml3nmapbnwgkddyexw">
               <w:r>
                 <w:rPr>
                   <w:rFonts w:ascii="Arial" w:cs="Arial" w:eastAsia="Arial" w:hAnsi="Arial"/>
@@ -16161,7 +16143,7 @@
             <w:pPr>
               <w:spacing w:after="20" w:before="0"/>
             </w:pPr>
-            <w:hyperlink w:history="1" r:id="rIdzetsu2-8uglrg-x2xq0vo">
+            <w:hyperlink w:history="1" r:id="rIdcfojauf0kkop3hoblzhig">
               <w:r>
                 <w:rPr>
                   <w:rFonts w:ascii="Arial" w:cs="Arial" w:eastAsia="Arial" w:hAnsi="Arial"/>
@@ -16194,7 +16176,7 @@
               <w:spacing w:after="10" w:before="0"/>
               <w:ind w:left="120"/>
             </w:pPr>
-            <w:hyperlink w:history="1" r:id="rIdedmkszv8bu6bhl2xxwmwx">
+            <w:hyperlink w:history="1" r:id="rIdswilnr4uuublgheg_hllh">
               <w:r>
                 <w:rPr>
                   <w:rFonts w:ascii="Arial" w:cs="Arial" w:eastAsia="Arial" w:hAnsi="Arial"/>
@@ -16239,7 +16221,7 @@
             <w:pPr>
               <w:spacing w:after="20" w:before="0"/>
             </w:pPr>
-            <w:hyperlink w:history="1" r:id="rIdeqfp44gx71oa2chcliwl8">
+            <w:hyperlink w:history="1" r:id="rIdiosck0dpt64ldcyvf0_9-">
               <w:r>
                 <w:rPr>
                   <w:rFonts w:ascii="Arial" w:cs="Arial" w:eastAsia="Arial" w:hAnsi="Arial"/>
@@ -16272,7 +16254,7 @@
               <w:spacing w:after="10" w:before="0"/>
               <w:ind w:left="120"/>
             </w:pPr>
-            <w:hyperlink w:history="1" r:id="rIdht7hief-n33tcttwzqdpg">
+            <w:hyperlink w:history="1" r:id="rIdqr0cjau2us-xcirw8pfr8">
               <w:r>
                 <w:rPr>
                   <w:rFonts w:ascii="Arial" w:cs="Arial" w:eastAsia="Arial" w:hAnsi="Arial"/>
@@ -16480,7 +16462,7 @@
             <w:pPr>
               <w:spacing w:after="20" w:before="0"/>
             </w:pPr>
-            <w:hyperlink w:history="1" r:id="rIdns81edcaehzhid8onitev">
+            <w:hyperlink w:history="1" r:id="rIdjnnmj7let2msy9m3zh52y">
               <w:r>
                 <w:rPr>
                   <w:rFonts w:ascii="Arial" w:cs="Arial" w:eastAsia="Arial" w:hAnsi="Arial"/>
@@ -16513,7 +16495,7 @@
               <w:spacing w:after="10" w:before="0"/>
               <w:ind w:left="120"/>
             </w:pPr>
-            <w:hyperlink w:history="1" r:id="rIderdibz3i-eqhhzso81r07">
+            <w:hyperlink w:history="1" r:id="rIdyv5zvbai17rz3duevtuu4">
               <w:r>
                 <w:rPr>
                   <w:rFonts w:ascii="Arial" w:cs="Arial" w:eastAsia="Arial" w:hAnsi="Arial"/>
@@ -16558,7 +16540,7 @@
             <w:pPr>
               <w:spacing w:after="20" w:before="0"/>
             </w:pPr>
-            <w:hyperlink w:history="1" r:id="rId-gizy214ktsu0hmifxt10">
+            <w:hyperlink w:history="1" r:id="rIdlktyub_kcawmzqqoxanpy">
               <w:r>
                 <w:rPr>
                   <w:rFonts w:ascii="Arial" w:cs="Arial" w:eastAsia="Arial" w:hAnsi="Arial"/>
@@ -16591,7 +16573,7 @@
               <w:spacing w:after="10" w:before="0"/>
               <w:ind w:left="120"/>
             </w:pPr>
-            <w:hyperlink w:history="1" r:id="rIdjuxf89ff4urgcnoyogvsf">
+            <w:hyperlink w:history="1" r:id="rIdkuewoguhivzd78m6a3p8v">
               <w:r>
                 <w:rPr>
                   <w:rFonts w:ascii="Arial" w:cs="Arial" w:eastAsia="Arial" w:hAnsi="Arial"/>
@@ -16799,7 +16781,7 @@
             <w:pPr>
               <w:spacing w:after="20" w:before="0"/>
             </w:pPr>
-            <w:hyperlink w:history="1" r:id="rIdjchhqypao8jxig_ijosjg">
+            <w:hyperlink w:history="1" r:id="rIdotakavjnk-67k4jncb1ve">
               <w:r>
                 <w:rPr>
                   <w:rFonts w:ascii="Arial" w:cs="Arial" w:eastAsia="Arial" w:hAnsi="Arial"/>
@@ -16832,7 +16814,7 @@
               <w:spacing w:after="10" w:before="0"/>
               <w:ind w:left="120"/>
             </w:pPr>
-            <w:hyperlink w:history="1" r:id="rId6o7omtjhvbub0n0nhtfzb">
+            <w:hyperlink w:history="1" r:id="rId-mh6588er9f3cu5ne0qdu">
               <w:r>
                 <w:rPr>
                   <w:rFonts w:ascii="Arial" w:cs="Arial" w:eastAsia="Arial" w:hAnsi="Arial"/>
@@ -16877,7 +16859,7 @@
             <w:pPr>
               <w:spacing w:after="20" w:before="0"/>
             </w:pPr>
-            <w:hyperlink w:history="1" r:id="rIdugeuedqoqvl1jyhuxvh_x">
+            <w:hyperlink w:history="1" r:id="rIdbhin6c4rcgf7hxkaomsfr">
               <w:r>
                 <w:rPr>
                   <w:rFonts w:ascii="Arial" w:cs="Arial" w:eastAsia="Arial" w:hAnsi="Arial"/>
@@ -16910,7 +16892,7 @@
               <w:spacing w:after="10" w:before="0"/>
               <w:ind w:left="120"/>
             </w:pPr>
-            <w:hyperlink w:history="1" r:id="rIdshskbzfh3wew1v4cckbdf">
+            <w:hyperlink w:history="1" r:id="rIdjidn2b4ao-q7xnmjxiktl">
               <w:r>
                 <w:rPr>
                   <w:rFonts w:ascii="Arial" w:cs="Arial" w:eastAsia="Arial" w:hAnsi="Arial"/>
@@ -17118,7 +17100,7 @@
             <w:pPr>
               <w:spacing w:after="20" w:before="0"/>
             </w:pPr>
-            <w:hyperlink w:history="1" r:id="rIdx0tjipdbqzgeocypocvfo">
+            <w:hyperlink w:history="1" r:id="rIdu2agiaiv6blm53alm15cm">
               <w:r>
                 <w:rPr>
                   <w:rFonts w:ascii="Arial" w:cs="Arial" w:eastAsia="Arial" w:hAnsi="Arial"/>
@@ -17151,7 +17133,7 @@
               <w:spacing w:after="10" w:before="0"/>
               <w:ind w:left="120"/>
             </w:pPr>
-            <w:hyperlink w:history="1" r:id="rIdm6tkduucsm_8b-cwgsjrr">
+            <w:hyperlink w:history="1" r:id="rIdp5i5efsxcbkk4yzr6cq5g">
               <w:r>
                 <w:rPr>
                   <w:rFonts w:ascii="Arial" w:cs="Arial" w:eastAsia="Arial" w:hAnsi="Arial"/>
@@ -17196,7 +17178,7 @@
             <w:pPr>
               <w:spacing w:after="20" w:before="0"/>
             </w:pPr>
-            <w:hyperlink w:history="1" r:id="rIdzxbsrcs8y-vruunpf1the">
+            <w:hyperlink w:history="1" r:id="rIdfynalxvgbj9hfbeuqzkyf">
               <w:r>
                 <w:rPr>
                   <w:rFonts w:ascii="Arial" w:cs="Arial" w:eastAsia="Arial" w:hAnsi="Arial"/>
@@ -17229,7 +17211,7 @@
               <w:spacing w:after="10" w:before="0"/>
               <w:ind w:left="120"/>
             </w:pPr>
-            <w:hyperlink w:history="1" r:id="rIduwswqmkldwxu7shkh-bcl">
+            <w:hyperlink w:history="1" r:id="rId4yvgssdvm7zxo9ixl9auw">
               <w:r>
                 <w:rPr>
                   <w:rFonts w:ascii="Arial" w:cs="Arial" w:eastAsia="Arial" w:hAnsi="Arial"/>
@@ -19008,7 +18990,7 @@
             <w:pPr>
               <w:spacing w:after="20" w:before="0"/>
             </w:pPr>
-            <w:hyperlink w:history="1" r:id="rIdn8xhqfcrwlic3shhlpuj9">
+            <w:hyperlink w:history="1" r:id="rIdfv7og9egig6ncysqsmnrr">
               <w:r>
                 <w:rPr>
                   <w:rFonts w:ascii="Arial" w:cs="Arial" w:eastAsia="Arial" w:hAnsi="Arial"/>
@@ -19041,7 +19023,7 @@
               <w:spacing w:after="10" w:before="0"/>
               <w:ind w:left="120"/>
             </w:pPr>
-            <w:hyperlink w:history="1" r:id="rIdkymzk3kg1gik2ggb-besj">
+            <w:hyperlink w:history="1" r:id="rIdzjgmdg5b9ovimlg1lzxfb">
               <w:r>
                 <w:rPr>
                   <w:rFonts w:ascii="Arial" w:cs="Arial" w:eastAsia="Arial" w:hAnsi="Arial"/>
@@ -19086,7 +19068,7 @@
             <w:pPr>
               <w:spacing w:after="20" w:before="0"/>
             </w:pPr>
-            <w:hyperlink w:history="1" r:id="rIdoabcd6vdxsxttp0y5mjov">
+            <w:hyperlink w:history="1" r:id="rIddfvt2fatzton3rtje3tlj">
               <w:r>
                 <w:rPr>
                   <w:rFonts w:ascii="Arial" w:cs="Arial" w:eastAsia="Arial" w:hAnsi="Arial"/>
@@ -19119,7 +19101,7 @@
               <w:spacing w:after="10" w:before="0"/>
               <w:ind w:left="120"/>
             </w:pPr>
-            <w:hyperlink w:history="1" r:id="rIdllctrtx6xo3cktxmmnshs">
+            <w:hyperlink w:history="1" r:id="rIdhivjdromjcwzc7zh2zot1">
               <w:r>
                 <w:rPr>
                   <w:rFonts w:ascii="Arial" w:cs="Arial" w:eastAsia="Arial" w:hAnsi="Arial"/>
@@ -19327,7 +19309,7 @@
             <w:pPr>
               <w:spacing w:after="20" w:before="0"/>
             </w:pPr>
-            <w:hyperlink w:history="1" r:id="rIdfjcmhcm9ofxbuxyppgo4l">
+            <w:hyperlink w:history="1" r:id="rIdcomogc90bkx1nqp2ozy6f">
               <w:r>
                 <w:rPr>
                   <w:rFonts w:ascii="Arial" w:cs="Arial" w:eastAsia="Arial" w:hAnsi="Arial"/>
@@ -19360,7 +19342,7 @@
               <w:spacing w:after="10" w:before="0"/>
               <w:ind w:left="120"/>
             </w:pPr>
-            <w:hyperlink w:history="1" r:id="rIdoibz-udjohxqp_aqpswfk">
+            <w:hyperlink w:history="1" r:id="rIdz1syb0fslqnhrqdhdy8dw">
               <w:r>
                 <w:rPr>
                   <w:rFonts w:ascii="Arial" w:cs="Arial" w:eastAsia="Arial" w:hAnsi="Arial"/>
@@ -19405,7 +19387,7 @@
             <w:pPr>
               <w:spacing w:after="20" w:before="0"/>
             </w:pPr>
-            <w:hyperlink w:history="1" r:id="rIdkqdoyeo2dfgkgoznkw7o2">
+            <w:hyperlink w:history="1" r:id="rIdqbclqm2daqxcknfwkz8o6">
               <w:r>
                 <w:rPr>
                   <w:rFonts w:ascii="Arial" w:cs="Arial" w:eastAsia="Arial" w:hAnsi="Arial"/>
@@ -19438,7 +19420,7 @@
               <w:spacing w:after="10" w:before="0"/>
               <w:ind w:left="120"/>
             </w:pPr>
-            <w:hyperlink w:history="1" r:id="rIdc7od7cdtkmillvl61axp5">
+            <w:hyperlink w:history="1" r:id="rIdvyhhfor5smuz8tmstlkov">
               <w:r>
                 <w:rPr>
                   <w:rFonts w:ascii="Arial" w:cs="Arial" w:eastAsia="Arial" w:hAnsi="Arial"/>
@@ -19646,7 +19628,7 @@
             <w:pPr>
               <w:spacing w:after="20" w:before="0"/>
             </w:pPr>
-            <w:hyperlink w:history="1" r:id="rIdl7beemvdxe21vzqyxwycy">
+            <w:hyperlink w:history="1" r:id="rIdwyvsnbavv_kntap5o91tn">
               <w:r>
                 <w:rPr>
                   <w:rFonts w:ascii="Arial" w:cs="Arial" w:eastAsia="Arial" w:hAnsi="Arial"/>
@@ -19679,7 +19661,7 @@
               <w:spacing w:after="10" w:before="0"/>
               <w:ind w:left="120"/>
             </w:pPr>
-            <w:hyperlink w:history="1" r:id="rIdkm-kxf3lunltu0sso-cwf">
+            <w:hyperlink w:history="1" r:id="rId9d9t4zx0hpdfe-pnu2wr8">
               <w:r>
                 <w:rPr>
                   <w:rFonts w:ascii="Arial" w:cs="Arial" w:eastAsia="Arial" w:hAnsi="Arial"/>
@@ -19724,7 +19706,7 @@
             <w:pPr>
               <w:spacing w:after="20" w:before="0"/>
             </w:pPr>
-            <w:hyperlink w:history="1" r:id="rIddhztoeqc11z5lsnpduo1t">
+            <w:hyperlink w:history="1" r:id="rIdrqibbx0grgyzqr1m8stxu">
               <w:r>
                 <w:rPr>
                   <w:rFonts w:ascii="Arial" w:cs="Arial" w:eastAsia="Arial" w:hAnsi="Arial"/>
@@ -19757,7 +19739,7 @@
               <w:spacing w:after="10" w:before="0"/>
               <w:ind w:left="120"/>
             </w:pPr>
-            <w:hyperlink w:history="1" r:id="rId-4x34nvmfmp85r4dej6fq">
+            <w:hyperlink w:history="1" r:id="rIdu0xrugwmpjqazbgjohjz3">
               <w:r>
                 <w:rPr>
                   <w:rFonts w:ascii="Arial" w:cs="Arial" w:eastAsia="Arial" w:hAnsi="Arial"/>
@@ -19965,7 +19947,7 @@
             <w:pPr>
               <w:spacing w:after="20" w:before="0"/>
             </w:pPr>
-            <w:hyperlink w:history="1" r:id="rIdld_mf7_wkr_myim5cdunk">
+            <w:hyperlink w:history="1" r:id="rIdyiuzekb7dqbv6kfypsqwc">
               <w:r>
                 <w:rPr>
                   <w:rFonts w:ascii="Arial" w:cs="Arial" w:eastAsia="Arial" w:hAnsi="Arial"/>
@@ -19998,7 +19980,7 @@
               <w:spacing w:after="10" w:before="0"/>
               <w:ind w:left="120"/>
             </w:pPr>
-            <w:hyperlink w:history="1" r:id="rIdbcdsujr_gh3imqqhzpgma">
+            <w:hyperlink w:history="1" r:id="rIdxcutpjsoin0k5vbevqivl">
               <w:r>
                 <w:rPr>
                   <w:rFonts w:ascii="Arial" w:cs="Arial" w:eastAsia="Arial" w:hAnsi="Arial"/>
@@ -20043,7 +20025,7 @@
             <w:pPr>
               <w:spacing w:after="20" w:before="0"/>
             </w:pPr>
-            <w:hyperlink w:history="1" r:id="rIdxtd6cuz2oq1od7oofsha6">
+            <w:hyperlink w:history="1" r:id="rIdlc7jzaytkhp642vx-rjyl">
               <w:r>
                 <w:rPr>
                   <w:rFonts w:ascii="Arial" w:cs="Arial" w:eastAsia="Arial" w:hAnsi="Arial"/>
@@ -20076,7 +20058,7 @@
               <w:spacing w:after="10" w:before="0"/>
               <w:ind w:left="120"/>
             </w:pPr>
-            <w:hyperlink w:history="1" r:id="rIdbhx0wr8ruhjfeyvzsmsne">
+            <w:hyperlink w:history="1" r:id="rIdp8x1hc4br7tnukshrbfwm">
               <w:r>
                 <w:rPr>
                   <w:rFonts w:ascii="Arial" w:cs="Arial" w:eastAsia="Arial" w:hAnsi="Arial"/>
@@ -20284,7 +20266,7 @@
             <w:pPr>
               <w:spacing w:after="20" w:before="0"/>
             </w:pPr>
-            <w:hyperlink w:history="1" r:id="rId9rvkxukcfltbid9_0wrqh">
+            <w:hyperlink w:history="1" r:id="rIdklo2xv_ywaltnz5htfcqm">
               <w:r>
                 <w:rPr>
                   <w:rFonts w:ascii="Arial" w:cs="Arial" w:eastAsia="Arial" w:hAnsi="Arial"/>
@@ -20317,7 +20299,7 @@
               <w:spacing w:after="10" w:before="0"/>
               <w:ind w:left="120"/>
             </w:pPr>
-            <w:hyperlink w:history="1" r:id="rIdejwd9e25bzr3oo6wpbazt">
+            <w:hyperlink w:history="1" r:id="rIdq1y6rqttmuvn3-gmb4gj6">
               <w:r>
                 <w:rPr>
                   <w:rFonts w:ascii="Arial" w:cs="Arial" w:eastAsia="Arial" w:hAnsi="Arial"/>
@@ -20362,7 +20344,7 @@
             <w:pPr>
               <w:spacing w:after="20" w:before="0"/>
             </w:pPr>
-            <w:hyperlink w:history="1" r:id="rIdj-bm_qayaedzie_4ex_is">
+            <w:hyperlink w:history="1" r:id="rId1_oppo-ji5ba47gsxfdls">
               <w:r>
                 <w:rPr>
                   <w:rFonts w:ascii="Arial" w:cs="Arial" w:eastAsia="Arial" w:hAnsi="Arial"/>
@@ -20395,7 +20377,7 @@
               <w:spacing w:after="10" w:before="0"/>
               <w:ind w:left="120"/>
             </w:pPr>
-            <w:hyperlink w:history="1" r:id="rIdfcpbync0oyvopgsqnlek1">
+            <w:hyperlink w:history="1" r:id="rId6mqaziedds_vp1n13yeha">
               <w:r>
                 <w:rPr>
                   <w:rFonts w:ascii="Arial" w:cs="Arial" w:eastAsia="Arial" w:hAnsi="Arial"/>
@@ -22174,7 +22156,7 @@
             <w:pPr>
               <w:spacing w:after="20" w:before="0"/>
             </w:pPr>
-            <w:hyperlink w:history="1" r:id="rId3pgksalsqk324dt4-ggee">
+            <w:hyperlink w:history="1" r:id="rIdtx07wvt7ziqr98mo7bpwv">
               <w:r>
                 <w:rPr>
                   <w:rFonts w:ascii="Arial" w:cs="Arial" w:eastAsia="Arial" w:hAnsi="Arial"/>
@@ -22207,7 +22189,7 @@
               <w:spacing w:after="10" w:before="0"/>
               <w:ind w:left="120"/>
             </w:pPr>
-            <w:hyperlink w:history="1" r:id="rIdqks5hi3-s2ek48mqzgwoj">
+            <w:hyperlink w:history="1" r:id="rIdl1asbjnppk-j_c8hcawd2">
               <w:r>
                 <w:rPr>
                   <w:rFonts w:ascii="Arial" w:cs="Arial" w:eastAsia="Arial" w:hAnsi="Arial"/>
@@ -22252,7 +22234,7 @@
             <w:pPr>
               <w:spacing w:after="20" w:before="0"/>
             </w:pPr>
-            <w:hyperlink w:history="1" r:id="rIdrsghfwpl-lovejoi1t2jy">
+            <w:hyperlink w:history="1" r:id="rId3uo4kgzede2v6kux7xnbx">
               <w:r>
                 <w:rPr>
                   <w:rFonts w:ascii="Arial" w:cs="Arial" w:eastAsia="Arial" w:hAnsi="Arial"/>
@@ -22285,7 +22267,7 @@
               <w:spacing w:after="10" w:before="0"/>
               <w:ind w:left="120"/>
             </w:pPr>
-            <w:hyperlink w:history="1" r:id="rIdu1ifukeesikvfu9syrf87">
+            <w:hyperlink w:history="1" r:id="rIdurmwyj4sdyn6pgmyjk4c6">
               <w:r>
                 <w:rPr>
                   <w:rFonts w:ascii="Arial" w:cs="Arial" w:eastAsia="Arial" w:hAnsi="Arial"/>
@@ -22493,7 +22475,7 @@
             <w:pPr>
               <w:spacing w:after="20" w:before="0"/>
             </w:pPr>
-            <w:hyperlink w:history="1" r:id="rIdftfpeepxjax9idtick7tp">
+            <w:hyperlink w:history="1" r:id="rId8cfcdu_u3hlpbyg4wyjku">
               <w:r>
                 <w:rPr>
                   <w:rFonts w:ascii="Arial" w:cs="Arial" w:eastAsia="Arial" w:hAnsi="Arial"/>
@@ -22526,7 +22508,7 @@
               <w:spacing w:after="10" w:before="0"/>
               <w:ind w:left="120"/>
             </w:pPr>
-            <w:hyperlink w:history="1" r:id="rIdohxh52zsj06m-doicsofn">
+            <w:hyperlink w:history="1" r:id="rIdf0jjzltt6ndyswvsvlnch">
               <w:r>
                 <w:rPr>
                   <w:rFonts w:ascii="Arial" w:cs="Arial" w:eastAsia="Arial" w:hAnsi="Arial"/>
@@ -22571,7 +22553,7 @@
             <w:pPr>
               <w:spacing w:after="20" w:before="0"/>
             </w:pPr>
-            <w:hyperlink w:history="1" r:id="rIddlmw3trkhhzrcoh5ounpf">
+            <w:hyperlink w:history="1" r:id="rIdenchiloiesmt2cujwir2o">
               <w:r>
                 <w:rPr>
                   <w:rFonts w:ascii="Arial" w:cs="Arial" w:eastAsia="Arial" w:hAnsi="Arial"/>
@@ -22604,7 +22586,7 @@
               <w:spacing w:after="10" w:before="0"/>
               <w:ind w:left="120"/>
             </w:pPr>
-            <w:hyperlink w:history="1" r:id="rIdheeeskvw6trdrplmeaynk">
+            <w:hyperlink w:history="1" r:id="rIdya7bmho1ikzt9q3rwvxdg">
               <w:r>
                 <w:rPr>
                   <w:rFonts w:ascii="Arial" w:cs="Arial" w:eastAsia="Arial" w:hAnsi="Arial"/>
@@ -22812,7 +22794,7 @@
             <w:pPr>
               <w:spacing w:after="20" w:before="0"/>
             </w:pPr>
-            <w:hyperlink w:history="1" r:id="rIdkcxa7iedme3yovn2amanu">
+            <w:hyperlink w:history="1" r:id="rIdxbnbzdfosoo9cxorgkxpu">
               <w:r>
                 <w:rPr>
                   <w:rFonts w:ascii="Arial" w:cs="Arial" w:eastAsia="Arial" w:hAnsi="Arial"/>
@@ -22845,7 +22827,7 @@
               <w:spacing w:after="10" w:before="0"/>
               <w:ind w:left="120"/>
             </w:pPr>
-            <w:hyperlink w:history="1" r:id="rIdc5q-4wppud6ahjn0ccrpb">
+            <w:hyperlink w:history="1" r:id="rIdlcowjzsxglnahrleguokv">
               <w:r>
                 <w:rPr>
                   <w:rFonts w:ascii="Arial" w:cs="Arial" w:eastAsia="Arial" w:hAnsi="Arial"/>
@@ -22890,7 +22872,7 @@
             <w:pPr>
               <w:spacing w:after="20" w:before="0"/>
             </w:pPr>
-            <w:hyperlink w:history="1" r:id="rIdfqe7wnqqtcysbyadm5umy">
+            <w:hyperlink w:history="1" r:id="rIdevq2b6zhaq_omsmuy3edi">
               <w:r>
                 <w:rPr>
                   <w:rFonts w:ascii="Arial" w:cs="Arial" w:eastAsia="Arial" w:hAnsi="Arial"/>
@@ -22923,7 +22905,7 @@
               <w:spacing w:after="10" w:before="0"/>
               <w:ind w:left="120"/>
             </w:pPr>
-            <w:hyperlink w:history="1" r:id="rIdq2hlia_erxvsmu8t21ox0">
+            <w:hyperlink w:history="1" r:id="rIdtscf2imjnbefbnwav1xl6">
               <w:r>
                 <w:rPr>
                   <w:rFonts w:ascii="Arial" w:cs="Arial" w:eastAsia="Arial" w:hAnsi="Arial"/>
@@ -23131,7 +23113,7 @@
             <w:pPr>
               <w:spacing w:after="20" w:before="0"/>
             </w:pPr>
-            <w:hyperlink w:history="1" r:id="rIdn8gont2fms6ylkatkk8dk">
+            <w:hyperlink w:history="1" r:id="rIdwkdlh6rjetevoo1_12dpc">
               <w:r>
                 <w:rPr>
                   <w:rFonts w:ascii="Arial" w:cs="Arial" w:eastAsia="Arial" w:hAnsi="Arial"/>
@@ -23164,7 +23146,7 @@
               <w:spacing w:after="10" w:before="0"/>
               <w:ind w:left="120"/>
             </w:pPr>
-            <w:hyperlink w:history="1" r:id="rIdtppyywnknrlrxiw7hhacj">
+            <w:hyperlink w:history="1" r:id="rIdc_ljyo03ix9ene6g9q_ij">
               <w:r>
                 <w:rPr>
                   <w:rFonts w:ascii="Arial" w:cs="Arial" w:eastAsia="Arial" w:hAnsi="Arial"/>
@@ -23209,7 +23191,7 @@
             <w:pPr>
               <w:spacing w:after="20" w:before="0"/>
             </w:pPr>
-            <w:hyperlink w:history="1" r:id="rIdtkuxo_oxei6ffnbpiglgi">
+            <w:hyperlink w:history="1" r:id="rIdg6u6pbyhfqxb4bucc3ms2">
               <w:r>
                 <w:rPr>
                   <w:rFonts w:ascii="Arial" w:cs="Arial" w:eastAsia="Arial" w:hAnsi="Arial"/>
@@ -23242,7 +23224,7 @@
               <w:spacing w:after="10" w:before="0"/>
               <w:ind w:left="120"/>
             </w:pPr>
-            <w:hyperlink w:history="1" r:id="rIdyx8ehv5wyc66yc5mqodxb">
+            <w:hyperlink w:history="1" r:id="rIdayapkhckumkinjt3gh1am">
               <w:r>
                 <w:rPr>
                   <w:rFonts w:ascii="Arial" w:cs="Arial" w:eastAsia="Arial" w:hAnsi="Arial"/>
@@ -23450,7 +23432,7 @@
             <w:pPr>
               <w:spacing w:after="20" w:before="0"/>
             </w:pPr>
-            <w:hyperlink w:history="1" r:id="rIdu1gyrqoeqhsbrcbsh9k50">
+            <w:hyperlink w:history="1" r:id="rIdltbvcmnctuyin4az26aex">
               <w:r>
                 <w:rPr>
                   <w:rFonts w:ascii="Arial" w:cs="Arial" w:eastAsia="Arial" w:hAnsi="Arial"/>
@@ -23483,7 +23465,7 @@
               <w:spacing w:after="10" w:before="0"/>
               <w:ind w:left="120"/>
             </w:pPr>
-            <w:hyperlink w:history="1" r:id="rId8tkdl5cgduo5lfqlhl-qc">
+            <w:hyperlink w:history="1" r:id="rIdb-dno2pmr0sgq48dwi-d2">
               <w:r>
                 <w:rPr>
                   <w:rFonts w:ascii="Arial" w:cs="Arial" w:eastAsia="Arial" w:hAnsi="Arial"/>
@@ -23528,7 +23510,7 @@
             <w:pPr>
               <w:spacing w:after="20" w:before="0"/>
             </w:pPr>
-            <w:hyperlink w:history="1" r:id="rIdq5ja_3s0ejv23n3bvhowd">
+            <w:hyperlink w:history="1" r:id="rIddovf-6l17l4pbcvdw8w5h">
               <w:r>
                 <w:rPr>
                   <w:rFonts w:ascii="Arial" w:cs="Arial" w:eastAsia="Arial" w:hAnsi="Arial"/>
@@ -23561,7 +23543,7 @@
               <w:spacing w:after="10" w:before="0"/>
               <w:ind w:left="120"/>
             </w:pPr>
-            <w:hyperlink w:history="1" r:id="rIdcur24nlfinnppun9kcno6">
+            <w:hyperlink w:history="1" r:id="rIdujh9bb_is4yj0ekrmtty1">
               <w:r>
                 <w:rPr>
                   <w:rFonts w:ascii="Arial" w:cs="Arial" w:eastAsia="Arial" w:hAnsi="Arial"/>
@@ -25340,7 +25322,7 @@
             <w:pPr>
               <w:spacing w:after="20" w:before="0"/>
             </w:pPr>
-            <w:hyperlink w:history="1" r:id="rId-ovsqkk5ocfegd0qz7y78">
+            <w:hyperlink w:history="1" r:id="rId-gymx2fl71hljrhigh3qr">
               <w:r>
                 <w:rPr>
                   <w:rFonts w:ascii="Arial" w:cs="Arial" w:eastAsia="Arial" w:hAnsi="Arial"/>
@@ -25373,7 +25355,7 @@
               <w:spacing w:after="10" w:before="0"/>
               <w:ind w:left="120"/>
             </w:pPr>
-            <w:hyperlink w:history="1" r:id="rIdqcvttaojzn7jzvqicg-wb">
+            <w:hyperlink w:history="1" r:id="rIddfyindwu_kzssbinjwp_w">
               <w:r>
                 <w:rPr>
                   <w:rFonts w:ascii="Arial" w:cs="Arial" w:eastAsia="Arial" w:hAnsi="Arial"/>
@@ -25418,7 +25400,7 @@
             <w:pPr>
               <w:spacing w:after="20" w:before="0"/>
             </w:pPr>
-            <w:hyperlink w:history="1" r:id="rIdqgddn1tun_i8zyrxwpfuv">
+            <w:hyperlink w:history="1" r:id="rId4yiyso6ulf47eq66efru_">
               <w:r>
                 <w:rPr>
                   <w:rFonts w:ascii="Arial" w:cs="Arial" w:eastAsia="Arial" w:hAnsi="Arial"/>
@@ -25451,7 +25433,7 @@
               <w:spacing w:after="10" w:before="0"/>
               <w:ind w:left="120"/>
             </w:pPr>
-            <w:hyperlink w:history="1" r:id="rIdsuhm7khko_8djw7fxrqxp">
+            <w:hyperlink w:history="1" r:id="rIdfyetteqrrnhz5jjjk1vdh">
               <w:r>
                 <w:rPr>
                   <w:rFonts w:ascii="Arial" w:cs="Arial" w:eastAsia="Arial" w:hAnsi="Arial"/>
@@ -25659,7 +25641,7 @@
             <w:pPr>
               <w:spacing w:after="20" w:before="0"/>
             </w:pPr>
-            <w:hyperlink w:history="1" r:id="rIdd_laprupbagivzqx2j5sc">
+            <w:hyperlink w:history="1" r:id="rIddlbbktcafy8iebkml0l-z">
               <w:r>
                 <w:rPr>
                   <w:rFonts w:ascii="Arial" w:cs="Arial" w:eastAsia="Arial" w:hAnsi="Arial"/>
@@ -25692,7 +25674,7 @@
               <w:spacing w:after="10" w:before="0"/>
               <w:ind w:left="120"/>
             </w:pPr>
-            <w:hyperlink w:history="1" r:id="rId-5v9toefheucp4ioovqmm">
+            <w:hyperlink w:history="1" r:id="rIdcd3wznjs_zlrv8intp3ka">
               <w:r>
                 <w:rPr>
                   <w:rFonts w:ascii="Arial" w:cs="Arial" w:eastAsia="Arial" w:hAnsi="Arial"/>
@@ -25737,7 +25719,7 @@
             <w:pPr>
               <w:spacing w:after="20" w:before="0"/>
             </w:pPr>
-            <w:hyperlink w:history="1" r:id="rIdszk5dbdlw7le7z9svs-tc">
+            <w:hyperlink w:history="1" r:id="rIde2wrakz3fkjmem8i65da1">
               <w:r>
                 <w:rPr>
                   <w:rFonts w:ascii="Arial" w:cs="Arial" w:eastAsia="Arial" w:hAnsi="Arial"/>
@@ -25770,7 +25752,7 @@
               <w:spacing w:after="10" w:before="0"/>
               <w:ind w:left="120"/>
             </w:pPr>
-            <w:hyperlink w:history="1" r:id="rIdpea3a1cr-fe5idvilorqc">
+            <w:hyperlink w:history="1" r:id="rIdh1i-iiw5jtzpos9-phxtq">
               <w:r>
                 <w:rPr>
                   <w:rFonts w:ascii="Arial" w:cs="Arial" w:eastAsia="Arial" w:hAnsi="Arial"/>
@@ -25978,7 +25960,7 @@
             <w:pPr>
               <w:spacing w:after="20" w:before="0"/>
             </w:pPr>
-            <w:hyperlink w:history="1" r:id="rId7atsc-ji-g4dc0h26aoeb">
+            <w:hyperlink w:history="1" r:id="rIdav1tv3hbv7yf4jimqhln4">
               <w:r>
                 <w:rPr>
                   <w:rFonts w:ascii="Arial" w:cs="Arial" w:eastAsia="Arial" w:hAnsi="Arial"/>
@@ -26011,7 +25993,7 @@
               <w:spacing w:after="10" w:before="0"/>
               <w:ind w:left="120"/>
             </w:pPr>
-            <w:hyperlink w:history="1" r:id="rId793_n3pwes0k3yg4iassr">
+            <w:hyperlink w:history="1" r:id="rIdcfa4jmihpij_8n6t8thjj">
               <w:r>
                 <w:rPr>
                   <w:rFonts w:ascii="Arial" w:cs="Arial" w:eastAsia="Arial" w:hAnsi="Arial"/>
@@ -26056,7 +26038,7 @@
             <w:pPr>
               <w:spacing w:after="20" w:before="0"/>
             </w:pPr>
-            <w:hyperlink w:history="1" r:id="rIdqthtkbf0-cenumbnrgrhx">
+            <w:hyperlink w:history="1" r:id="rIddp9bm4vr2o1uwqpjuisud">
               <w:r>
                 <w:rPr>
                   <w:rFonts w:ascii="Arial" w:cs="Arial" w:eastAsia="Arial" w:hAnsi="Arial"/>
@@ -26089,7 +26071,7 @@
               <w:spacing w:after="10" w:before="0"/>
               <w:ind w:left="120"/>
             </w:pPr>
-            <w:hyperlink w:history="1" r:id="rIdi4nyeitxle2pscylmp7yv">
+            <w:hyperlink w:history="1" r:id="rIdfi51tv5mfquy73j1vg92c">
               <w:r>
                 <w:rPr>
                   <w:rFonts w:ascii="Arial" w:cs="Arial" w:eastAsia="Arial" w:hAnsi="Arial"/>
@@ -26297,7 +26279,7 @@
             <w:pPr>
               <w:spacing w:after="20" w:before="0"/>
             </w:pPr>
-            <w:hyperlink w:history="1" r:id="rIdqmqm_mfyejl8dtjg86fol">
+            <w:hyperlink w:history="1" r:id="rIdvs9z-rplklc8qs5ef7npz">
               <w:r>
                 <w:rPr>
                   <w:rFonts w:ascii="Arial" w:cs="Arial" w:eastAsia="Arial" w:hAnsi="Arial"/>
@@ -26330,7 +26312,7 @@
               <w:spacing w:after="10" w:before="0"/>
               <w:ind w:left="120"/>
             </w:pPr>
-            <w:hyperlink w:history="1" r:id="rIdo3mxk5ia-jh-gzgmlzl8u">
+            <w:hyperlink w:history="1" r:id="rIdjc9u3ypz_xky-wb6pm0ii">
               <w:r>
                 <w:rPr>
                   <w:rFonts w:ascii="Arial" w:cs="Arial" w:eastAsia="Arial" w:hAnsi="Arial"/>
@@ -26375,7 +26357,7 @@
             <w:pPr>
               <w:spacing w:after="20" w:before="0"/>
             </w:pPr>
-            <w:hyperlink w:history="1" r:id="rId-togyik67l0ckwpdtvgo8">
+            <w:hyperlink w:history="1" r:id="rIdwozu8b18qektcela0feah">
               <w:r>
                 <w:rPr>
                   <w:rFonts w:ascii="Arial" w:cs="Arial" w:eastAsia="Arial" w:hAnsi="Arial"/>
@@ -26408,7 +26390,7 @@
               <w:spacing w:after="10" w:before="0"/>
               <w:ind w:left="120"/>
             </w:pPr>
-            <w:hyperlink w:history="1" r:id="rIdmaikcx-vktxhdva5wwzxu">
+            <w:hyperlink w:history="1" r:id="rId-iygha8nt7q_gvxuh48lo">
               <w:r>
                 <w:rPr>
                   <w:rFonts w:ascii="Arial" w:cs="Arial" w:eastAsia="Arial" w:hAnsi="Arial"/>
@@ -26616,7 +26598,7 @@
             <w:pPr>
               <w:spacing w:after="20" w:before="0"/>
             </w:pPr>
-            <w:hyperlink w:history="1" r:id="rIdarcorjsxgwooyfvktsygz">
+            <w:hyperlink w:history="1" r:id="rIdwna86cw7z-ncrkotlk8cl">
               <w:r>
                 <w:rPr>
                   <w:rFonts w:ascii="Arial" w:cs="Arial" w:eastAsia="Arial" w:hAnsi="Arial"/>
@@ -26649,7 +26631,7 @@
               <w:spacing w:after="10" w:before="0"/>
               <w:ind w:left="120"/>
             </w:pPr>
-            <w:hyperlink w:history="1" r:id="rIdxkiwdxj2on7scioykqw_g">
+            <w:hyperlink w:history="1" r:id="rIdozu4fw_gwmil45wgpytdf">
               <w:r>
                 <w:rPr>
                   <w:rFonts w:ascii="Arial" w:cs="Arial" w:eastAsia="Arial" w:hAnsi="Arial"/>
@@ -26694,7 +26676,7 @@
             <w:pPr>
               <w:spacing w:after="20" w:before="0"/>
             </w:pPr>
-            <w:hyperlink w:history="1" r:id="rIdj7slrmpmczbgz9mbzfybr">
+            <w:hyperlink w:history="1" r:id="rIdrf6exapxe4bi6hwwiztky">
               <w:r>
                 <w:rPr>
                   <w:rFonts w:ascii="Arial" w:cs="Arial" w:eastAsia="Arial" w:hAnsi="Arial"/>
@@ -26727,7 +26709,7 @@
               <w:spacing w:after="10" w:before="0"/>
               <w:ind w:left="120"/>
             </w:pPr>
-            <w:hyperlink w:history="1" r:id="rId492vrjvyb_sqjuzqqvnve">
+            <w:hyperlink w:history="1" r:id="rIdlesmsdzfiwi3mu7pky3ib">
               <w:r>
                 <w:rPr>
                   <w:rFonts w:ascii="Arial" w:cs="Arial" w:eastAsia="Arial" w:hAnsi="Arial"/>

--- a/data/outputs/docx/Grade 10 Biology/Bio 2.2/Biology_Transport_in_Plants_CBE_LessonSequence.docx
+++ b/data/outputs/docx/Grade 10 Biology/Bio 2.2/Biology_Transport_in_Plants_CBE_LessonSequence.docx
@@ -2822,7 +2822,25 @@
             </w:tcMar>
             <w:vAlign w:val="top"/>
           </w:tcPr>
-          <w:p/>
+          <w:p>
+            <w:pPr>
+              <w:spacing w:after="40" w:before="0"/>
+              <w:jc w:val="left"/>
+            </w:pPr>
+            <w:r>
+              <w:rPr>
+                <w:rFonts w:ascii="Arial" w:cs="Arial" w:eastAsia="Arial" w:hAnsi="Arial"/>
+                <w:b w:val="false"/>
+                <w:bCs w:val="false"/>
+                <w:i w:val="false"/>
+                <w:iCs w:val="false"/>
+                <w:color w:val="000000"/>
+                <w:sz w:val="18"/>
+                <w:szCs w:val="18"/>
+              </w:rPr>
+              <w:t xml:space="preserve">No hazardous materials are used in this lesson. If learners handle fresh maize leaves for observation, remind them to wash hands after handling plant material. Ensure the classroom projector or printed images are positioned so all learners can view without straining.</w:t>
+            </w:r>
+          </w:p>
         </w:tc>
       </w:tr>
     </w:tbl>
@@ -3274,7 +3292,7 @@
             <w:pPr>
               <w:spacing w:after="20" w:before="0"/>
             </w:pPr>
-            <w:hyperlink w:history="1" r:id="rId8kprrafmrvsbv2_xrdibn">
+            <w:hyperlink w:history="1" r:id="rIdg4cvycyzuld28dnehb9rg">
               <w:r>
                 <w:rPr>
                   <w:rFonts w:ascii="Arial" w:cs="Arial" w:eastAsia="Arial" w:hAnsi="Arial"/>
@@ -3307,7 +3325,7 @@
               <w:spacing w:after="10" w:before="0"/>
               <w:ind w:left="120"/>
             </w:pPr>
-            <w:hyperlink w:history="1" r:id="rIdxpgk5l5ud78jg6r3rjur3">
+            <w:hyperlink w:history="1" r:id="rIdcjyz1q6ay4vtrehyq5awz">
               <w:r>
                 <w:rPr>
                   <w:rFonts w:ascii="Arial" w:cs="Arial" w:eastAsia="Arial" w:hAnsi="Arial"/>
@@ -3352,7 +3370,7 @@
             <w:pPr>
               <w:spacing w:after="20" w:before="0"/>
             </w:pPr>
-            <w:hyperlink w:history="1" r:id="rIdnljvag5znlqdyxip3bdv2">
+            <w:hyperlink w:history="1" r:id="rIdbj_gvomdumycxmkudne8p">
               <w:r>
                 <w:rPr>
                   <w:rFonts w:ascii="Arial" w:cs="Arial" w:eastAsia="Arial" w:hAnsi="Arial"/>
@@ -3385,7 +3403,7 @@
               <w:spacing w:after="10" w:before="0"/>
               <w:ind w:left="120"/>
             </w:pPr>
-            <w:hyperlink w:history="1" r:id="rId3sltvqychnq6wlnwbn-ko">
+            <w:hyperlink w:history="1" r:id="rIdiwuovwiem37fymzwunl-u">
               <w:r>
                 <w:rPr>
                   <w:rFonts w:ascii="Arial" w:cs="Arial" w:eastAsia="Arial" w:hAnsi="Arial"/>
@@ -3593,7 +3611,7 @@
             <w:pPr>
               <w:spacing w:after="20" w:before="0"/>
             </w:pPr>
-            <w:hyperlink w:history="1" r:id="rIduukkqwncj9vzio7b-6ej3">
+            <w:hyperlink w:history="1" r:id="rId3jl_9ug_15td58xtcfkfz">
               <w:r>
                 <w:rPr>
                   <w:rFonts w:ascii="Arial" w:cs="Arial" w:eastAsia="Arial" w:hAnsi="Arial"/>
@@ -3626,7 +3644,7 @@
               <w:spacing w:after="10" w:before="0"/>
               <w:ind w:left="120"/>
             </w:pPr>
-            <w:hyperlink w:history="1" r:id="rIdubrti0y7frutqfasih-xw">
+            <w:hyperlink w:history="1" r:id="rIdb_yajr1poyv-dmi-akt_8">
               <w:r>
                 <w:rPr>
                   <w:rFonts w:ascii="Arial" w:cs="Arial" w:eastAsia="Arial" w:hAnsi="Arial"/>
@@ -3671,7 +3689,7 @@
             <w:pPr>
               <w:spacing w:after="20" w:before="0"/>
             </w:pPr>
-            <w:hyperlink w:history="1" r:id="rIdojo4rt4xkcrqzhpbde292">
+            <w:hyperlink w:history="1" r:id="rIdngby-qo9s9dunjwksbwbt">
               <w:r>
                 <w:rPr>
                   <w:rFonts w:ascii="Arial" w:cs="Arial" w:eastAsia="Arial" w:hAnsi="Arial"/>
@@ -3704,7 +3722,7 @@
               <w:spacing w:after="10" w:before="0"/>
               <w:ind w:left="120"/>
             </w:pPr>
-            <w:hyperlink w:history="1" r:id="rIdlw8jcgibmk2ieabaulori">
+            <w:hyperlink w:history="1" r:id="rIdrv98dmxvxnacydgw4nlkx">
               <w:r>
                 <w:rPr>
                   <w:rFonts w:ascii="Arial" w:cs="Arial" w:eastAsia="Arial" w:hAnsi="Arial"/>
@@ -3912,7 +3930,7 @@
             <w:pPr>
               <w:spacing w:after="20" w:before="0"/>
             </w:pPr>
-            <w:hyperlink w:history="1" r:id="rId2zyk400qytk4dgqho29fu">
+            <w:hyperlink w:history="1" r:id="rId9qi8qbmgdjx_o5_83wrpc">
               <w:r>
                 <w:rPr>
                   <w:rFonts w:ascii="Arial" w:cs="Arial" w:eastAsia="Arial" w:hAnsi="Arial"/>
@@ -3945,7 +3963,7 @@
               <w:spacing w:after="10" w:before="0"/>
               <w:ind w:left="120"/>
             </w:pPr>
-            <w:hyperlink w:history="1" r:id="rId3rhazgr9fntfoudcs-kca">
+            <w:hyperlink w:history="1" r:id="rId_cr0ydqt-ycbxuacue0kz">
               <w:r>
                 <w:rPr>
                   <w:rFonts w:ascii="Arial" w:cs="Arial" w:eastAsia="Arial" w:hAnsi="Arial"/>
@@ -3990,7 +4008,7 @@
             <w:pPr>
               <w:spacing w:after="20" w:before="0"/>
             </w:pPr>
-            <w:hyperlink w:history="1" r:id="rIdyeu44kmc0ob1gbypkqdbt">
+            <w:hyperlink w:history="1" r:id="rId6i-bz2cswanw5zt4i0pma">
               <w:r>
                 <w:rPr>
                   <w:rFonts w:ascii="Arial" w:cs="Arial" w:eastAsia="Arial" w:hAnsi="Arial"/>
@@ -4023,7 +4041,7 @@
               <w:spacing w:after="10" w:before="0"/>
               <w:ind w:left="120"/>
             </w:pPr>
-            <w:hyperlink w:history="1" r:id="rIdg6x7honpxetxiip45t_bf">
+            <w:hyperlink w:history="1" r:id="rIdxdx-umhk-uzu-yh6fq7sd">
               <w:r>
                 <w:rPr>
                   <w:rFonts w:ascii="Arial" w:cs="Arial" w:eastAsia="Arial" w:hAnsi="Arial"/>
@@ -4231,7 +4249,7 @@
             <w:pPr>
               <w:spacing w:after="20" w:before="0"/>
             </w:pPr>
-            <w:hyperlink w:history="1" r:id="rIdd2a_pgcirxox239fa1gaj">
+            <w:hyperlink w:history="1" r:id="rIdyfvs6eoo3h0hmmjuscqmh">
               <w:r>
                 <w:rPr>
                   <w:rFonts w:ascii="Arial" w:cs="Arial" w:eastAsia="Arial" w:hAnsi="Arial"/>
@@ -4264,7 +4282,7 @@
               <w:spacing w:after="10" w:before="0"/>
               <w:ind w:left="120"/>
             </w:pPr>
-            <w:hyperlink w:history="1" r:id="rIdloqdtrsjlahn9uvzt4rp1">
+            <w:hyperlink w:history="1" r:id="rIdreh61so7yrafz13ujok7y">
               <w:r>
                 <w:rPr>
                   <w:rFonts w:ascii="Arial" w:cs="Arial" w:eastAsia="Arial" w:hAnsi="Arial"/>
@@ -4309,7 +4327,7 @@
             <w:pPr>
               <w:spacing w:after="20" w:before="0"/>
             </w:pPr>
-            <w:hyperlink w:history="1" r:id="rIdkivckqumoam_y-tgiouim">
+            <w:hyperlink w:history="1" r:id="rIdrz5u_qgmnxj1hgbzjvb4n">
               <w:r>
                 <w:rPr>
                   <w:rFonts w:ascii="Arial" w:cs="Arial" w:eastAsia="Arial" w:hAnsi="Arial"/>
@@ -4342,7 +4360,7 @@
               <w:spacing w:after="10" w:before="0"/>
               <w:ind w:left="120"/>
             </w:pPr>
-            <w:hyperlink w:history="1" r:id="rIdrdbbweuqnenwt0twi1rro">
+            <w:hyperlink w:history="1" r:id="rId0istmna3sosjz5icou5sm">
               <w:r>
                 <w:rPr>
                   <w:rFonts w:ascii="Arial" w:cs="Arial" w:eastAsia="Arial" w:hAnsi="Arial"/>
@@ -4550,7 +4568,7 @@
             <w:pPr>
               <w:spacing w:after="20" w:before="0"/>
             </w:pPr>
-            <w:hyperlink w:history="1" r:id="rIdi8vgnkhr0vooicx81zlvy">
+            <w:hyperlink w:history="1" r:id="rIdcjw_cui2rtdadrmqep1rk">
               <w:r>
                 <w:rPr>
                   <w:rFonts w:ascii="Arial" w:cs="Arial" w:eastAsia="Arial" w:hAnsi="Arial"/>
@@ -4583,7 +4601,7 @@
               <w:spacing w:after="10" w:before="0"/>
               <w:ind w:left="120"/>
             </w:pPr>
-            <w:hyperlink w:history="1" r:id="rIdgtb26kzjop1e99uht34sr">
+            <w:hyperlink w:history="1" r:id="rIdflnnzhedi1bufux2sm8kq">
               <w:r>
                 <w:rPr>
                   <w:rFonts w:ascii="Arial" w:cs="Arial" w:eastAsia="Arial" w:hAnsi="Arial"/>
@@ -4628,7 +4646,7 @@
             <w:pPr>
               <w:spacing w:after="20" w:before="0"/>
             </w:pPr>
-            <w:hyperlink w:history="1" r:id="rId3vafk-1ys7uklq99iaise">
+            <w:hyperlink w:history="1" r:id="rId5vv76-qu6qzr3pic11qlz">
               <w:r>
                 <w:rPr>
                   <w:rFonts w:ascii="Arial" w:cs="Arial" w:eastAsia="Arial" w:hAnsi="Arial"/>
@@ -4661,7 +4679,7 @@
               <w:spacing w:after="10" w:before="0"/>
               <w:ind w:left="120"/>
             </w:pPr>
-            <w:hyperlink w:history="1" r:id="rIdamy6vujko6-kjo8otgvay">
+            <w:hyperlink w:history="1" r:id="rIddddbqoq0dt7dnyz24numt">
               <w:r>
                 <w:rPr>
                   <w:rFonts w:ascii="Arial" w:cs="Arial" w:eastAsia="Arial" w:hAnsi="Arial"/>
@@ -6364,7 +6382,7 @@
             <w:pPr>
               <w:spacing w:after="20" w:before="0"/>
             </w:pPr>
-            <w:hyperlink w:history="1" r:id="rId0r_xmig84d8q0zoqlutx_">
+            <w:hyperlink w:history="1" r:id="rIdhltn7qlrrngpkhaphpoyf">
               <w:r>
                 <w:rPr>
                   <w:rFonts w:ascii="Arial" w:cs="Arial" w:eastAsia="Arial" w:hAnsi="Arial"/>
@@ -6397,7 +6415,7 @@
               <w:spacing w:after="10" w:before="0"/>
               <w:ind w:left="120"/>
             </w:pPr>
-            <w:hyperlink w:history="1" r:id="rId02yjn-tk48263sar-ljil">
+            <w:hyperlink w:history="1" r:id="rIdruyitxfxqpzaeabqruhhk">
               <w:r>
                 <w:rPr>
                   <w:rFonts w:ascii="Arial" w:cs="Arial" w:eastAsia="Arial" w:hAnsi="Arial"/>
@@ -6442,7 +6460,7 @@
             <w:pPr>
               <w:spacing w:after="20" w:before="0"/>
             </w:pPr>
-            <w:hyperlink w:history="1" r:id="rIdqyw60bnyamruxvtzveaqc">
+            <w:hyperlink w:history="1" r:id="rId1ureobjjqezhzcgqljigc">
               <w:r>
                 <w:rPr>
                   <w:rFonts w:ascii="Arial" w:cs="Arial" w:eastAsia="Arial" w:hAnsi="Arial"/>
@@ -6475,7 +6493,7 @@
               <w:spacing w:after="10" w:before="0"/>
               <w:ind w:left="120"/>
             </w:pPr>
-            <w:hyperlink w:history="1" r:id="rIdz6xvxe24sv8wwmbpxjdr4">
+            <w:hyperlink w:history="1" r:id="rIdz6yodvp8s24xd6hensav_">
               <w:r>
                 <w:rPr>
                   <w:rFonts w:ascii="Arial" w:cs="Arial" w:eastAsia="Arial" w:hAnsi="Arial"/>
@@ -6683,7 +6701,7 @@
             <w:pPr>
               <w:spacing w:after="20" w:before="0"/>
             </w:pPr>
-            <w:hyperlink w:history="1" r:id="rId6ryi2tcapku9bw-scpzgu">
+            <w:hyperlink w:history="1" r:id="rIdfu02l3zkpt9ch8ktpjvbe">
               <w:r>
                 <w:rPr>
                   <w:rFonts w:ascii="Arial" w:cs="Arial" w:eastAsia="Arial" w:hAnsi="Arial"/>
@@ -6716,7 +6734,7 @@
               <w:spacing w:after="10" w:before="0"/>
               <w:ind w:left="120"/>
             </w:pPr>
-            <w:hyperlink w:history="1" r:id="rIdguae9jxsklfobyukmubor">
+            <w:hyperlink w:history="1" r:id="rIdbid3zi7phglbmdd-b9kvb">
               <w:r>
                 <w:rPr>
                   <w:rFonts w:ascii="Arial" w:cs="Arial" w:eastAsia="Arial" w:hAnsi="Arial"/>
@@ -6761,7 +6779,7 @@
             <w:pPr>
               <w:spacing w:after="20" w:before="0"/>
             </w:pPr>
-            <w:hyperlink w:history="1" r:id="rIdqsc8bmwqyg41mhe_-tvij">
+            <w:hyperlink w:history="1" r:id="rIdwf1yrlquovkhhyswz8omd">
               <w:r>
                 <w:rPr>
                   <w:rFonts w:ascii="Arial" w:cs="Arial" w:eastAsia="Arial" w:hAnsi="Arial"/>
@@ -6794,7 +6812,7 @@
               <w:spacing w:after="10" w:before="0"/>
               <w:ind w:left="120"/>
             </w:pPr>
-            <w:hyperlink w:history="1" r:id="rIdwpx_lcwmy3lyzinzaqbxl">
+            <w:hyperlink w:history="1" r:id="rId9bc-u61wswgvefhrtd1sp">
               <w:r>
                 <w:rPr>
                   <w:rFonts w:ascii="Arial" w:cs="Arial" w:eastAsia="Arial" w:hAnsi="Arial"/>
@@ -7002,7 +7020,7 @@
             <w:pPr>
               <w:spacing w:after="20" w:before="0"/>
             </w:pPr>
-            <w:hyperlink w:history="1" r:id="rIdbjm31db8mcn-hkugjfhxc">
+            <w:hyperlink w:history="1" r:id="rIdalbg3nuhpnpjup97sxcj2">
               <w:r>
                 <w:rPr>
                   <w:rFonts w:ascii="Arial" w:cs="Arial" w:eastAsia="Arial" w:hAnsi="Arial"/>
@@ -7035,7 +7053,7 @@
               <w:spacing w:after="10" w:before="0"/>
               <w:ind w:left="120"/>
             </w:pPr>
-            <w:hyperlink w:history="1" r:id="rId3du8dk9odcm7kk8a-8dwr">
+            <w:hyperlink w:history="1" r:id="rIdztp6epfyfjyvzmwdi7qfj">
               <w:r>
                 <w:rPr>
                   <w:rFonts w:ascii="Arial" w:cs="Arial" w:eastAsia="Arial" w:hAnsi="Arial"/>
@@ -7080,7 +7098,7 @@
             <w:pPr>
               <w:spacing w:after="20" w:before="0"/>
             </w:pPr>
-            <w:hyperlink w:history="1" r:id="rIdoh0ren6ottuuomzvssruk">
+            <w:hyperlink w:history="1" r:id="rId4k3tkxlozvy_7l6knfrem">
               <w:r>
                 <w:rPr>
                   <w:rFonts w:ascii="Arial" w:cs="Arial" w:eastAsia="Arial" w:hAnsi="Arial"/>
@@ -7113,7 +7131,7 @@
               <w:spacing w:after="10" w:before="0"/>
               <w:ind w:left="120"/>
             </w:pPr>
-            <w:hyperlink w:history="1" r:id="rIdati5d9njxmbwkoajjklvn">
+            <w:hyperlink w:history="1" r:id="rIdmqyk0ldpleqthudnef58l">
               <w:r>
                 <w:rPr>
                   <w:rFonts w:ascii="Arial" w:cs="Arial" w:eastAsia="Arial" w:hAnsi="Arial"/>
@@ -7321,7 +7339,7 @@
             <w:pPr>
               <w:spacing w:after="20" w:before="0"/>
             </w:pPr>
-            <w:hyperlink w:history="1" r:id="rIdzupni6jzmbqxfbhoobkol">
+            <w:hyperlink w:history="1" r:id="rId6prctqiia74738abrcr5q">
               <w:r>
                 <w:rPr>
                   <w:rFonts w:ascii="Arial" w:cs="Arial" w:eastAsia="Arial" w:hAnsi="Arial"/>
@@ -7354,7 +7372,7 @@
               <w:spacing w:after="10" w:before="0"/>
               <w:ind w:left="120"/>
             </w:pPr>
-            <w:hyperlink w:history="1" r:id="rIdiwudz36ogxomoxb3o10_t">
+            <w:hyperlink w:history="1" r:id="rId5wm8r8zw1exme0sioyl9e">
               <w:r>
                 <w:rPr>
                   <w:rFonts w:ascii="Arial" w:cs="Arial" w:eastAsia="Arial" w:hAnsi="Arial"/>
@@ -7399,7 +7417,7 @@
             <w:pPr>
               <w:spacing w:after="20" w:before="0"/>
             </w:pPr>
-            <w:hyperlink w:history="1" r:id="rIdrzfw0mn2xpego3zsfy7tx">
+            <w:hyperlink w:history="1" r:id="rIdgx1_bkmlq0ivwfm_se6a3">
               <w:r>
                 <w:rPr>
                   <w:rFonts w:ascii="Arial" w:cs="Arial" w:eastAsia="Arial" w:hAnsi="Arial"/>
@@ -7432,7 +7450,7 @@
               <w:spacing w:after="10" w:before="0"/>
               <w:ind w:left="120"/>
             </w:pPr>
-            <w:hyperlink w:history="1" r:id="rId_bdan7-cr8s8uu1rgu7af">
+            <w:hyperlink w:history="1" r:id="rIdsv5kk0lwwnprub5al9yys">
               <w:r>
                 <w:rPr>
                   <w:rFonts w:ascii="Arial" w:cs="Arial" w:eastAsia="Arial" w:hAnsi="Arial"/>
@@ -7640,7 +7658,7 @@
             <w:pPr>
               <w:spacing w:after="20" w:before="0"/>
             </w:pPr>
-            <w:hyperlink w:history="1" r:id="rId4xvlskz9hthths6s9znmv">
+            <w:hyperlink w:history="1" r:id="rId01ygw5jf7eqbait4g_ymq">
               <w:r>
                 <w:rPr>
                   <w:rFonts w:ascii="Arial" w:cs="Arial" w:eastAsia="Arial" w:hAnsi="Arial"/>
@@ -7673,7 +7691,7 @@
               <w:spacing w:after="10" w:before="0"/>
               <w:ind w:left="120"/>
             </w:pPr>
-            <w:hyperlink w:history="1" r:id="rIdvcyrucc3w9huu0wikphfs">
+            <w:hyperlink w:history="1" r:id="rIdiabjrsxcyvkdadcyhfol-">
               <w:r>
                 <w:rPr>
                   <w:rFonts w:ascii="Arial" w:cs="Arial" w:eastAsia="Arial" w:hAnsi="Arial"/>
@@ -7718,7 +7736,7 @@
             <w:pPr>
               <w:spacing w:after="20" w:before="0"/>
             </w:pPr>
-            <w:hyperlink w:history="1" r:id="rIdp64a1bj44ggrok-41l7si">
+            <w:hyperlink w:history="1" r:id="rIdldpkte6nlrgougwksqugu">
               <w:r>
                 <w:rPr>
                   <w:rFonts w:ascii="Arial" w:cs="Arial" w:eastAsia="Arial" w:hAnsi="Arial"/>
@@ -7751,7 +7769,7 @@
               <w:spacing w:after="10" w:before="0"/>
               <w:ind w:left="120"/>
             </w:pPr>
-            <w:hyperlink w:history="1" r:id="rIdidslc28depyfvjnzue8kl">
+            <w:hyperlink w:history="1" r:id="rIdhpl0etkzylkixmbmb8gw3">
               <w:r>
                 <w:rPr>
                   <w:rFonts w:ascii="Arial" w:cs="Arial" w:eastAsia="Arial" w:hAnsi="Arial"/>
@@ -9530,7 +9548,7 @@
             <w:pPr>
               <w:spacing w:after="20" w:before="0"/>
             </w:pPr>
-            <w:hyperlink w:history="1" r:id="rIdod5yf7sd2ocuvprsdfyvh">
+            <w:hyperlink w:history="1" r:id="rIdyleoijmjjgieei8uf-_cr">
               <w:r>
                 <w:rPr>
                   <w:rFonts w:ascii="Arial" w:cs="Arial" w:eastAsia="Arial" w:hAnsi="Arial"/>
@@ -9563,7 +9581,7 @@
               <w:spacing w:after="10" w:before="0"/>
               <w:ind w:left="120"/>
             </w:pPr>
-            <w:hyperlink w:history="1" r:id="rId5hjr7v-ajimztsoysq532">
+            <w:hyperlink w:history="1" r:id="rIdncliux18yne4_wjnbqcap">
               <w:r>
                 <w:rPr>
                   <w:rFonts w:ascii="Arial" w:cs="Arial" w:eastAsia="Arial" w:hAnsi="Arial"/>
@@ -9608,7 +9626,7 @@
             <w:pPr>
               <w:spacing w:after="20" w:before="0"/>
             </w:pPr>
-            <w:hyperlink w:history="1" r:id="rIdg1sjea6lxuaus4qiel7le">
+            <w:hyperlink w:history="1" r:id="rId7d3kl0uahidi8zrtkz7uq">
               <w:r>
                 <w:rPr>
                   <w:rFonts w:ascii="Arial" w:cs="Arial" w:eastAsia="Arial" w:hAnsi="Arial"/>
@@ -9641,7 +9659,7 @@
               <w:spacing w:after="10" w:before="0"/>
               <w:ind w:left="120"/>
             </w:pPr>
-            <w:hyperlink w:history="1" r:id="rIdlqoqlsvu2qnnktkavrz8m">
+            <w:hyperlink w:history="1" r:id="rId3gcyb6yksiqjg_jcl6_ee">
               <w:r>
                 <w:rPr>
                   <w:rFonts w:ascii="Arial" w:cs="Arial" w:eastAsia="Arial" w:hAnsi="Arial"/>
@@ -9849,7 +9867,7 @@
             <w:pPr>
               <w:spacing w:after="20" w:before="0"/>
             </w:pPr>
-            <w:hyperlink w:history="1" r:id="rIdeugnx224tda1ecf1omfc1">
+            <w:hyperlink w:history="1" r:id="rIdbn3fcvdflpjl3vpmjpjns">
               <w:r>
                 <w:rPr>
                   <w:rFonts w:ascii="Arial" w:cs="Arial" w:eastAsia="Arial" w:hAnsi="Arial"/>
@@ -9882,7 +9900,7 @@
               <w:spacing w:after="10" w:before="0"/>
               <w:ind w:left="120"/>
             </w:pPr>
-            <w:hyperlink w:history="1" r:id="rId6_-_gai3r9orylhw1cbav">
+            <w:hyperlink w:history="1" r:id="rIde0byyrwluedh6dlorgs4l">
               <w:r>
                 <w:rPr>
                   <w:rFonts w:ascii="Arial" w:cs="Arial" w:eastAsia="Arial" w:hAnsi="Arial"/>
@@ -9927,7 +9945,7 @@
             <w:pPr>
               <w:spacing w:after="20" w:before="0"/>
             </w:pPr>
-            <w:hyperlink w:history="1" r:id="rIdk5gvdkgj0tbw1bqhqajaq">
+            <w:hyperlink w:history="1" r:id="rIdmyqhnf9nykl7gmc-i5poz">
               <w:r>
                 <w:rPr>
                   <w:rFonts w:ascii="Arial" w:cs="Arial" w:eastAsia="Arial" w:hAnsi="Arial"/>
@@ -9960,7 +9978,7 @@
               <w:spacing w:after="10" w:before="0"/>
               <w:ind w:left="120"/>
             </w:pPr>
-            <w:hyperlink w:history="1" r:id="rIdprjwafwynoibc1pxtgvmq">
+            <w:hyperlink w:history="1" r:id="rIdod1uikgdpsp3pemumnh7-">
               <w:r>
                 <w:rPr>
                   <w:rFonts w:ascii="Arial" w:cs="Arial" w:eastAsia="Arial" w:hAnsi="Arial"/>
@@ -10168,7 +10186,7 @@
             <w:pPr>
               <w:spacing w:after="20" w:before="0"/>
             </w:pPr>
-            <w:hyperlink w:history="1" r:id="rIdff-my8zeb67gpeciwm0kq">
+            <w:hyperlink w:history="1" r:id="rIdjmbyn00aix64k--r9hxvn">
               <w:r>
                 <w:rPr>
                   <w:rFonts w:ascii="Arial" w:cs="Arial" w:eastAsia="Arial" w:hAnsi="Arial"/>
@@ -10201,7 +10219,7 @@
               <w:spacing w:after="10" w:before="0"/>
               <w:ind w:left="120"/>
             </w:pPr>
-            <w:hyperlink w:history="1" r:id="rIdaea6rr5-lx_as9puez4ys">
+            <w:hyperlink w:history="1" r:id="rId4ucmnphlefrxrz4ejhqmx">
               <w:r>
                 <w:rPr>
                   <w:rFonts w:ascii="Arial" w:cs="Arial" w:eastAsia="Arial" w:hAnsi="Arial"/>
@@ -10246,7 +10264,7 @@
             <w:pPr>
               <w:spacing w:after="20" w:before="0"/>
             </w:pPr>
-            <w:hyperlink w:history="1" r:id="rIdfedho2udqmrhzzqzvl5k3">
+            <w:hyperlink w:history="1" r:id="rIdhljcvwi1y5sb9a5gtaknu">
               <w:r>
                 <w:rPr>
                   <w:rFonts w:ascii="Arial" w:cs="Arial" w:eastAsia="Arial" w:hAnsi="Arial"/>
@@ -10279,7 +10297,7 @@
               <w:spacing w:after="10" w:before="0"/>
               <w:ind w:left="120"/>
             </w:pPr>
-            <w:hyperlink w:history="1" r:id="rIdpr6kgvi8jc5rq8i4mulgc">
+            <w:hyperlink w:history="1" r:id="rIdmw3pkcxz9mix5ol1q4914">
               <w:r>
                 <w:rPr>
                   <w:rFonts w:ascii="Arial" w:cs="Arial" w:eastAsia="Arial" w:hAnsi="Arial"/>
@@ -10487,7 +10505,7 @@
             <w:pPr>
               <w:spacing w:after="20" w:before="0"/>
             </w:pPr>
-            <w:hyperlink w:history="1" r:id="rId_cngcqvr92gskb03pl3ou">
+            <w:hyperlink w:history="1" r:id="rIdv-uegikduumccsbsl7zbb">
               <w:r>
                 <w:rPr>
                   <w:rFonts w:ascii="Arial" w:cs="Arial" w:eastAsia="Arial" w:hAnsi="Arial"/>
@@ -10520,7 +10538,7 @@
               <w:spacing w:after="10" w:before="0"/>
               <w:ind w:left="120"/>
             </w:pPr>
-            <w:hyperlink w:history="1" r:id="rIdhjbonq0kedxg1m9c63atl">
+            <w:hyperlink w:history="1" r:id="rIde9uufsm9wdnvtrngp98ci">
               <w:r>
                 <w:rPr>
                   <w:rFonts w:ascii="Arial" w:cs="Arial" w:eastAsia="Arial" w:hAnsi="Arial"/>
@@ -10565,7 +10583,7 @@
             <w:pPr>
               <w:spacing w:after="20" w:before="0"/>
             </w:pPr>
-            <w:hyperlink w:history="1" r:id="rId009rsn9jc4dkdikm5kck7">
+            <w:hyperlink w:history="1" r:id="rIdkguaqmhbuvpj13vjgdgrv">
               <w:r>
                 <w:rPr>
                   <w:rFonts w:ascii="Arial" w:cs="Arial" w:eastAsia="Arial" w:hAnsi="Arial"/>
@@ -10598,7 +10616,7 @@
               <w:spacing w:after="10" w:before="0"/>
               <w:ind w:left="120"/>
             </w:pPr>
-            <w:hyperlink w:history="1" r:id="rIdovabwosrmgqncsdviqtr1">
+            <w:hyperlink w:history="1" r:id="rIdrkvld0kqktw6ibvkn55qa">
               <w:r>
                 <w:rPr>
                   <w:rFonts w:ascii="Arial" w:cs="Arial" w:eastAsia="Arial" w:hAnsi="Arial"/>
@@ -10806,7 +10824,7 @@
             <w:pPr>
               <w:spacing w:after="20" w:before="0"/>
             </w:pPr>
-            <w:hyperlink w:history="1" r:id="rIdkhpecwvmoxiunfw8f2jxq">
+            <w:hyperlink w:history="1" r:id="rIdwmekx66cgkbvq6wc06xkl">
               <w:r>
                 <w:rPr>
                   <w:rFonts w:ascii="Arial" w:cs="Arial" w:eastAsia="Arial" w:hAnsi="Arial"/>
@@ -10839,7 +10857,7 @@
               <w:spacing w:after="10" w:before="0"/>
               <w:ind w:left="120"/>
             </w:pPr>
-            <w:hyperlink w:history="1" r:id="rIda6pa7jjjcahoflclieh87">
+            <w:hyperlink w:history="1" r:id="rIdtjo7a-aucgd-8m_sgq2qb">
               <w:r>
                 <w:rPr>
                   <w:rFonts w:ascii="Arial" w:cs="Arial" w:eastAsia="Arial" w:hAnsi="Arial"/>
@@ -10884,7 +10902,7 @@
             <w:pPr>
               <w:spacing w:after="20" w:before="0"/>
             </w:pPr>
-            <w:hyperlink w:history="1" r:id="rId7u-aputxwxkjqz1xuomp5">
+            <w:hyperlink w:history="1" r:id="rIdchhx2cfs41qsvttevtxdi">
               <w:r>
                 <w:rPr>
                   <w:rFonts w:ascii="Arial" w:cs="Arial" w:eastAsia="Arial" w:hAnsi="Arial"/>
@@ -10917,7 +10935,7 @@
               <w:spacing w:after="10" w:before="0"/>
               <w:ind w:left="120"/>
             </w:pPr>
-            <w:hyperlink w:history="1" r:id="rId6w2v1qwhu8ingam2_3xnx">
+            <w:hyperlink w:history="1" r:id="rIdjxlifgpzqkcknhwcw1gqv">
               <w:r>
                 <w:rPr>
                   <w:rFonts w:ascii="Arial" w:cs="Arial" w:eastAsia="Arial" w:hAnsi="Arial"/>
@@ -12658,7 +12676,7 @@
             <w:pPr>
               <w:spacing w:after="20" w:before="0"/>
             </w:pPr>
-            <w:hyperlink w:history="1" r:id="rIdv7hd-ljjytozkmlfnldb6">
+            <w:hyperlink w:history="1" r:id="rIdpwalvv97so06axtzmzmqz">
               <w:r>
                 <w:rPr>
                   <w:rFonts w:ascii="Arial" w:cs="Arial" w:eastAsia="Arial" w:hAnsi="Arial"/>
@@ -12691,7 +12709,7 @@
               <w:spacing w:after="10" w:before="0"/>
               <w:ind w:left="120"/>
             </w:pPr>
-            <w:hyperlink w:history="1" r:id="rId6pfhehe-g8nqv3yamlisr">
+            <w:hyperlink w:history="1" r:id="rIdmjbh-a7hn7aicnm6vlniq">
               <w:r>
                 <w:rPr>
                   <w:rFonts w:ascii="Arial" w:cs="Arial" w:eastAsia="Arial" w:hAnsi="Arial"/>
@@ -12736,7 +12754,7 @@
             <w:pPr>
               <w:spacing w:after="20" w:before="0"/>
             </w:pPr>
-            <w:hyperlink w:history="1" r:id="rIdjiyzp-rj8vc3li6jm1itr">
+            <w:hyperlink w:history="1" r:id="rIddmhu_7fzrdxvytuhrrunh">
               <w:r>
                 <w:rPr>
                   <w:rFonts w:ascii="Arial" w:cs="Arial" w:eastAsia="Arial" w:hAnsi="Arial"/>
@@ -12769,7 +12787,7 @@
               <w:spacing w:after="10" w:before="0"/>
               <w:ind w:left="120"/>
             </w:pPr>
-            <w:hyperlink w:history="1" r:id="rId0qlvx3w3l-c7hag6dm3b9">
+            <w:hyperlink w:history="1" r:id="rIdd0zv4d0f2h-wkrje5hblg">
               <w:r>
                 <w:rPr>
                   <w:rFonts w:ascii="Arial" w:cs="Arial" w:eastAsia="Arial" w:hAnsi="Arial"/>
@@ -12977,7 +12995,7 @@
             <w:pPr>
               <w:spacing w:after="20" w:before="0"/>
             </w:pPr>
-            <w:hyperlink w:history="1" r:id="rIdo6hokarmdhapr7p_otkow">
+            <w:hyperlink w:history="1" r:id="rIduonnp5keb6efo2-3jboyv">
               <w:r>
                 <w:rPr>
                   <w:rFonts w:ascii="Arial" w:cs="Arial" w:eastAsia="Arial" w:hAnsi="Arial"/>
@@ -13010,7 +13028,7 @@
               <w:spacing w:after="10" w:before="0"/>
               <w:ind w:left="120"/>
             </w:pPr>
-            <w:hyperlink w:history="1" r:id="rIdoklzulq58zoo6xcxnow4v">
+            <w:hyperlink w:history="1" r:id="rId8cjp_6ajwxhmgds1ba_ok">
               <w:r>
                 <w:rPr>
                   <w:rFonts w:ascii="Arial" w:cs="Arial" w:eastAsia="Arial" w:hAnsi="Arial"/>
@@ -13055,7 +13073,7 @@
             <w:pPr>
               <w:spacing w:after="20" w:before="0"/>
             </w:pPr>
-            <w:hyperlink w:history="1" r:id="rIdzd8mklvuqbc6z2oyik7vq">
+            <w:hyperlink w:history="1" r:id="rIdbxqnkhuv6ygcu7an9fj5j">
               <w:r>
                 <w:rPr>
                   <w:rFonts w:ascii="Arial" w:cs="Arial" w:eastAsia="Arial" w:hAnsi="Arial"/>
@@ -13088,7 +13106,7 @@
               <w:spacing w:after="10" w:before="0"/>
               <w:ind w:left="120"/>
             </w:pPr>
-            <w:hyperlink w:history="1" r:id="rIdsjuqljq6wffkkezv8j65b">
+            <w:hyperlink w:history="1" r:id="rIdywzml6dr5dcnhs8vidv46">
               <w:r>
                 <w:rPr>
                   <w:rFonts w:ascii="Arial" w:cs="Arial" w:eastAsia="Arial" w:hAnsi="Arial"/>
@@ -13296,7 +13314,7 @@
             <w:pPr>
               <w:spacing w:after="20" w:before="0"/>
             </w:pPr>
-            <w:hyperlink w:history="1" r:id="rIdf3suibceybfj8vzpqcifo">
+            <w:hyperlink w:history="1" r:id="rIdutqqwovog8cp-xclcax-w">
               <w:r>
                 <w:rPr>
                   <w:rFonts w:ascii="Arial" w:cs="Arial" w:eastAsia="Arial" w:hAnsi="Arial"/>
@@ -13329,7 +13347,7 @@
               <w:spacing w:after="10" w:before="0"/>
               <w:ind w:left="120"/>
             </w:pPr>
-            <w:hyperlink w:history="1" r:id="rIdlmpbx2nzwzn070cmnqjok">
+            <w:hyperlink w:history="1" r:id="rIdtv-0djf7fb7co3tdwzia1">
               <w:r>
                 <w:rPr>
                   <w:rFonts w:ascii="Arial" w:cs="Arial" w:eastAsia="Arial" w:hAnsi="Arial"/>
@@ -13374,7 +13392,7 @@
             <w:pPr>
               <w:spacing w:after="20" w:before="0"/>
             </w:pPr>
-            <w:hyperlink w:history="1" r:id="rIdyxlwn-ql2qbhkwg94il2k">
+            <w:hyperlink w:history="1" r:id="rId98kpstnid0dmrllmutq5q">
               <w:r>
                 <w:rPr>
                   <w:rFonts w:ascii="Arial" w:cs="Arial" w:eastAsia="Arial" w:hAnsi="Arial"/>
@@ -13407,7 +13425,7 @@
               <w:spacing w:after="10" w:before="0"/>
               <w:ind w:left="120"/>
             </w:pPr>
-            <w:hyperlink w:history="1" r:id="rIdmp9ic76omn4cqc0vrzdbo">
+            <w:hyperlink w:history="1" r:id="rIddqeewdk660ytvosaen_s1">
               <w:r>
                 <w:rPr>
                   <w:rFonts w:ascii="Arial" w:cs="Arial" w:eastAsia="Arial" w:hAnsi="Arial"/>
@@ -13615,7 +13633,7 @@
             <w:pPr>
               <w:spacing w:after="20" w:before="0"/>
             </w:pPr>
-            <w:hyperlink w:history="1" r:id="rIdlm1keayouik6e8kfgnafl">
+            <w:hyperlink w:history="1" r:id="rIddvyokirlvcrovsz6tdhec">
               <w:r>
                 <w:rPr>
                   <w:rFonts w:ascii="Arial" w:cs="Arial" w:eastAsia="Arial" w:hAnsi="Arial"/>
@@ -13648,7 +13666,7 @@
               <w:spacing w:after="10" w:before="0"/>
               <w:ind w:left="120"/>
             </w:pPr>
-            <w:hyperlink w:history="1" r:id="rIdiquzxbchpq35jxgiias4u">
+            <w:hyperlink w:history="1" r:id="rId36y-uby4ihjsa5dfsb40x">
               <w:r>
                 <w:rPr>
                   <w:rFonts w:ascii="Arial" w:cs="Arial" w:eastAsia="Arial" w:hAnsi="Arial"/>
@@ -13693,7 +13711,7 @@
             <w:pPr>
               <w:spacing w:after="20" w:before="0"/>
             </w:pPr>
-            <w:hyperlink w:history="1" r:id="rIdqgjyg5osdydc9r5zygzoy">
+            <w:hyperlink w:history="1" r:id="rIdzzmd3s9vbovl6txqha0ml">
               <w:r>
                 <w:rPr>
                   <w:rFonts w:ascii="Arial" w:cs="Arial" w:eastAsia="Arial" w:hAnsi="Arial"/>
@@ -13726,7 +13744,7 @@
               <w:spacing w:after="10" w:before="0"/>
               <w:ind w:left="120"/>
             </w:pPr>
-            <w:hyperlink w:history="1" r:id="rIdh7km4wfiz0ur6wkpg313i">
+            <w:hyperlink w:history="1" r:id="rIdtr5ehbxfbwckm_s_q1vo5">
               <w:r>
                 <w:rPr>
                   <w:rFonts w:ascii="Arial" w:cs="Arial" w:eastAsia="Arial" w:hAnsi="Arial"/>
@@ -13934,7 +13952,7 @@
             <w:pPr>
               <w:spacing w:after="20" w:before="0"/>
             </w:pPr>
-            <w:hyperlink w:history="1" r:id="rId2ditehrqgxmyiagm9a-yu">
+            <w:hyperlink w:history="1" r:id="rIdefrbhqwcyi3jfj2vqrdt4">
               <w:r>
                 <w:rPr>
                   <w:rFonts w:ascii="Arial" w:cs="Arial" w:eastAsia="Arial" w:hAnsi="Arial"/>
@@ -13967,7 +13985,7 @@
               <w:spacing w:after="10" w:before="0"/>
               <w:ind w:left="120"/>
             </w:pPr>
-            <w:hyperlink w:history="1" r:id="rId-ujs_5ruhiqdcpfxhv6rh">
+            <w:hyperlink w:history="1" r:id="rId22pzegxqh06z5bystqk1a">
               <w:r>
                 <w:rPr>
                   <w:rFonts w:ascii="Arial" w:cs="Arial" w:eastAsia="Arial" w:hAnsi="Arial"/>
@@ -14012,7 +14030,7 @@
             <w:pPr>
               <w:spacing w:after="20" w:before="0"/>
             </w:pPr>
-            <w:hyperlink w:history="1" r:id="rIdvl9ry3zxfwh2refpnqz0y">
+            <w:hyperlink w:history="1" r:id="rIdi9tmf_0qgtl8h-uashokv">
               <w:r>
                 <w:rPr>
                   <w:rFonts w:ascii="Arial" w:cs="Arial" w:eastAsia="Arial" w:hAnsi="Arial"/>
@@ -14045,7 +14063,7 @@
               <w:spacing w:after="10" w:before="0"/>
               <w:ind w:left="120"/>
             </w:pPr>
-            <w:hyperlink w:history="1" r:id="rIdqwcrxdiz_pzwowkab0oc5">
+            <w:hyperlink w:history="1" r:id="rId_hubgxxrzwu1io8_oeqn2">
               <w:r>
                 <w:rPr>
                   <w:rFonts w:ascii="Arial" w:cs="Arial" w:eastAsia="Arial" w:hAnsi="Arial"/>
@@ -15824,7 +15842,7 @@
             <w:pPr>
               <w:spacing w:after="20" w:before="0"/>
             </w:pPr>
-            <w:hyperlink w:history="1" r:id="rIdesy0ggwhy0plqgbumli_c">
+            <w:hyperlink w:history="1" r:id="rId1evkr8imnbjz63rrhpuoe">
               <w:r>
                 <w:rPr>
                   <w:rFonts w:ascii="Arial" w:cs="Arial" w:eastAsia="Arial" w:hAnsi="Arial"/>
@@ -15857,7 +15875,7 @@
               <w:spacing w:after="10" w:before="0"/>
               <w:ind w:left="120"/>
             </w:pPr>
-            <w:hyperlink w:history="1" r:id="rId3k1u_15a_rrhxopx_rd8t">
+            <w:hyperlink w:history="1" r:id="rIdox-nbemonsjoldyi1rsnr">
               <w:r>
                 <w:rPr>
                   <w:rFonts w:ascii="Arial" w:cs="Arial" w:eastAsia="Arial" w:hAnsi="Arial"/>
@@ -15902,7 +15920,7 @@
             <w:pPr>
               <w:spacing w:after="20" w:before="0"/>
             </w:pPr>
-            <w:hyperlink w:history="1" r:id="rId9c45lcb30j2nic4psn3fw">
+            <w:hyperlink w:history="1" r:id="rIdxlkerbryastfpdpsjefgk">
               <w:r>
                 <w:rPr>
                   <w:rFonts w:ascii="Arial" w:cs="Arial" w:eastAsia="Arial" w:hAnsi="Arial"/>
@@ -15935,7 +15953,7 @@
               <w:spacing w:after="10" w:before="0"/>
               <w:ind w:left="120"/>
             </w:pPr>
-            <w:hyperlink w:history="1" r:id="rIdzqdml3nmapbnwgkddyexw">
+            <w:hyperlink w:history="1" r:id="rIdz9ea2zfrfz9gbpgdtiwhf">
               <w:r>
                 <w:rPr>
                   <w:rFonts w:ascii="Arial" w:cs="Arial" w:eastAsia="Arial" w:hAnsi="Arial"/>
@@ -16143,7 +16161,7 @@
             <w:pPr>
               <w:spacing w:after="20" w:before="0"/>
             </w:pPr>
-            <w:hyperlink w:history="1" r:id="rIdcfojauf0kkop3hoblzhig">
+            <w:hyperlink w:history="1" r:id="rIdcsiceiq-nk8utxd0j7bb1">
               <w:r>
                 <w:rPr>
                   <w:rFonts w:ascii="Arial" w:cs="Arial" w:eastAsia="Arial" w:hAnsi="Arial"/>
@@ -16176,7 +16194,7 @@
               <w:spacing w:after="10" w:before="0"/>
               <w:ind w:left="120"/>
             </w:pPr>
-            <w:hyperlink w:history="1" r:id="rIdswilnr4uuublgheg_hllh">
+            <w:hyperlink w:history="1" r:id="rIdjhy1uddhbpqvjniledwwh">
               <w:r>
                 <w:rPr>
                   <w:rFonts w:ascii="Arial" w:cs="Arial" w:eastAsia="Arial" w:hAnsi="Arial"/>
@@ -16221,7 +16239,7 @@
             <w:pPr>
               <w:spacing w:after="20" w:before="0"/>
             </w:pPr>
-            <w:hyperlink w:history="1" r:id="rIdiosck0dpt64ldcyvf0_9-">
+            <w:hyperlink w:history="1" r:id="rIdqsycknudkeqvgfpovmrvx">
               <w:r>
                 <w:rPr>
                   <w:rFonts w:ascii="Arial" w:cs="Arial" w:eastAsia="Arial" w:hAnsi="Arial"/>
@@ -16254,7 +16272,7 @@
               <w:spacing w:after="10" w:before="0"/>
               <w:ind w:left="120"/>
             </w:pPr>
-            <w:hyperlink w:history="1" r:id="rIdqr0cjau2us-xcirw8pfr8">
+            <w:hyperlink w:history="1" r:id="rIdkjnbzvy4-tiw39r7hfk-j">
               <w:r>
                 <w:rPr>
                   <w:rFonts w:ascii="Arial" w:cs="Arial" w:eastAsia="Arial" w:hAnsi="Arial"/>
@@ -16462,7 +16480,7 @@
             <w:pPr>
               <w:spacing w:after="20" w:before="0"/>
             </w:pPr>
-            <w:hyperlink w:history="1" r:id="rIdjnnmj7let2msy9m3zh52y">
+            <w:hyperlink w:history="1" r:id="rId9bcuizh3-edznqxapdb5r">
               <w:r>
                 <w:rPr>
                   <w:rFonts w:ascii="Arial" w:cs="Arial" w:eastAsia="Arial" w:hAnsi="Arial"/>
@@ -16495,7 +16513,7 @@
               <w:spacing w:after="10" w:before="0"/>
               <w:ind w:left="120"/>
             </w:pPr>
-            <w:hyperlink w:history="1" r:id="rIdyv5zvbai17rz3duevtuu4">
+            <w:hyperlink w:history="1" r:id="rIdbcl7hv6h_wg0ebvbi4dyz">
               <w:r>
                 <w:rPr>
                   <w:rFonts w:ascii="Arial" w:cs="Arial" w:eastAsia="Arial" w:hAnsi="Arial"/>
@@ -16540,7 +16558,7 @@
             <w:pPr>
               <w:spacing w:after="20" w:before="0"/>
             </w:pPr>
-            <w:hyperlink w:history="1" r:id="rIdlktyub_kcawmzqqoxanpy">
+            <w:hyperlink w:history="1" r:id="rIdtstsqfp5oxvv189clussq">
               <w:r>
                 <w:rPr>
                   <w:rFonts w:ascii="Arial" w:cs="Arial" w:eastAsia="Arial" w:hAnsi="Arial"/>
@@ -16573,7 +16591,7 @@
               <w:spacing w:after="10" w:before="0"/>
               <w:ind w:left="120"/>
             </w:pPr>
-            <w:hyperlink w:history="1" r:id="rIdkuewoguhivzd78m6a3p8v">
+            <w:hyperlink w:history="1" r:id="rIdxby_-65lprkdai54_4fmi">
               <w:r>
                 <w:rPr>
                   <w:rFonts w:ascii="Arial" w:cs="Arial" w:eastAsia="Arial" w:hAnsi="Arial"/>
@@ -16781,7 +16799,7 @@
             <w:pPr>
               <w:spacing w:after="20" w:before="0"/>
             </w:pPr>
-            <w:hyperlink w:history="1" r:id="rIdotakavjnk-67k4jncb1ve">
+            <w:hyperlink w:history="1" r:id="rIdstqb1s9wsritbkt5iihhf">
               <w:r>
                 <w:rPr>
                   <w:rFonts w:ascii="Arial" w:cs="Arial" w:eastAsia="Arial" w:hAnsi="Arial"/>
@@ -16814,7 +16832,7 @@
               <w:spacing w:after="10" w:before="0"/>
               <w:ind w:left="120"/>
             </w:pPr>
-            <w:hyperlink w:history="1" r:id="rId-mh6588er9f3cu5ne0qdu">
+            <w:hyperlink w:history="1" r:id="rIdemm2p1qkkliqud8mn0wic">
               <w:r>
                 <w:rPr>
                   <w:rFonts w:ascii="Arial" w:cs="Arial" w:eastAsia="Arial" w:hAnsi="Arial"/>
@@ -16859,7 +16877,7 @@
             <w:pPr>
               <w:spacing w:after="20" w:before="0"/>
             </w:pPr>
-            <w:hyperlink w:history="1" r:id="rIdbhin6c4rcgf7hxkaomsfr">
+            <w:hyperlink w:history="1" r:id="rIdlme-a5qdy-2ntrui5xdu5">
               <w:r>
                 <w:rPr>
                   <w:rFonts w:ascii="Arial" w:cs="Arial" w:eastAsia="Arial" w:hAnsi="Arial"/>
@@ -16892,7 +16910,7 @@
               <w:spacing w:after="10" w:before="0"/>
               <w:ind w:left="120"/>
             </w:pPr>
-            <w:hyperlink w:history="1" r:id="rIdjidn2b4ao-q7xnmjxiktl">
+            <w:hyperlink w:history="1" r:id="rIdwwleowafgexrm3ogu5p8s">
               <w:r>
                 <w:rPr>
                   <w:rFonts w:ascii="Arial" w:cs="Arial" w:eastAsia="Arial" w:hAnsi="Arial"/>
@@ -17100,7 +17118,7 @@
             <w:pPr>
               <w:spacing w:after="20" w:before="0"/>
             </w:pPr>
-            <w:hyperlink w:history="1" r:id="rIdu2agiaiv6blm53alm15cm">
+            <w:hyperlink w:history="1" r:id="rIds5pj_4wzckjgkujvy9kdd">
               <w:r>
                 <w:rPr>
                   <w:rFonts w:ascii="Arial" w:cs="Arial" w:eastAsia="Arial" w:hAnsi="Arial"/>
@@ -17133,7 +17151,7 @@
               <w:spacing w:after="10" w:before="0"/>
               <w:ind w:left="120"/>
             </w:pPr>
-            <w:hyperlink w:history="1" r:id="rIdp5i5efsxcbkk4yzr6cq5g">
+            <w:hyperlink w:history="1" r:id="rIdkiw87ndxqyqk0qoxcesec">
               <w:r>
                 <w:rPr>
                   <w:rFonts w:ascii="Arial" w:cs="Arial" w:eastAsia="Arial" w:hAnsi="Arial"/>
@@ -17178,7 +17196,7 @@
             <w:pPr>
               <w:spacing w:after="20" w:before="0"/>
             </w:pPr>
-            <w:hyperlink w:history="1" r:id="rIdfynalxvgbj9hfbeuqzkyf">
+            <w:hyperlink w:history="1" r:id="rIdl7s_jynxrywuzvrrpsqgz">
               <w:r>
                 <w:rPr>
                   <w:rFonts w:ascii="Arial" w:cs="Arial" w:eastAsia="Arial" w:hAnsi="Arial"/>
@@ -17211,7 +17229,7 @@
               <w:spacing w:after="10" w:before="0"/>
               <w:ind w:left="120"/>
             </w:pPr>
-            <w:hyperlink w:history="1" r:id="rId4yvgssdvm7zxo9ixl9auw">
+            <w:hyperlink w:history="1" r:id="rId-6reqskz3a_8hlqba6vbc">
               <w:r>
                 <w:rPr>
                   <w:rFonts w:ascii="Arial" w:cs="Arial" w:eastAsia="Arial" w:hAnsi="Arial"/>
@@ -18990,7 +19008,7 @@
             <w:pPr>
               <w:spacing w:after="20" w:before="0"/>
             </w:pPr>
-            <w:hyperlink w:history="1" r:id="rIdfv7og9egig6ncysqsmnrr">
+            <w:hyperlink w:history="1" r:id="rId8b4ypo5uubbdl_mxhrihn">
               <w:r>
                 <w:rPr>
                   <w:rFonts w:ascii="Arial" w:cs="Arial" w:eastAsia="Arial" w:hAnsi="Arial"/>
@@ -19023,7 +19041,7 @@
               <w:spacing w:after="10" w:before="0"/>
               <w:ind w:left="120"/>
             </w:pPr>
-            <w:hyperlink w:history="1" r:id="rIdzjgmdg5b9ovimlg1lzxfb">
+            <w:hyperlink w:history="1" r:id="rIdpsknjijp44zowqruboxri">
               <w:r>
                 <w:rPr>
                   <w:rFonts w:ascii="Arial" w:cs="Arial" w:eastAsia="Arial" w:hAnsi="Arial"/>
@@ -19068,7 +19086,7 @@
             <w:pPr>
               <w:spacing w:after="20" w:before="0"/>
             </w:pPr>
-            <w:hyperlink w:history="1" r:id="rIddfvt2fatzton3rtje3tlj">
+            <w:hyperlink w:history="1" r:id="rIdubhra0xgokpamxngkbpor">
               <w:r>
                 <w:rPr>
                   <w:rFonts w:ascii="Arial" w:cs="Arial" w:eastAsia="Arial" w:hAnsi="Arial"/>
@@ -19101,7 +19119,7 @@
               <w:spacing w:after="10" w:before="0"/>
               <w:ind w:left="120"/>
             </w:pPr>
-            <w:hyperlink w:history="1" r:id="rIdhivjdromjcwzc7zh2zot1">
+            <w:hyperlink w:history="1" r:id="rIdiavic-f7ukf3wjpc2whqj">
               <w:r>
                 <w:rPr>
                   <w:rFonts w:ascii="Arial" w:cs="Arial" w:eastAsia="Arial" w:hAnsi="Arial"/>
@@ -19309,7 +19327,7 @@
             <w:pPr>
               <w:spacing w:after="20" w:before="0"/>
             </w:pPr>
-            <w:hyperlink w:history="1" r:id="rIdcomogc90bkx1nqp2ozy6f">
+            <w:hyperlink w:history="1" r:id="rIdsdzl50z0b6ywzibcdggw8">
               <w:r>
                 <w:rPr>
                   <w:rFonts w:ascii="Arial" w:cs="Arial" w:eastAsia="Arial" w:hAnsi="Arial"/>
@@ -19342,7 +19360,7 @@
               <w:spacing w:after="10" w:before="0"/>
               <w:ind w:left="120"/>
             </w:pPr>
-            <w:hyperlink w:history="1" r:id="rIdz1syb0fslqnhrqdhdy8dw">
+            <w:hyperlink w:history="1" r:id="rId3gnz5q0niffex90q-kc6h">
               <w:r>
                 <w:rPr>
                   <w:rFonts w:ascii="Arial" w:cs="Arial" w:eastAsia="Arial" w:hAnsi="Arial"/>
@@ -19387,7 +19405,7 @@
             <w:pPr>
               <w:spacing w:after="20" w:before="0"/>
             </w:pPr>
-            <w:hyperlink w:history="1" r:id="rIdqbclqm2daqxcknfwkz8o6">
+            <w:hyperlink w:history="1" r:id="rId_p9lgmxjp74tq0stbf7wv">
               <w:r>
                 <w:rPr>
                   <w:rFonts w:ascii="Arial" w:cs="Arial" w:eastAsia="Arial" w:hAnsi="Arial"/>
@@ -19420,7 +19438,7 @@
               <w:spacing w:after="10" w:before="0"/>
               <w:ind w:left="120"/>
             </w:pPr>
-            <w:hyperlink w:history="1" r:id="rIdvyhhfor5smuz8tmstlkov">
+            <w:hyperlink w:history="1" r:id="rIdgso1jjmnpr4f73pvzjwzr">
               <w:r>
                 <w:rPr>
                   <w:rFonts w:ascii="Arial" w:cs="Arial" w:eastAsia="Arial" w:hAnsi="Arial"/>
@@ -19628,7 +19646,7 @@
             <w:pPr>
               <w:spacing w:after="20" w:before="0"/>
             </w:pPr>
-            <w:hyperlink w:history="1" r:id="rIdwyvsnbavv_kntap5o91tn">
+            <w:hyperlink w:history="1" r:id="rIddudhr1w_jxwsnaevko2v6">
               <w:r>
                 <w:rPr>
                   <w:rFonts w:ascii="Arial" w:cs="Arial" w:eastAsia="Arial" w:hAnsi="Arial"/>
@@ -19661,7 +19679,7 @@
               <w:spacing w:after="10" w:before="0"/>
               <w:ind w:left="120"/>
             </w:pPr>
-            <w:hyperlink w:history="1" r:id="rId9d9t4zx0hpdfe-pnu2wr8">
+            <w:hyperlink w:history="1" r:id="rIdvxp9kvhngq9eyej3_mrhv">
               <w:r>
                 <w:rPr>
                   <w:rFonts w:ascii="Arial" w:cs="Arial" w:eastAsia="Arial" w:hAnsi="Arial"/>
@@ -19706,7 +19724,7 @@
             <w:pPr>
               <w:spacing w:after="20" w:before="0"/>
             </w:pPr>
-            <w:hyperlink w:history="1" r:id="rIdrqibbx0grgyzqr1m8stxu">
+            <w:hyperlink w:history="1" r:id="rIdnv9hqfvdve9sulqonzb4x">
               <w:r>
                 <w:rPr>
                   <w:rFonts w:ascii="Arial" w:cs="Arial" w:eastAsia="Arial" w:hAnsi="Arial"/>
@@ -19739,7 +19757,7 @@
               <w:spacing w:after="10" w:before="0"/>
               <w:ind w:left="120"/>
             </w:pPr>
-            <w:hyperlink w:history="1" r:id="rIdu0xrugwmpjqazbgjohjz3">
+            <w:hyperlink w:history="1" r:id="rIdjojrqrylfn6xbswpevaiq">
               <w:r>
                 <w:rPr>
                   <w:rFonts w:ascii="Arial" w:cs="Arial" w:eastAsia="Arial" w:hAnsi="Arial"/>
@@ -19947,7 +19965,7 @@
             <w:pPr>
               <w:spacing w:after="20" w:before="0"/>
             </w:pPr>
-            <w:hyperlink w:history="1" r:id="rIdyiuzekb7dqbv6kfypsqwc">
+            <w:hyperlink w:history="1" r:id="rIdl9-gdqqy-4uhhd1_axw8r">
               <w:r>
                 <w:rPr>
                   <w:rFonts w:ascii="Arial" w:cs="Arial" w:eastAsia="Arial" w:hAnsi="Arial"/>
@@ -19980,7 +19998,7 @@
               <w:spacing w:after="10" w:before="0"/>
               <w:ind w:left="120"/>
             </w:pPr>
-            <w:hyperlink w:history="1" r:id="rIdxcutpjsoin0k5vbevqivl">
+            <w:hyperlink w:history="1" r:id="rId0b81gw5_a9ozs_hclwws2">
               <w:r>
                 <w:rPr>
                   <w:rFonts w:ascii="Arial" w:cs="Arial" w:eastAsia="Arial" w:hAnsi="Arial"/>
@@ -20025,7 +20043,7 @@
             <w:pPr>
               <w:spacing w:after="20" w:before="0"/>
             </w:pPr>
-            <w:hyperlink w:history="1" r:id="rIdlc7jzaytkhp642vx-rjyl">
+            <w:hyperlink w:history="1" r:id="rIdqmmmpabxyqazgtto_51zh">
               <w:r>
                 <w:rPr>
                   <w:rFonts w:ascii="Arial" w:cs="Arial" w:eastAsia="Arial" w:hAnsi="Arial"/>
@@ -20058,7 +20076,7 @@
               <w:spacing w:after="10" w:before="0"/>
               <w:ind w:left="120"/>
             </w:pPr>
-            <w:hyperlink w:history="1" r:id="rIdp8x1hc4br7tnukshrbfwm">
+            <w:hyperlink w:history="1" r:id="rId0grpde42-0g9dqulhj3co">
               <w:r>
                 <w:rPr>
                   <w:rFonts w:ascii="Arial" w:cs="Arial" w:eastAsia="Arial" w:hAnsi="Arial"/>
@@ -20266,7 +20284,7 @@
             <w:pPr>
               <w:spacing w:after="20" w:before="0"/>
             </w:pPr>
-            <w:hyperlink w:history="1" r:id="rIdklo2xv_ywaltnz5htfcqm">
+            <w:hyperlink w:history="1" r:id="rIds-rrfz8nlcih8qvsxpw-1">
               <w:r>
                 <w:rPr>
                   <w:rFonts w:ascii="Arial" w:cs="Arial" w:eastAsia="Arial" w:hAnsi="Arial"/>
@@ -20299,7 +20317,7 @@
               <w:spacing w:after="10" w:before="0"/>
               <w:ind w:left="120"/>
             </w:pPr>
-            <w:hyperlink w:history="1" r:id="rIdq1y6rqttmuvn3-gmb4gj6">
+            <w:hyperlink w:history="1" r:id="rId91aougstcbizgf-_uzyd9">
               <w:r>
                 <w:rPr>
                   <w:rFonts w:ascii="Arial" w:cs="Arial" w:eastAsia="Arial" w:hAnsi="Arial"/>
@@ -20344,7 +20362,7 @@
             <w:pPr>
               <w:spacing w:after="20" w:before="0"/>
             </w:pPr>
-            <w:hyperlink w:history="1" r:id="rId1_oppo-ji5ba47gsxfdls">
+            <w:hyperlink w:history="1" r:id="rId-r_crqcxe8dldew2wujn1">
               <w:r>
                 <w:rPr>
                   <w:rFonts w:ascii="Arial" w:cs="Arial" w:eastAsia="Arial" w:hAnsi="Arial"/>
@@ -20377,7 +20395,7 @@
               <w:spacing w:after="10" w:before="0"/>
               <w:ind w:left="120"/>
             </w:pPr>
-            <w:hyperlink w:history="1" r:id="rId6mqaziedds_vp1n13yeha">
+            <w:hyperlink w:history="1" r:id="rIdju8uazfyyo1wvhhopikvu">
               <w:r>
                 <w:rPr>
                   <w:rFonts w:ascii="Arial" w:cs="Arial" w:eastAsia="Arial" w:hAnsi="Arial"/>
@@ -22156,7 +22174,7 @@
             <w:pPr>
               <w:spacing w:after="20" w:before="0"/>
             </w:pPr>
-            <w:hyperlink w:history="1" r:id="rIdtx07wvt7ziqr98mo7bpwv">
+            <w:hyperlink w:history="1" r:id="rId-w9oxpaefntr05hmu3ei0">
               <w:r>
                 <w:rPr>
                   <w:rFonts w:ascii="Arial" w:cs="Arial" w:eastAsia="Arial" w:hAnsi="Arial"/>
@@ -22189,7 +22207,7 @@
               <w:spacing w:after="10" w:before="0"/>
               <w:ind w:left="120"/>
             </w:pPr>
-            <w:hyperlink w:history="1" r:id="rIdl1asbjnppk-j_c8hcawd2">
+            <w:hyperlink w:history="1" r:id="rIdkjchnn3mz0vusnxac7vhk">
               <w:r>
                 <w:rPr>
                   <w:rFonts w:ascii="Arial" w:cs="Arial" w:eastAsia="Arial" w:hAnsi="Arial"/>
@@ -22234,7 +22252,7 @@
             <w:pPr>
               <w:spacing w:after="20" w:before="0"/>
             </w:pPr>
-            <w:hyperlink w:history="1" r:id="rId3uo4kgzede2v6kux7xnbx">
+            <w:hyperlink w:history="1" r:id="rIdh_zxtpjys_okrevrw4qhs">
               <w:r>
                 <w:rPr>
                   <w:rFonts w:ascii="Arial" w:cs="Arial" w:eastAsia="Arial" w:hAnsi="Arial"/>
@@ -22267,7 +22285,7 @@
               <w:spacing w:after="10" w:before="0"/>
               <w:ind w:left="120"/>
             </w:pPr>
-            <w:hyperlink w:history="1" r:id="rIdurmwyj4sdyn6pgmyjk4c6">
+            <w:hyperlink w:history="1" r:id="rIdi0yc8ybdkyxwubuve9fmd">
               <w:r>
                 <w:rPr>
                   <w:rFonts w:ascii="Arial" w:cs="Arial" w:eastAsia="Arial" w:hAnsi="Arial"/>
@@ -22475,7 +22493,7 @@
             <w:pPr>
               <w:spacing w:after="20" w:before="0"/>
             </w:pPr>
-            <w:hyperlink w:history="1" r:id="rId8cfcdu_u3hlpbyg4wyjku">
+            <w:hyperlink w:history="1" r:id="rIdzi1zrq7qdsv3bugjp8vkw">
               <w:r>
                 <w:rPr>
                   <w:rFonts w:ascii="Arial" w:cs="Arial" w:eastAsia="Arial" w:hAnsi="Arial"/>
@@ -22508,7 +22526,7 @@
               <w:spacing w:after="10" w:before="0"/>
               <w:ind w:left="120"/>
             </w:pPr>
-            <w:hyperlink w:history="1" r:id="rIdf0jjzltt6ndyswvsvlnch">
+            <w:hyperlink w:history="1" r:id="rIdwfdhyvdvxf4xqkp3mo-zs">
               <w:r>
                 <w:rPr>
                   <w:rFonts w:ascii="Arial" w:cs="Arial" w:eastAsia="Arial" w:hAnsi="Arial"/>
@@ -22553,7 +22571,7 @@
             <w:pPr>
               <w:spacing w:after="20" w:before="0"/>
             </w:pPr>
-            <w:hyperlink w:history="1" r:id="rIdenchiloiesmt2cujwir2o">
+            <w:hyperlink w:history="1" r:id="rIdqjduf8fygvgbwkcrec1l2">
               <w:r>
                 <w:rPr>
                   <w:rFonts w:ascii="Arial" w:cs="Arial" w:eastAsia="Arial" w:hAnsi="Arial"/>
@@ -22586,7 +22604,7 @@
               <w:spacing w:after="10" w:before="0"/>
               <w:ind w:left="120"/>
             </w:pPr>
-            <w:hyperlink w:history="1" r:id="rIdya7bmho1ikzt9q3rwvxdg">
+            <w:hyperlink w:history="1" r:id="rIdncx2lz5bal8lc4kz86igy">
               <w:r>
                 <w:rPr>
                   <w:rFonts w:ascii="Arial" w:cs="Arial" w:eastAsia="Arial" w:hAnsi="Arial"/>
@@ -22794,7 +22812,7 @@
             <w:pPr>
               <w:spacing w:after="20" w:before="0"/>
             </w:pPr>
-            <w:hyperlink w:history="1" r:id="rIdxbnbzdfosoo9cxorgkxpu">
+            <w:hyperlink w:history="1" r:id="rIdd6jowblreb7gbauvrta7e">
               <w:r>
                 <w:rPr>
                   <w:rFonts w:ascii="Arial" w:cs="Arial" w:eastAsia="Arial" w:hAnsi="Arial"/>
@@ -22827,7 +22845,7 @@
               <w:spacing w:after="10" w:before="0"/>
               <w:ind w:left="120"/>
             </w:pPr>
-            <w:hyperlink w:history="1" r:id="rIdlcowjzsxglnahrleguokv">
+            <w:hyperlink w:history="1" r:id="rIdziri2y6nyyqihwv3ptvsg">
               <w:r>
                 <w:rPr>
                   <w:rFonts w:ascii="Arial" w:cs="Arial" w:eastAsia="Arial" w:hAnsi="Arial"/>
@@ -22872,7 +22890,7 @@
             <w:pPr>
               <w:spacing w:after="20" w:before="0"/>
             </w:pPr>
-            <w:hyperlink w:history="1" r:id="rIdevq2b6zhaq_omsmuy3edi">
+            <w:hyperlink w:history="1" r:id="rIdbiwmhr6mjaml-88bmeazo">
               <w:r>
                 <w:rPr>
                   <w:rFonts w:ascii="Arial" w:cs="Arial" w:eastAsia="Arial" w:hAnsi="Arial"/>
@@ -22905,7 +22923,7 @@
               <w:spacing w:after="10" w:before="0"/>
               <w:ind w:left="120"/>
             </w:pPr>
-            <w:hyperlink w:history="1" r:id="rIdtscf2imjnbefbnwav1xl6">
+            <w:hyperlink w:history="1" r:id="rIdftfho029cjdy1xyvzelgb">
               <w:r>
                 <w:rPr>
                   <w:rFonts w:ascii="Arial" w:cs="Arial" w:eastAsia="Arial" w:hAnsi="Arial"/>
@@ -23113,7 +23131,7 @@
             <w:pPr>
               <w:spacing w:after="20" w:before="0"/>
             </w:pPr>
-            <w:hyperlink w:history="1" r:id="rIdwkdlh6rjetevoo1_12dpc">
+            <w:hyperlink w:history="1" r:id="rIdnsij_z4_4n2fvyvua8hae">
               <w:r>
                 <w:rPr>
                   <w:rFonts w:ascii="Arial" w:cs="Arial" w:eastAsia="Arial" w:hAnsi="Arial"/>
@@ -23146,7 +23164,7 @@
               <w:spacing w:after="10" w:before="0"/>
               <w:ind w:left="120"/>
             </w:pPr>
-            <w:hyperlink w:history="1" r:id="rIdc_ljyo03ix9ene6g9q_ij">
+            <w:hyperlink w:history="1" r:id="rIdfconddxqoaft-ine8fpol">
               <w:r>
                 <w:rPr>
                   <w:rFonts w:ascii="Arial" w:cs="Arial" w:eastAsia="Arial" w:hAnsi="Arial"/>
@@ -23191,7 +23209,7 @@
             <w:pPr>
               <w:spacing w:after="20" w:before="0"/>
             </w:pPr>
-            <w:hyperlink w:history="1" r:id="rIdg6u6pbyhfqxb4bucc3ms2">
+            <w:hyperlink w:history="1" r:id="rId2qhttrps4z93ccrn4ywuy">
               <w:r>
                 <w:rPr>
                   <w:rFonts w:ascii="Arial" w:cs="Arial" w:eastAsia="Arial" w:hAnsi="Arial"/>
@@ -23224,7 +23242,7 @@
               <w:spacing w:after="10" w:before="0"/>
               <w:ind w:left="120"/>
             </w:pPr>
-            <w:hyperlink w:history="1" r:id="rIdayapkhckumkinjt3gh1am">
+            <w:hyperlink w:history="1" r:id="rIdgg3e2n6zlq7grxnhk_xps">
               <w:r>
                 <w:rPr>
                   <w:rFonts w:ascii="Arial" w:cs="Arial" w:eastAsia="Arial" w:hAnsi="Arial"/>
@@ -23432,7 +23450,7 @@
             <w:pPr>
               <w:spacing w:after="20" w:before="0"/>
             </w:pPr>
-            <w:hyperlink w:history="1" r:id="rIdltbvcmnctuyin4az26aex">
+            <w:hyperlink w:history="1" r:id="rId3isokg5y7xb-bvitlbbt2">
               <w:r>
                 <w:rPr>
                   <w:rFonts w:ascii="Arial" w:cs="Arial" w:eastAsia="Arial" w:hAnsi="Arial"/>
@@ -23465,7 +23483,7 @@
               <w:spacing w:after="10" w:before="0"/>
               <w:ind w:left="120"/>
             </w:pPr>
-            <w:hyperlink w:history="1" r:id="rIdb-dno2pmr0sgq48dwi-d2">
+            <w:hyperlink w:history="1" r:id="rIdtxneqkg3dk0av2estm9wo">
               <w:r>
                 <w:rPr>
                   <w:rFonts w:ascii="Arial" w:cs="Arial" w:eastAsia="Arial" w:hAnsi="Arial"/>
@@ -23510,7 +23528,7 @@
             <w:pPr>
               <w:spacing w:after="20" w:before="0"/>
             </w:pPr>
-            <w:hyperlink w:history="1" r:id="rIddovf-6l17l4pbcvdw8w5h">
+            <w:hyperlink w:history="1" r:id="rIduzltmxnrz9ldxgf-s_9mu">
               <w:r>
                 <w:rPr>
                   <w:rFonts w:ascii="Arial" w:cs="Arial" w:eastAsia="Arial" w:hAnsi="Arial"/>
@@ -23543,7 +23561,7 @@
               <w:spacing w:after="10" w:before="0"/>
               <w:ind w:left="120"/>
             </w:pPr>
-            <w:hyperlink w:history="1" r:id="rIdujh9bb_is4yj0ekrmtty1">
+            <w:hyperlink w:history="1" r:id="rIdoxprejknxj3lqigodnl3x">
               <w:r>
                 <w:rPr>
                   <w:rFonts w:ascii="Arial" w:cs="Arial" w:eastAsia="Arial" w:hAnsi="Arial"/>
@@ -25322,7 +25340,7 @@
             <w:pPr>
               <w:spacing w:after="20" w:before="0"/>
             </w:pPr>
-            <w:hyperlink w:history="1" r:id="rId-gymx2fl71hljrhigh3qr">
+            <w:hyperlink w:history="1" r:id="rIdik-vjwyqfkdrl90hllqfo">
               <w:r>
                 <w:rPr>
                   <w:rFonts w:ascii="Arial" w:cs="Arial" w:eastAsia="Arial" w:hAnsi="Arial"/>
@@ -25355,7 +25373,7 @@
               <w:spacing w:after="10" w:before="0"/>
               <w:ind w:left="120"/>
             </w:pPr>
-            <w:hyperlink w:history="1" r:id="rIddfyindwu_kzssbinjwp_w">
+            <w:hyperlink w:history="1" r:id="rIdzaownewdcffph0hlzdzq2">
               <w:r>
                 <w:rPr>
                   <w:rFonts w:ascii="Arial" w:cs="Arial" w:eastAsia="Arial" w:hAnsi="Arial"/>
@@ -25400,7 +25418,7 @@
             <w:pPr>
               <w:spacing w:after="20" w:before="0"/>
             </w:pPr>
-            <w:hyperlink w:history="1" r:id="rId4yiyso6ulf47eq66efru_">
+            <w:hyperlink w:history="1" r:id="rIdvsdkahijpk8b_827piyzn">
               <w:r>
                 <w:rPr>
                   <w:rFonts w:ascii="Arial" w:cs="Arial" w:eastAsia="Arial" w:hAnsi="Arial"/>
@@ -25433,7 +25451,7 @@
               <w:spacing w:after="10" w:before="0"/>
               <w:ind w:left="120"/>
             </w:pPr>
-            <w:hyperlink w:history="1" r:id="rIdfyetteqrrnhz5jjjk1vdh">
+            <w:hyperlink w:history="1" r:id="rId7ajl1w2fbilwo9tltjle5">
               <w:r>
                 <w:rPr>
                   <w:rFonts w:ascii="Arial" w:cs="Arial" w:eastAsia="Arial" w:hAnsi="Arial"/>
@@ -25641,7 +25659,7 @@
             <w:pPr>
               <w:spacing w:after="20" w:before="0"/>
             </w:pPr>
-            <w:hyperlink w:history="1" r:id="rIddlbbktcafy8iebkml0l-z">
+            <w:hyperlink w:history="1" r:id="rIdffdttf6-ci_icg5wswfar">
               <w:r>
                 <w:rPr>
                   <w:rFonts w:ascii="Arial" w:cs="Arial" w:eastAsia="Arial" w:hAnsi="Arial"/>
@@ -25674,7 +25692,7 @@
               <w:spacing w:after="10" w:before="0"/>
               <w:ind w:left="120"/>
             </w:pPr>
-            <w:hyperlink w:history="1" r:id="rIdcd3wznjs_zlrv8intp3ka">
+            <w:hyperlink w:history="1" r:id="rIdklckg4hpdyjucrlpipbbb">
               <w:r>
                 <w:rPr>
                   <w:rFonts w:ascii="Arial" w:cs="Arial" w:eastAsia="Arial" w:hAnsi="Arial"/>
@@ -25719,7 +25737,7 @@
             <w:pPr>
               <w:spacing w:after="20" w:before="0"/>
             </w:pPr>
-            <w:hyperlink w:history="1" r:id="rIde2wrakz3fkjmem8i65da1">
+            <w:hyperlink w:history="1" r:id="rId7sflr7qqx6lorjcivjjmf">
               <w:r>
                 <w:rPr>
                   <w:rFonts w:ascii="Arial" w:cs="Arial" w:eastAsia="Arial" w:hAnsi="Arial"/>
@@ -25752,7 +25770,7 @@
               <w:spacing w:after="10" w:before="0"/>
               <w:ind w:left="120"/>
             </w:pPr>
-            <w:hyperlink w:history="1" r:id="rIdh1i-iiw5jtzpos9-phxtq">
+            <w:hyperlink w:history="1" r:id="rIdxcxjgqnks5hbwklk85u6z">
               <w:r>
                 <w:rPr>
                   <w:rFonts w:ascii="Arial" w:cs="Arial" w:eastAsia="Arial" w:hAnsi="Arial"/>
@@ -25960,7 +25978,7 @@
             <w:pPr>
               <w:spacing w:after="20" w:before="0"/>
             </w:pPr>
-            <w:hyperlink w:history="1" r:id="rIdav1tv3hbv7yf4jimqhln4">
+            <w:hyperlink w:history="1" r:id="rIdp9edcjsk2uymi3xhxjn1w">
               <w:r>
                 <w:rPr>
                   <w:rFonts w:ascii="Arial" w:cs="Arial" w:eastAsia="Arial" w:hAnsi="Arial"/>
@@ -25993,7 +26011,7 @@
               <w:spacing w:after="10" w:before="0"/>
               <w:ind w:left="120"/>
             </w:pPr>
-            <w:hyperlink w:history="1" r:id="rIdcfa4jmihpij_8n6t8thjj">
+            <w:hyperlink w:history="1" r:id="rIdhqjhhlohisxv4y86-vjpo">
               <w:r>
                 <w:rPr>
                   <w:rFonts w:ascii="Arial" w:cs="Arial" w:eastAsia="Arial" w:hAnsi="Arial"/>
@@ -26038,7 +26056,7 @@
             <w:pPr>
               <w:spacing w:after="20" w:before="0"/>
             </w:pPr>
-            <w:hyperlink w:history="1" r:id="rIddp9bm4vr2o1uwqpjuisud">
+            <w:hyperlink w:history="1" r:id="rId6ap_sd3qwadxafpicsekg">
               <w:r>
                 <w:rPr>
                   <w:rFonts w:ascii="Arial" w:cs="Arial" w:eastAsia="Arial" w:hAnsi="Arial"/>
@@ -26071,7 +26089,7 @@
               <w:spacing w:after="10" w:before="0"/>
               <w:ind w:left="120"/>
             </w:pPr>
-            <w:hyperlink w:history="1" r:id="rIdfi51tv5mfquy73j1vg92c">
+            <w:hyperlink w:history="1" r:id="rIdjvpvghtgvmoncrrg8l2lj">
               <w:r>
                 <w:rPr>
                   <w:rFonts w:ascii="Arial" w:cs="Arial" w:eastAsia="Arial" w:hAnsi="Arial"/>
@@ -26279,7 +26297,7 @@
             <w:pPr>
               <w:spacing w:after="20" w:before="0"/>
             </w:pPr>
-            <w:hyperlink w:history="1" r:id="rIdvs9z-rplklc8qs5ef7npz">
+            <w:hyperlink w:history="1" r:id="rIdyhnnczmqtpl-r1wojtzy8">
               <w:r>
                 <w:rPr>
                   <w:rFonts w:ascii="Arial" w:cs="Arial" w:eastAsia="Arial" w:hAnsi="Arial"/>
@@ -26312,7 +26330,7 @@
               <w:spacing w:after="10" w:before="0"/>
               <w:ind w:left="120"/>
             </w:pPr>
-            <w:hyperlink w:history="1" r:id="rIdjc9u3ypz_xky-wb6pm0ii">
+            <w:hyperlink w:history="1" r:id="rIdcvue8plihy93pre8fkrda">
               <w:r>
                 <w:rPr>
                   <w:rFonts w:ascii="Arial" w:cs="Arial" w:eastAsia="Arial" w:hAnsi="Arial"/>
@@ -26357,7 +26375,7 @@
             <w:pPr>
               <w:spacing w:after="20" w:before="0"/>
             </w:pPr>
-            <w:hyperlink w:history="1" r:id="rIdwozu8b18qektcela0feah">
+            <w:hyperlink w:history="1" r:id="rIdlssa51udnejnqui9r8ait">
               <w:r>
                 <w:rPr>
                   <w:rFonts w:ascii="Arial" w:cs="Arial" w:eastAsia="Arial" w:hAnsi="Arial"/>
@@ -26390,7 +26408,7 @@
               <w:spacing w:after="10" w:before="0"/>
               <w:ind w:left="120"/>
             </w:pPr>
-            <w:hyperlink w:history="1" r:id="rId-iygha8nt7q_gvxuh48lo">
+            <w:hyperlink w:history="1" r:id="rIdusi6xn8be5lcu7izfpdug">
               <w:r>
                 <w:rPr>
                   <w:rFonts w:ascii="Arial" w:cs="Arial" w:eastAsia="Arial" w:hAnsi="Arial"/>
@@ -26598,7 +26616,7 @@
             <w:pPr>
               <w:spacing w:after="20" w:before="0"/>
             </w:pPr>
-            <w:hyperlink w:history="1" r:id="rIdwna86cw7z-ncrkotlk8cl">
+            <w:hyperlink w:history="1" r:id="rId_hkh40mn9f5h5_y0d4llg">
               <w:r>
                 <w:rPr>
                   <w:rFonts w:ascii="Arial" w:cs="Arial" w:eastAsia="Arial" w:hAnsi="Arial"/>
@@ -26631,7 +26649,7 @@
               <w:spacing w:after="10" w:before="0"/>
               <w:ind w:left="120"/>
             </w:pPr>
-            <w:hyperlink w:history="1" r:id="rIdozu4fw_gwmil45wgpytdf">
+            <w:hyperlink w:history="1" r:id="rIdxhoq2hficfm49v05ix4bd">
               <w:r>
                 <w:rPr>
                   <w:rFonts w:ascii="Arial" w:cs="Arial" w:eastAsia="Arial" w:hAnsi="Arial"/>
@@ -26676,7 +26694,7 @@
             <w:pPr>
               <w:spacing w:after="20" w:before="0"/>
             </w:pPr>
-            <w:hyperlink w:history="1" r:id="rIdrf6exapxe4bi6hwwiztky">
+            <w:hyperlink w:history="1" r:id="rIdexlvsmghqbvvhom9-yehd">
               <w:r>
                 <w:rPr>
                   <w:rFonts w:ascii="Arial" w:cs="Arial" w:eastAsia="Arial" w:hAnsi="Arial"/>
@@ -26709,7 +26727,7 @@
               <w:spacing w:after="10" w:before="0"/>
               <w:ind w:left="120"/>
             </w:pPr>
-            <w:hyperlink w:history="1" r:id="rIdlesmsdzfiwi3mu7pky3ib">
+            <w:hyperlink w:history="1" r:id="rIdltesi0brgy-nlux-it_nc">
               <w:r>
                 <w:rPr>
                   <w:rFonts w:ascii="Arial" w:cs="Arial" w:eastAsia="Arial" w:hAnsi="Arial"/>

--- a/data/outputs/docx/Grade 10 Biology/Bio 2.2/Biology_Transport_in_Plants_CBE_LessonSequence.docx
+++ b/data/outputs/docx/Grade 10 Biology/Bio 2.2/Biology_Transport_in_Plants_CBE_LessonSequence.docx
@@ -3292,7 +3292,7 @@
             <w:pPr>
               <w:spacing w:after="20" w:before="0"/>
             </w:pPr>
-            <w:hyperlink w:history="1" r:id="rIdg4cvycyzuld28dnehb9rg">
+            <w:hyperlink w:history="1" r:id="rId9_obkv6y12cbc7imwoaae">
               <w:r>
                 <w:rPr>
                   <w:rFonts w:ascii="Arial" w:cs="Arial" w:eastAsia="Arial" w:hAnsi="Arial"/>
@@ -3325,7 +3325,7 @@
               <w:spacing w:after="10" w:before="0"/>
               <w:ind w:left="120"/>
             </w:pPr>
-            <w:hyperlink w:history="1" r:id="rIdcjyz1q6ay4vtrehyq5awz">
+            <w:hyperlink w:history="1" r:id="rIdbn6php457grtwiwva6bjo">
               <w:r>
                 <w:rPr>
                   <w:rFonts w:ascii="Arial" w:cs="Arial" w:eastAsia="Arial" w:hAnsi="Arial"/>
@@ -3370,7 +3370,7 @@
             <w:pPr>
               <w:spacing w:after="20" w:before="0"/>
             </w:pPr>
-            <w:hyperlink w:history="1" r:id="rIdbj_gvomdumycxmkudne8p">
+            <w:hyperlink w:history="1" r:id="rIdmufte9lltwofd3vvclsfx">
               <w:r>
                 <w:rPr>
                   <w:rFonts w:ascii="Arial" w:cs="Arial" w:eastAsia="Arial" w:hAnsi="Arial"/>
@@ -3403,7 +3403,7 @@
               <w:spacing w:after="10" w:before="0"/>
               <w:ind w:left="120"/>
             </w:pPr>
-            <w:hyperlink w:history="1" r:id="rIdiwuovwiem37fymzwunl-u">
+            <w:hyperlink w:history="1" r:id="rIdardbpr7dwtreec8_ngq1t">
               <w:r>
                 <w:rPr>
                   <w:rFonts w:ascii="Arial" w:cs="Arial" w:eastAsia="Arial" w:hAnsi="Arial"/>
@@ -3611,7 +3611,7 @@
             <w:pPr>
               <w:spacing w:after="20" w:before="0"/>
             </w:pPr>
-            <w:hyperlink w:history="1" r:id="rId3jl_9ug_15td58xtcfkfz">
+            <w:hyperlink w:history="1" r:id="rIdcbxcocioyeqc6iw-rs9u6">
               <w:r>
                 <w:rPr>
                   <w:rFonts w:ascii="Arial" w:cs="Arial" w:eastAsia="Arial" w:hAnsi="Arial"/>
@@ -3644,7 +3644,7 @@
               <w:spacing w:after="10" w:before="0"/>
               <w:ind w:left="120"/>
             </w:pPr>
-            <w:hyperlink w:history="1" r:id="rIdb_yajr1poyv-dmi-akt_8">
+            <w:hyperlink w:history="1" r:id="rIdjyjx6ubgahput0r4o1uaj">
               <w:r>
                 <w:rPr>
                   <w:rFonts w:ascii="Arial" w:cs="Arial" w:eastAsia="Arial" w:hAnsi="Arial"/>
@@ -3689,7 +3689,7 @@
             <w:pPr>
               <w:spacing w:after="20" w:before="0"/>
             </w:pPr>
-            <w:hyperlink w:history="1" r:id="rIdngby-qo9s9dunjwksbwbt">
+            <w:hyperlink w:history="1" r:id="rIdhdcnx1dxgyz9iti64dl-r">
               <w:r>
                 <w:rPr>
                   <w:rFonts w:ascii="Arial" w:cs="Arial" w:eastAsia="Arial" w:hAnsi="Arial"/>
@@ -3722,7 +3722,7 @@
               <w:spacing w:after="10" w:before="0"/>
               <w:ind w:left="120"/>
             </w:pPr>
-            <w:hyperlink w:history="1" r:id="rIdrv98dmxvxnacydgw4nlkx">
+            <w:hyperlink w:history="1" r:id="rIdzdetlmkue_hfkixrcskkq">
               <w:r>
                 <w:rPr>
                   <w:rFonts w:ascii="Arial" w:cs="Arial" w:eastAsia="Arial" w:hAnsi="Arial"/>
@@ -3930,7 +3930,7 @@
             <w:pPr>
               <w:spacing w:after="20" w:before="0"/>
             </w:pPr>
-            <w:hyperlink w:history="1" r:id="rId9qi8qbmgdjx_o5_83wrpc">
+            <w:hyperlink w:history="1" r:id="rIdek3mvutmqredij4msk0ct">
               <w:r>
                 <w:rPr>
                   <w:rFonts w:ascii="Arial" w:cs="Arial" w:eastAsia="Arial" w:hAnsi="Arial"/>
@@ -3963,7 +3963,7 @@
               <w:spacing w:after="10" w:before="0"/>
               <w:ind w:left="120"/>
             </w:pPr>
-            <w:hyperlink w:history="1" r:id="rId_cr0ydqt-ycbxuacue0kz">
+            <w:hyperlink w:history="1" r:id="rIdinn8iqkh28bvv02brn-dq">
               <w:r>
                 <w:rPr>
                   <w:rFonts w:ascii="Arial" w:cs="Arial" w:eastAsia="Arial" w:hAnsi="Arial"/>
@@ -4008,7 +4008,7 @@
             <w:pPr>
               <w:spacing w:after="20" w:before="0"/>
             </w:pPr>
-            <w:hyperlink w:history="1" r:id="rId6i-bz2cswanw5zt4i0pma">
+            <w:hyperlink w:history="1" r:id="rIdlfk1ld7gvvqkdfvntgwql">
               <w:r>
                 <w:rPr>
                   <w:rFonts w:ascii="Arial" w:cs="Arial" w:eastAsia="Arial" w:hAnsi="Arial"/>
@@ -4041,7 +4041,7 @@
               <w:spacing w:after="10" w:before="0"/>
               <w:ind w:left="120"/>
             </w:pPr>
-            <w:hyperlink w:history="1" r:id="rIdxdx-umhk-uzu-yh6fq7sd">
+            <w:hyperlink w:history="1" r:id="rIdlsaldmvqreaiqxgljsxn3">
               <w:r>
                 <w:rPr>
                   <w:rFonts w:ascii="Arial" w:cs="Arial" w:eastAsia="Arial" w:hAnsi="Arial"/>
@@ -4249,7 +4249,7 @@
             <w:pPr>
               <w:spacing w:after="20" w:before="0"/>
             </w:pPr>
-            <w:hyperlink w:history="1" r:id="rIdyfvs6eoo3h0hmmjuscqmh">
+            <w:hyperlink w:history="1" r:id="rId_moiqej38raxlj3gfwtne">
               <w:r>
                 <w:rPr>
                   <w:rFonts w:ascii="Arial" w:cs="Arial" w:eastAsia="Arial" w:hAnsi="Arial"/>
@@ -4282,7 +4282,7 @@
               <w:spacing w:after="10" w:before="0"/>
               <w:ind w:left="120"/>
             </w:pPr>
-            <w:hyperlink w:history="1" r:id="rIdreh61so7yrafz13ujok7y">
+            <w:hyperlink w:history="1" r:id="rId44yqpcvr4ldjnbsqea3pf">
               <w:r>
                 <w:rPr>
                   <w:rFonts w:ascii="Arial" w:cs="Arial" w:eastAsia="Arial" w:hAnsi="Arial"/>
@@ -4327,7 +4327,7 @@
             <w:pPr>
               <w:spacing w:after="20" w:before="0"/>
             </w:pPr>
-            <w:hyperlink w:history="1" r:id="rIdrz5u_qgmnxj1hgbzjvb4n">
+            <w:hyperlink w:history="1" r:id="rId2lcelq0hvhbd9sa0gagby">
               <w:r>
                 <w:rPr>
                   <w:rFonts w:ascii="Arial" w:cs="Arial" w:eastAsia="Arial" w:hAnsi="Arial"/>
@@ -4360,7 +4360,7 @@
               <w:spacing w:after="10" w:before="0"/>
               <w:ind w:left="120"/>
             </w:pPr>
-            <w:hyperlink w:history="1" r:id="rId0istmna3sosjz5icou5sm">
+            <w:hyperlink w:history="1" r:id="rIdsklj5kogh08h3xogt2bz-">
               <w:r>
                 <w:rPr>
                   <w:rFonts w:ascii="Arial" w:cs="Arial" w:eastAsia="Arial" w:hAnsi="Arial"/>
@@ -4568,7 +4568,7 @@
             <w:pPr>
               <w:spacing w:after="20" w:before="0"/>
             </w:pPr>
-            <w:hyperlink w:history="1" r:id="rIdcjw_cui2rtdadrmqep1rk">
+            <w:hyperlink w:history="1" r:id="rIdcxzl1x_g29eosri4vzpvq">
               <w:r>
                 <w:rPr>
                   <w:rFonts w:ascii="Arial" w:cs="Arial" w:eastAsia="Arial" w:hAnsi="Arial"/>
@@ -4601,7 +4601,7 @@
               <w:spacing w:after="10" w:before="0"/>
               <w:ind w:left="120"/>
             </w:pPr>
-            <w:hyperlink w:history="1" r:id="rIdflnnzhedi1bufux2sm8kq">
+            <w:hyperlink w:history="1" r:id="rIdncye3lmai937inulutk-p">
               <w:r>
                 <w:rPr>
                   <w:rFonts w:ascii="Arial" w:cs="Arial" w:eastAsia="Arial" w:hAnsi="Arial"/>
@@ -4646,7 +4646,7 @@
             <w:pPr>
               <w:spacing w:after="20" w:before="0"/>
             </w:pPr>
-            <w:hyperlink w:history="1" r:id="rId5vv76-qu6qzr3pic11qlz">
+            <w:hyperlink w:history="1" r:id="rIdehzi5tuugh7gptisbqlgd">
               <w:r>
                 <w:rPr>
                   <w:rFonts w:ascii="Arial" w:cs="Arial" w:eastAsia="Arial" w:hAnsi="Arial"/>
@@ -4679,7 +4679,7 @@
               <w:spacing w:after="10" w:before="0"/>
               <w:ind w:left="120"/>
             </w:pPr>
-            <w:hyperlink w:history="1" r:id="rIddddbqoq0dt7dnyz24numt">
+            <w:hyperlink w:history="1" r:id="rId47cny1uigbmcidzodnn0w">
               <w:r>
                 <w:rPr>
                   <w:rFonts w:ascii="Arial" w:cs="Arial" w:eastAsia="Arial" w:hAnsi="Arial"/>
@@ -6382,7 +6382,7 @@
             <w:pPr>
               <w:spacing w:after="20" w:before="0"/>
             </w:pPr>
-            <w:hyperlink w:history="1" r:id="rIdhltn7qlrrngpkhaphpoyf">
+            <w:hyperlink w:history="1" r:id="rIdv_eq5pd5he88-z0petu9a">
               <w:r>
                 <w:rPr>
                   <w:rFonts w:ascii="Arial" w:cs="Arial" w:eastAsia="Arial" w:hAnsi="Arial"/>
@@ -6415,7 +6415,7 @@
               <w:spacing w:after="10" w:before="0"/>
               <w:ind w:left="120"/>
             </w:pPr>
-            <w:hyperlink w:history="1" r:id="rIdruyitxfxqpzaeabqruhhk">
+            <w:hyperlink w:history="1" r:id="rIdfahubpb7yuina6piun-a-">
               <w:r>
                 <w:rPr>
                   <w:rFonts w:ascii="Arial" w:cs="Arial" w:eastAsia="Arial" w:hAnsi="Arial"/>
@@ -6460,7 +6460,7 @@
             <w:pPr>
               <w:spacing w:after="20" w:before="0"/>
             </w:pPr>
-            <w:hyperlink w:history="1" r:id="rId1ureobjjqezhzcgqljigc">
+            <w:hyperlink w:history="1" r:id="rIdxhbr0cd90yjtkztwp0nlx">
               <w:r>
                 <w:rPr>
                   <w:rFonts w:ascii="Arial" w:cs="Arial" w:eastAsia="Arial" w:hAnsi="Arial"/>
@@ -6493,7 +6493,7 @@
               <w:spacing w:after="10" w:before="0"/>
               <w:ind w:left="120"/>
             </w:pPr>
-            <w:hyperlink w:history="1" r:id="rIdz6yodvp8s24xd6hensav_">
+            <w:hyperlink w:history="1" r:id="rIdpkplh5gwckvflg-ev2a_v">
               <w:r>
                 <w:rPr>
                   <w:rFonts w:ascii="Arial" w:cs="Arial" w:eastAsia="Arial" w:hAnsi="Arial"/>
@@ -6701,7 +6701,7 @@
             <w:pPr>
               <w:spacing w:after="20" w:before="0"/>
             </w:pPr>
-            <w:hyperlink w:history="1" r:id="rIdfu02l3zkpt9ch8ktpjvbe">
+            <w:hyperlink w:history="1" r:id="rIdooftqijuw10cyjpuhtjs0">
               <w:r>
                 <w:rPr>
                   <w:rFonts w:ascii="Arial" w:cs="Arial" w:eastAsia="Arial" w:hAnsi="Arial"/>
@@ -6734,7 +6734,7 @@
               <w:spacing w:after="10" w:before="0"/>
               <w:ind w:left="120"/>
             </w:pPr>
-            <w:hyperlink w:history="1" r:id="rIdbid3zi7phglbmdd-b9kvb">
+            <w:hyperlink w:history="1" r:id="rIdw-0tblgs81dvod49tcdzq">
               <w:r>
                 <w:rPr>
                   <w:rFonts w:ascii="Arial" w:cs="Arial" w:eastAsia="Arial" w:hAnsi="Arial"/>
@@ -6779,7 +6779,7 @@
             <w:pPr>
               <w:spacing w:after="20" w:before="0"/>
             </w:pPr>
-            <w:hyperlink w:history="1" r:id="rIdwf1yrlquovkhhyswz8omd">
+            <w:hyperlink w:history="1" r:id="rIdb0mcrn7ialg42sq2yc_5z">
               <w:r>
                 <w:rPr>
                   <w:rFonts w:ascii="Arial" w:cs="Arial" w:eastAsia="Arial" w:hAnsi="Arial"/>
@@ -6812,7 +6812,7 @@
               <w:spacing w:after="10" w:before="0"/>
               <w:ind w:left="120"/>
             </w:pPr>
-            <w:hyperlink w:history="1" r:id="rId9bc-u61wswgvefhrtd1sp">
+            <w:hyperlink w:history="1" r:id="rId7han1abaxbg801ls9cayx">
               <w:r>
                 <w:rPr>
                   <w:rFonts w:ascii="Arial" w:cs="Arial" w:eastAsia="Arial" w:hAnsi="Arial"/>
@@ -7020,7 +7020,7 @@
             <w:pPr>
               <w:spacing w:after="20" w:before="0"/>
             </w:pPr>
-            <w:hyperlink w:history="1" r:id="rIdalbg3nuhpnpjup97sxcj2">
+            <w:hyperlink w:history="1" r:id="rIdxjuucggidpg66zo46ittk">
               <w:r>
                 <w:rPr>
                   <w:rFonts w:ascii="Arial" w:cs="Arial" w:eastAsia="Arial" w:hAnsi="Arial"/>
@@ -7053,7 +7053,7 @@
               <w:spacing w:after="10" w:before="0"/>
               <w:ind w:left="120"/>
             </w:pPr>
-            <w:hyperlink w:history="1" r:id="rIdztp6epfyfjyvzmwdi7qfj">
+            <w:hyperlink w:history="1" r:id="rIdfikzgrl1kwvcpyw0ytxjk">
               <w:r>
                 <w:rPr>
                   <w:rFonts w:ascii="Arial" w:cs="Arial" w:eastAsia="Arial" w:hAnsi="Arial"/>
@@ -7098,7 +7098,7 @@
             <w:pPr>
               <w:spacing w:after="20" w:before="0"/>
             </w:pPr>
-            <w:hyperlink w:history="1" r:id="rId4k3tkxlozvy_7l6knfrem">
+            <w:hyperlink w:history="1" r:id="rIdrkhrp4cl5xth6aafhzqwd">
               <w:r>
                 <w:rPr>
                   <w:rFonts w:ascii="Arial" w:cs="Arial" w:eastAsia="Arial" w:hAnsi="Arial"/>
@@ -7131,7 +7131,7 @@
               <w:spacing w:after="10" w:before="0"/>
               <w:ind w:left="120"/>
             </w:pPr>
-            <w:hyperlink w:history="1" r:id="rIdmqyk0ldpleqthudnef58l">
+            <w:hyperlink w:history="1" r:id="rIdba7zq3wzxibk1e7rsfs8u">
               <w:r>
                 <w:rPr>
                   <w:rFonts w:ascii="Arial" w:cs="Arial" w:eastAsia="Arial" w:hAnsi="Arial"/>
@@ -7339,7 +7339,7 @@
             <w:pPr>
               <w:spacing w:after="20" w:before="0"/>
             </w:pPr>
-            <w:hyperlink w:history="1" r:id="rId6prctqiia74738abrcr5q">
+            <w:hyperlink w:history="1" r:id="rIdd4tnltzgdqpofldf6jbpc">
               <w:r>
                 <w:rPr>
                   <w:rFonts w:ascii="Arial" w:cs="Arial" w:eastAsia="Arial" w:hAnsi="Arial"/>
@@ -7372,7 +7372,7 @@
               <w:spacing w:after="10" w:before="0"/>
               <w:ind w:left="120"/>
             </w:pPr>
-            <w:hyperlink w:history="1" r:id="rId5wm8r8zw1exme0sioyl9e">
+            <w:hyperlink w:history="1" r:id="rIde4vmpzgxcwha5dhwyzhtk">
               <w:r>
                 <w:rPr>
                   <w:rFonts w:ascii="Arial" w:cs="Arial" w:eastAsia="Arial" w:hAnsi="Arial"/>
@@ -7417,7 +7417,7 @@
             <w:pPr>
               <w:spacing w:after="20" w:before="0"/>
             </w:pPr>
-            <w:hyperlink w:history="1" r:id="rIdgx1_bkmlq0ivwfm_se6a3">
+            <w:hyperlink w:history="1" r:id="rId9xfbxnd3lxd7wkgqxhd2v">
               <w:r>
                 <w:rPr>
                   <w:rFonts w:ascii="Arial" w:cs="Arial" w:eastAsia="Arial" w:hAnsi="Arial"/>
@@ -7450,7 +7450,7 @@
               <w:spacing w:after="10" w:before="0"/>
               <w:ind w:left="120"/>
             </w:pPr>
-            <w:hyperlink w:history="1" r:id="rIdsv5kk0lwwnprub5al9yys">
+            <w:hyperlink w:history="1" r:id="rIdkvjyqq6gj6agbpie-9jys">
               <w:r>
                 <w:rPr>
                   <w:rFonts w:ascii="Arial" w:cs="Arial" w:eastAsia="Arial" w:hAnsi="Arial"/>
@@ -7658,7 +7658,7 @@
             <w:pPr>
               <w:spacing w:after="20" w:before="0"/>
             </w:pPr>
-            <w:hyperlink w:history="1" r:id="rId01ygw5jf7eqbait4g_ymq">
+            <w:hyperlink w:history="1" r:id="rIdpjuais7hd5hw5ykpebyfr">
               <w:r>
                 <w:rPr>
                   <w:rFonts w:ascii="Arial" w:cs="Arial" w:eastAsia="Arial" w:hAnsi="Arial"/>
@@ -7691,7 +7691,7 @@
               <w:spacing w:after="10" w:before="0"/>
               <w:ind w:left="120"/>
             </w:pPr>
-            <w:hyperlink w:history="1" r:id="rIdiabjrsxcyvkdadcyhfol-">
+            <w:hyperlink w:history="1" r:id="rId8tje_zdxcf16atdfqr8ma">
               <w:r>
                 <w:rPr>
                   <w:rFonts w:ascii="Arial" w:cs="Arial" w:eastAsia="Arial" w:hAnsi="Arial"/>
@@ -7736,7 +7736,7 @@
             <w:pPr>
               <w:spacing w:after="20" w:before="0"/>
             </w:pPr>
-            <w:hyperlink w:history="1" r:id="rIdldpkte6nlrgougwksqugu">
+            <w:hyperlink w:history="1" r:id="rIdfmgimryqhdzakr6jn4t4d">
               <w:r>
                 <w:rPr>
                   <w:rFonts w:ascii="Arial" w:cs="Arial" w:eastAsia="Arial" w:hAnsi="Arial"/>
@@ -7769,7 +7769,7 @@
               <w:spacing w:after="10" w:before="0"/>
               <w:ind w:left="120"/>
             </w:pPr>
-            <w:hyperlink w:history="1" r:id="rIdhpl0etkzylkixmbmb8gw3">
+            <w:hyperlink w:history="1" r:id="rIdmummmbnqca3ohney1p2af">
               <w:r>
                 <w:rPr>
                   <w:rFonts w:ascii="Arial" w:cs="Arial" w:eastAsia="Arial" w:hAnsi="Arial"/>
@@ -9548,7 +9548,7 @@
             <w:pPr>
               <w:spacing w:after="20" w:before="0"/>
             </w:pPr>
-            <w:hyperlink w:history="1" r:id="rIdyleoijmjjgieei8uf-_cr">
+            <w:hyperlink w:history="1" r:id="rIdctighoerncu2qgstjd3aa">
               <w:r>
                 <w:rPr>
                   <w:rFonts w:ascii="Arial" w:cs="Arial" w:eastAsia="Arial" w:hAnsi="Arial"/>
@@ -9581,7 +9581,7 @@
               <w:spacing w:after="10" w:before="0"/>
               <w:ind w:left="120"/>
             </w:pPr>
-            <w:hyperlink w:history="1" r:id="rIdncliux18yne4_wjnbqcap">
+            <w:hyperlink w:history="1" r:id="rIdegtklf7v8utcb6b_5vijb">
               <w:r>
                 <w:rPr>
                   <w:rFonts w:ascii="Arial" w:cs="Arial" w:eastAsia="Arial" w:hAnsi="Arial"/>
@@ -9626,7 +9626,7 @@
             <w:pPr>
               <w:spacing w:after="20" w:before="0"/>
             </w:pPr>
-            <w:hyperlink w:history="1" r:id="rId7d3kl0uahidi8zrtkz7uq">
+            <w:hyperlink w:history="1" r:id="rIduamvmoov7xanwkfvrbkbj">
               <w:r>
                 <w:rPr>
                   <w:rFonts w:ascii="Arial" w:cs="Arial" w:eastAsia="Arial" w:hAnsi="Arial"/>
@@ -9659,7 +9659,7 @@
               <w:spacing w:after="10" w:before="0"/>
               <w:ind w:left="120"/>
             </w:pPr>
-            <w:hyperlink w:history="1" r:id="rId3gcyb6yksiqjg_jcl6_ee">
+            <w:hyperlink w:history="1" r:id="rIdku_ibtab3fnawgnwteett">
               <w:r>
                 <w:rPr>
                   <w:rFonts w:ascii="Arial" w:cs="Arial" w:eastAsia="Arial" w:hAnsi="Arial"/>
@@ -9867,7 +9867,7 @@
             <w:pPr>
               <w:spacing w:after="20" w:before="0"/>
             </w:pPr>
-            <w:hyperlink w:history="1" r:id="rIdbn3fcvdflpjl3vpmjpjns">
+            <w:hyperlink w:history="1" r:id="rIdv1etkgl-em2ag6nke-xzn">
               <w:r>
                 <w:rPr>
                   <w:rFonts w:ascii="Arial" w:cs="Arial" w:eastAsia="Arial" w:hAnsi="Arial"/>
@@ -9900,7 +9900,7 @@
               <w:spacing w:after="10" w:before="0"/>
               <w:ind w:left="120"/>
             </w:pPr>
-            <w:hyperlink w:history="1" r:id="rIde0byyrwluedh6dlorgs4l">
+            <w:hyperlink w:history="1" r:id="rIdsx_yoqozryyof_wyt5efs">
               <w:r>
                 <w:rPr>
                   <w:rFonts w:ascii="Arial" w:cs="Arial" w:eastAsia="Arial" w:hAnsi="Arial"/>
@@ -9945,7 +9945,7 @@
             <w:pPr>
               <w:spacing w:after="20" w:before="0"/>
             </w:pPr>
-            <w:hyperlink w:history="1" r:id="rIdmyqhnf9nykl7gmc-i5poz">
+            <w:hyperlink w:history="1" r:id="rIdabru3plgkislcnc_ekicv">
               <w:r>
                 <w:rPr>
                   <w:rFonts w:ascii="Arial" w:cs="Arial" w:eastAsia="Arial" w:hAnsi="Arial"/>
@@ -9978,7 +9978,7 @@
               <w:spacing w:after="10" w:before="0"/>
               <w:ind w:left="120"/>
             </w:pPr>
-            <w:hyperlink w:history="1" r:id="rIdod1uikgdpsp3pemumnh7-">
+            <w:hyperlink w:history="1" r:id="rIdxfy-u9oqghvqahkprtr5n">
               <w:r>
                 <w:rPr>
                   <w:rFonts w:ascii="Arial" w:cs="Arial" w:eastAsia="Arial" w:hAnsi="Arial"/>
@@ -10186,7 +10186,7 @@
             <w:pPr>
               <w:spacing w:after="20" w:before="0"/>
             </w:pPr>
-            <w:hyperlink w:history="1" r:id="rIdjmbyn00aix64k--r9hxvn">
+            <w:hyperlink w:history="1" r:id="rIdczph1q2pr1mqtey2meqis">
               <w:r>
                 <w:rPr>
                   <w:rFonts w:ascii="Arial" w:cs="Arial" w:eastAsia="Arial" w:hAnsi="Arial"/>
@@ -10219,7 +10219,7 @@
               <w:spacing w:after="10" w:before="0"/>
               <w:ind w:left="120"/>
             </w:pPr>
-            <w:hyperlink w:history="1" r:id="rId4ucmnphlefrxrz4ejhqmx">
+            <w:hyperlink w:history="1" r:id="rIdux--pryuuhfjoxy8qcyrw">
               <w:r>
                 <w:rPr>
                   <w:rFonts w:ascii="Arial" w:cs="Arial" w:eastAsia="Arial" w:hAnsi="Arial"/>
@@ -10264,7 +10264,7 @@
             <w:pPr>
               <w:spacing w:after="20" w:before="0"/>
             </w:pPr>
-            <w:hyperlink w:history="1" r:id="rIdhljcvwi1y5sb9a5gtaknu">
+            <w:hyperlink w:history="1" r:id="rIdntorhpmuxcfb0xn6_wnab">
               <w:r>
                 <w:rPr>
                   <w:rFonts w:ascii="Arial" w:cs="Arial" w:eastAsia="Arial" w:hAnsi="Arial"/>
@@ -10297,7 +10297,7 @@
               <w:spacing w:after="10" w:before="0"/>
               <w:ind w:left="120"/>
             </w:pPr>
-            <w:hyperlink w:history="1" r:id="rIdmw3pkcxz9mix5ol1q4914">
+            <w:hyperlink w:history="1" r:id="rIddswnrk9srnvnolq50afzy">
               <w:r>
                 <w:rPr>
                   <w:rFonts w:ascii="Arial" w:cs="Arial" w:eastAsia="Arial" w:hAnsi="Arial"/>
@@ -10505,7 +10505,7 @@
             <w:pPr>
               <w:spacing w:after="20" w:before="0"/>
             </w:pPr>
-            <w:hyperlink w:history="1" r:id="rIdv-uegikduumccsbsl7zbb">
+            <w:hyperlink w:history="1" r:id="rId4vtvzlctbs137xcgpe-ix">
               <w:r>
                 <w:rPr>
                   <w:rFonts w:ascii="Arial" w:cs="Arial" w:eastAsia="Arial" w:hAnsi="Arial"/>
@@ -10538,7 +10538,7 @@
               <w:spacing w:after="10" w:before="0"/>
               <w:ind w:left="120"/>
             </w:pPr>
-            <w:hyperlink w:history="1" r:id="rIde9uufsm9wdnvtrngp98ci">
+            <w:hyperlink w:history="1" r:id="rIdci8cpxtwe1-nya7s7aa7a">
               <w:r>
                 <w:rPr>
                   <w:rFonts w:ascii="Arial" w:cs="Arial" w:eastAsia="Arial" w:hAnsi="Arial"/>
@@ -10583,7 +10583,7 @@
             <w:pPr>
               <w:spacing w:after="20" w:before="0"/>
             </w:pPr>
-            <w:hyperlink w:history="1" r:id="rIdkguaqmhbuvpj13vjgdgrv">
+            <w:hyperlink w:history="1" r:id="rIdlofw-yiobb1xknqm5qpe9">
               <w:r>
                 <w:rPr>
                   <w:rFonts w:ascii="Arial" w:cs="Arial" w:eastAsia="Arial" w:hAnsi="Arial"/>
@@ -10616,7 +10616,7 @@
               <w:spacing w:after="10" w:before="0"/>
               <w:ind w:left="120"/>
             </w:pPr>
-            <w:hyperlink w:history="1" r:id="rIdrkvld0kqktw6ibvkn55qa">
+            <w:hyperlink w:history="1" r:id="rIdi0fzppxjr--ywvr82ezxg">
               <w:r>
                 <w:rPr>
                   <w:rFonts w:ascii="Arial" w:cs="Arial" w:eastAsia="Arial" w:hAnsi="Arial"/>
@@ -10824,7 +10824,7 @@
             <w:pPr>
               <w:spacing w:after="20" w:before="0"/>
             </w:pPr>
-            <w:hyperlink w:history="1" r:id="rIdwmekx66cgkbvq6wc06xkl">
+            <w:hyperlink w:history="1" r:id="rIdx8bvlxwpjbizzxhpweprf">
               <w:r>
                 <w:rPr>
                   <w:rFonts w:ascii="Arial" w:cs="Arial" w:eastAsia="Arial" w:hAnsi="Arial"/>
@@ -10857,7 +10857,7 @@
               <w:spacing w:after="10" w:before="0"/>
               <w:ind w:left="120"/>
             </w:pPr>
-            <w:hyperlink w:history="1" r:id="rIdtjo7a-aucgd-8m_sgq2qb">
+            <w:hyperlink w:history="1" r:id="rIdpj1ynepqhkfazn43iuer-">
               <w:r>
                 <w:rPr>
                   <w:rFonts w:ascii="Arial" w:cs="Arial" w:eastAsia="Arial" w:hAnsi="Arial"/>
@@ -10902,7 +10902,7 @@
             <w:pPr>
               <w:spacing w:after="20" w:before="0"/>
             </w:pPr>
-            <w:hyperlink w:history="1" r:id="rIdchhx2cfs41qsvttevtxdi">
+            <w:hyperlink w:history="1" r:id="rId9eq0yzhq1ewv_bksbogwm">
               <w:r>
                 <w:rPr>
                   <w:rFonts w:ascii="Arial" w:cs="Arial" w:eastAsia="Arial" w:hAnsi="Arial"/>
@@ -10935,7 +10935,7 @@
               <w:spacing w:after="10" w:before="0"/>
               <w:ind w:left="120"/>
             </w:pPr>
-            <w:hyperlink w:history="1" r:id="rIdjxlifgpzqkcknhwcw1gqv">
+            <w:hyperlink w:history="1" r:id="rIded18_3r82u07csc4hveey">
               <w:r>
                 <w:rPr>
                   <w:rFonts w:ascii="Arial" w:cs="Arial" w:eastAsia="Arial" w:hAnsi="Arial"/>
@@ -12676,7 +12676,7 @@
             <w:pPr>
               <w:spacing w:after="20" w:before="0"/>
             </w:pPr>
-            <w:hyperlink w:history="1" r:id="rIdpwalvv97so06axtzmzmqz">
+            <w:hyperlink w:history="1" r:id="rIdlnaedyyjwitcp2hyytbeo">
               <w:r>
                 <w:rPr>
                   <w:rFonts w:ascii="Arial" w:cs="Arial" w:eastAsia="Arial" w:hAnsi="Arial"/>
@@ -12709,7 +12709,7 @@
               <w:spacing w:after="10" w:before="0"/>
               <w:ind w:left="120"/>
             </w:pPr>
-            <w:hyperlink w:history="1" r:id="rIdmjbh-a7hn7aicnm6vlniq">
+            <w:hyperlink w:history="1" r:id="rIdwew5yaijzpfjaq9zfif-_">
               <w:r>
                 <w:rPr>
                   <w:rFonts w:ascii="Arial" w:cs="Arial" w:eastAsia="Arial" w:hAnsi="Arial"/>
@@ -12754,7 +12754,7 @@
             <w:pPr>
               <w:spacing w:after="20" w:before="0"/>
             </w:pPr>
-            <w:hyperlink w:history="1" r:id="rIddmhu_7fzrdxvytuhrrunh">
+            <w:hyperlink w:history="1" r:id="rIdgy-odeibol_jobv5dn9xk">
               <w:r>
                 <w:rPr>
                   <w:rFonts w:ascii="Arial" w:cs="Arial" w:eastAsia="Arial" w:hAnsi="Arial"/>
@@ -12787,7 +12787,7 @@
               <w:spacing w:after="10" w:before="0"/>
               <w:ind w:left="120"/>
             </w:pPr>
-            <w:hyperlink w:history="1" r:id="rIdd0zv4d0f2h-wkrje5hblg">
+            <w:hyperlink w:history="1" r:id="rIda7_5_l4xcactp1224yslv">
               <w:r>
                 <w:rPr>
                   <w:rFonts w:ascii="Arial" w:cs="Arial" w:eastAsia="Arial" w:hAnsi="Arial"/>
@@ -12995,7 +12995,7 @@
             <w:pPr>
               <w:spacing w:after="20" w:before="0"/>
             </w:pPr>
-            <w:hyperlink w:history="1" r:id="rIduonnp5keb6efo2-3jboyv">
+            <w:hyperlink w:history="1" r:id="rIdziyhndslfvdgmovoj2cmh">
               <w:r>
                 <w:rPr>
                   <w:rFonts w:ascii="Arial" w:cs="Arial" w:eastAsia="Arial" w:hAnsi="Arial"/>
@@ -13028,7 +13028,7 @@
               <w:spacing w:after="10" w:before="0"/>
               <w:ind w:left="120"/>
             </w:pPr>
-            <w:hyperlink w:history="1" r:id="rId8cjp_6ajwxhmgds1ba_ok">
+            <w:hyperlink w:history="1" r:id="rIdgfb5t9xpnsi_zmxsjjptj">
               <w:r>
                 <w:rPr>
                   <w:rFonts w:ascii="Arial" w:cs="Arial" w:eastAsia="Arial" w:hAnsi="Arial"/>
@@ -13073,7 +13073,7 @@
             <w:pPr>
               <w:spacing w:after="20" w:before="0"/>
             </w:pPr>
-            <w:hyperlink w:history="1" r:id="rIdbxqnkhuv6ygcu7an9fj5j">
+            <w:hyperlink w:history="1" r:id="rIdvkaebh_ycg4zbhbpocx7a">
               <w:r>
                 <w:rPr>
                   <w:rFonts w:ascii="Arial" w:cs="Arial" w:eastAsia="Arial" w:hAnsi="Arial"/>
@@ -13106,7 +13106,7 @@
               <w:spacing w:after="10" w:before="0"/>
               <w:ind w:left="120"/>
             </w:pPr>
-            <w:hyperlink w:history="1" r:id="rIdywzml6dr5dcnhs8vidv46">
+            <w:hyperlink w:history="1" r:id="rId13_nr2uui-k3cwo_zt-j3">
               <w:r>
                 <w:rPr>
                   <w:rFonts w:ascii="Arial" w:cs="Arial" w:eastAsia="Arial" w:hAnsi="Arial"/>
@@ -13314,7 +13314,7 @@
             <w:pPr>
               <w:spacing w:after="20" w:before="0"/>
             </w:pPr>
-            <w:hyperlink w:history="1" r:id="rIdutqqwovog8cp-xclcax-w">
+            <w:hyperlink w:history="1" r:id="rIdiwm0oalthf5j9iuomuqdy">
               <w:r>
                 <w:rPr>
                   <w:rFonts w:ascii="Arial" w:cs="Arial" w:eastAsia="Arial" w:hAnsi="Arial"/>
@@ -13347,7 +13347,7 @@
               <w:spacing w:after="10" w:before="0"/>
               <w:ind w:left="120"/>
             </w:pPr>
-            <w:hyperlink w:history="1" r:id="rIdtv-0djf7fb7co3tdwzia1">
+            <w:hyperlink w:history="1" r:id="rId5suygzkgitlzxl_vg4ukt">
               <w:r>
                 <w:rPr>
                   <w:rFonts w:ascii="Arial" w:cs="Arial" w:eastAsia="Arial" w:hAnsi="Arial"/>
@@ -13392,7 +13392,7 @@
             <w:pPr>
               <w:spacing w:after="20" w:before="0"/>
             </w:pPr>
-            <w:hyperlink w:history="1" r:id="rId98kpstnid0dmrllmutq5q">
+            <w:hyperlink w:history="1" r:id="rIdvcettmgl-vqegohitxfqc">
               <w:r>
                 <w:rPr>
                   <w:rFonts w:ascii="Arial" w:cs="Arial" w:eastAsia="Arial" w:hAnsi="Arial"/>
@@ -13425,7 +13425,7 @@
               <w:spacing w:after="10" w:before="0"/>
               <w:ind w:left="120"/>
             </w:pPr>
-            <w:hyperlink w:history="1" r:id="rIddqeewdk660ytvosaen_s1">
+            <w:hyperlink w:history="1" r:id="rIdhavxq_wvz7j2j_jmd6ekq">
               <w:r>
                 <w:rPr>
                   <w:rFonts w:ascii="Arial" w:cs="Arial" w:eastAsia="Arial" w:hAnsi="Arial"/>
@@ -13633,7 +13633,7 @@
             <w:pPr>
               <w:spacing w:after="20" w:before="0"/>
             </w:pPr>
-            <w:hyperlink w:history="1" r:id="rIddvyokirlvcrovsz6tdhec">
+            <w:hyperlink w:history="1" r:id="rIdxdf1uilt_8wsktsn-mesx">
               <w:r>
                 <w:rPr>
                   <w:rFonts w:ascii="Arial" w:cs="Arial" w:eastAsia="Arial" w:hAnsi="Arial"/>
@@ -13666,7 +13666,7 @@
               <w:spacing w:after="10" w:before="0"/>
               <w:ind w:left="120"/>
             </w:pPr>
-            <w:hyperlink w:history="1" r:id="rId36y-uby4ihjsa5dfsb40x">
+            <w:hyperlink w:history="1" r:id="rIdamcon6glafzns-jkox1nd">
               <w:r>
                 <w:rPr>
                   <w:rFonts w:ascii="Arial" w:cs="Arial" w:eastAsia="Arial" w:hAnsi="Arial"/>
@@ -13711,7 +13711,7 @@
             <w:pPr>
               <w:spacing w:after="20" w:before="0"/>
             </w:pPr>
-            <w:hyperlink w:history="1" r:id="rIdzzmd3s9vbovl6txqha0ml">
+            <w:hyperlink w:history="1" r:id="rIdw4d_swa4b9ejfvbvxxypt">
               <w:r>
                 <w:rPr>
                   <w:rFonts w:ascii="Arial" w:cs="Arial" w:eastAsia="Arial" w:hAnsi="Arial"/>
@@ -13744,7 +13744,7 @@
               <w:spacing w:after="10" w:before="0"/>
               <w:ind w:left="120"/>
             </w:pPr>
-            <w:hyperlink w:history="1" r:id="rIdtr5ehbxfbwckm_s_q1vo5">
+            <w:hyperlink w:history="1" r:id="rIdyomb1cfoqiqoou91hg-xc">
               <w:r>
                 <w:rPr>
                   <w:rFonts w:ascii="Arial" w:cs="Arial" w:eastAsia="Arial" w:hAnsi="Arial"/>
@@ -13952,7 +13952,7 @@
             <w:pPr>
               <w:spacing w:after="20" w:before="0"/>
             </w:pPr>
-            <w:hyperlink w:history="1" r:id="rIdefrbhqwcyi3jfj2vqrdt4">
+            <w:hyperlink w:history="1" r:id="rIdgod4lxlxabehy30o2vjmo">
               <w:r>
                 <w:rPr>
                   <w:rFonts w:ascii="Arial" w:cs="Arial" w:eastAsia="Arial" w:hAnsi="Arial"/>
@@ -13985,7 +13985,7 @@
               <w:spacing w:after="10" w:before="0"/>
               <w:ind w:left="120"/>
             </w:pPr>
-            <w:hyperlink w:history="1" r:id="rId22pzegxqh06z5bystqk1a">
+            <w:hyperlink w:history="1" r:id="rIdhvz1s7uwitidpphyvhywt">
               <w:r>
                 <w:rPr>
                   <w:rFonts w:ascii="Arial" w:cs="Arial" w:eastAsia="Arial" w:hAnsi="Arial"/>
@@ -14030,7 +14030,7 @@
             <w:pPr>
               <w:spacing w:after="20" w:before="0"/>
             </w:pPr>
-            <w:hyperlink w:history="1" r:id="rIdi9tmf_0qgtl8h-uashokv">
+            <w:hyperlink w:history="1" r:id="rIdakzcbvdhdlw2npunpvot2">
               <w:r>
                 <w:rPr>
                   <w:rFonts w:ascii="Arial" w:cs="Arial" w:eastAsia="Arial" w:hAnsi="Arial"/>
@@ -14063,7 +14063,7 @@
               <w:spacing w:after="10" w:before="0"/>
               <w:ind w:left="120"/>
             </w:pPr>
-            <w:hyperlink w:history="1" r:id="rId_hubgxxrzwu1io8_oeqn2">
+            <w:hyperlink w:history="1" r:id="rIdpmx-np9562zld_9ljl5ac">
               <w:r>
                 <w:rPr>
                   <w:rFonts w:ascii="Arial" w:cs="Arial" w:eastAsia="Arial" w:hAnsi="Arial"/>
@@ -15842,7 +15842,7 @@
             <w:pPr>
               <w:spacing w:after="20" w:before="0"/>
             </w:pPr>
-            <w:hyperlink w:history="1" r:id="rId1evkr8imnbjz63rrhpuoe">
+            <w:hyperlink w:history="1" r:id="rId9otn-_xmi1qgb4xsoueo6">
               <w:r>
                 <w:rPr>
                   <w:rFonts w:ascii="Arial" w:cs="Arial" w:eastAsia="Arial" w:hAnsi="Arial"/>
@@ -15875,7 +15875,7 @@
               <w:spacing w:after="10" w:before="0"/>
               <w:ind w:left="120"/>
             </w:pPr>
-            <w:hyperlink w:history="1" r:id="rIdox-nbemonsjoldyi1rsnr">
+            <w:hyperlink w:history="1" r:id="rIdtvadcytcjb5cbyk6lyvaj">
               <w:r>
                 <w:rPr>
                   <w:rFonts w:ascii="Arial" w:cs="Arial" w:eastAsia="Arial" w:hAnsi="Arial"/>
@@ -15920,7 +15920,7 @@
             <w:pPr>
               <w:spacing w:after="20" w:before="0"/>
             </w:pPr>
-            <w:hyperlink w:history="1" r:id="rIdxlkerbryastfpdpsjefgk">
+            <w:hyperlink w:history="1" r:id="rId4rrvf_tfs18_c_t-eajn_">
               <w:r>
                 <w:rPr>
                   <w:rFonts w:ascii="Arial" w:cs="Arial" w:eastAsia="Arial" w:hAnsi="Arial"/>
@@ -15953,7 +15953,7 @@
               <w:spacing w:after="10" w:before="0"/>
               <w:ind w:left="120"/>
             </w:pPr>
-            <w:hyperlink w:history="1" r:id="rIdz9ea2zfrfz9gbpgdtiwhf">
+            <w:hyperlink w:history="1" r:id="rIdc-rmoxnnoekdbr5khjwfg">
               <w:r>
                 <w:rPr>
                   <w:rFonts w:ascii="Arial" w:cs="Arial" w:eastAsia="Arial" w:hAnsi="Arial"/>
@@ -16161,7 +16161,7 @@
             <w:pPr>
               <w:spacing w:after="20" w:before="0"/>
             </w:pPr>
-            <w:hyperlink w:history="1" r:id="rIdcsiceiq-nk8utxd0j7bb1">
+            <w:hyperlink w:history="1" r:id="rIdtm_wkou0lfxeugt3j8bup">
               <w:r>
                 <w:rPr>
                   <w:rFonts w:ascii="Arial" w:cs="Arial" w:eastAsia="Arial" w:hAnsi="Arial"/>
@@ -16194,7 +16194,7 @@
               <w:spacing w:after="10" w:before="0"/>
               <w:ind w:left="120"/>
             </w:pPr>
-            <w:hyperlink w:history="1" r:id="rIdjhy1uddhbpqvjniledwwh">
+            <w:hyperlink w:history="1" r:id="rIdy2mgeyfpbh-l4befn6ted">
               <w:r>
                 <w:rPr>
                   <w:rFonts w:ascii="Arial" w:cs="Arial" w:eastAsia="Arial" w:hAnsi="Arial"/>
@@ -16239,7 +16239,7 @@
             <w:pPr>
               <w:spacing w:after="20" w:before="0"/>
             </w:pPr>
-            <w:hyperlink w:history="1" r:id="rIdqsycknudkeqvgfpovmrvx">
+            <w:hyperlink w:history="1" r:id="rIdreszv4nr83b-bour6dkxk">
               <w:r>
                 <w:rPr>
                   <w:rFonts w:ascii="Arial" w:cs="Arial" w:eastAsia="Arial" w:hAnsi="Arial"/>
@@ -16272,7 +16272,7 @@
               <w:spacing w:after="10" w:before="0"/>
               <w:ind w:left="120"/>
             </w:pPr>
-            <w:hyperlink w:history="1" r:id="rIdkjnbzvy4-tiw39r7hfk-j">
+            <w:hyperlink w:history="1" r:id="rIdggekolq3cmjesurotwq9f">
               <w:r>
                 <w:rPr>
                   <w:rFonts w:ascii="Arial" w:cs="Arial" w:eastAsia="Arial" w:hAnsi="Arial"/>
@@ -16480,7 +16480,7 @@
             <w:pPr>
               <w:spacing w:after="20" w:before="0"/>
             </w:pPr>
-            <w:hyperlink w:history="1" r:id="rId9bcuizh3-edznqxapdb5r">
+            <w:hyperlink w:history="1" r:id="rIdr-axsp4ko2nxnwrlca2da">
               <w:r>
                 <w:rPr>
                   <w:rFonts w:ascii="Arial" w:cs="Arial" w:eastAsia="Arial" w:hAnsi="Arial"/>
@@ -16513,7 +16513,7 @@
               <w:spacing w:after="10" w:before="0"/>
               <w:ind w:left="120"/>
             </w:pPr>
-            <w:hyperlink w:history="1" r:id="rIdbcl7hv6h_wg0ebvbi4dyz">
+            <w:hyperlink w:history="1" r:id="rIdjxicwll8fzg4vy6bgwhol">
               <w:r>
                 <w:rPr>
                   <w:rFonts w:ascii="Arial" w:cs="Arial" w:eastAsia="Arial" w:hAnsi="Arial"/>
@@ -16558,7 +16558,7 @@
             <w:pPr>
               <w:spacing w:after="20" w:before="0"/>
             </w:pPr>
-            <w:hyperlink w:history="1" r:id="rIdtstsqfp5oxvv189clussq">
+            <w:hyperlink w:history="1" r:id="rIdlfbu0lbkfpoz_9jmac7th">
               <w:r>
                 <w:rPr>
                   <w:rFonts w:ascii="Arial" w:cs="Arial" w:eastAsia="Arial" w:hAnsi="Arial"/>
@@ -16591,7 +16591,7 @@
               <w:spacing w:after="10" w:before="0"/>
               <w:ind w:left="120"/>
             </w:pPr>
-            <w:hyperlink w:history="1" r:id="rIdxby_-65lprkdai54_4fmi">
+            <w:hyperlink w:history="1" r:id="rIdkiuub2okh6gpwo_zkwbff">
               <w:r>
                 <w:rPr>
                   <w:rFonts w:ascii="Arial" w:cs="Arial" w:eastAsia="Arial" w:hAnsi="Arial"/>
@@ -16799,7 +16799,7 @@
             <w:pPr>
               <w:spacing w:after="20" w:before="0"/>
             </w:pPr>
-            <w:hyperlink w:history="1" r:id="rIdstqb1s9wsritbkt5iihhf">
+            <w:hyperlink w:history="1" r:id="rIdy8tyuqgauarhwlivap338">
               <w:r>
                 <w:rPr>
                   <w:rFonts w:ascii="Arial" w:cs="Arial" w:eastAsia="Arial" w:hAnsi="Arial"/>
@@ -16832,7 +16832,7 @@
               <w:spacing w:after="10" w:before="0"/>
               <w:ind w:left="120"/>
             </w:pPr>
-            <w:hyperlink w:history="1" r:id="rIdemm2p1qkkliqud8mn0wic">
+            <w:hyperlink w:history="1" r:id="rIdgfwn1dvhnm9j6fb073hfs">
               <w:r>
                 <w:rPr>
                   <w:rFonts w:ascii="Arial" w:cs="Arial" w:eastAsia="Arial" w:hAnsi="Arial"/>
@@ -16877,7 +16877,7 @@
             <w:pPr>
               <w:spacing w:after="20" w:before="0"/>
             </w:pPr>
-            <w:hyperlink w:history="1" r:id="rIdlme-a5qdy-2ntrui5xdu5">
+            <w:hyperlink w:history="1" r:id="rId1xn1kftgumdpwhlxdbxpg">
               <w:r>
                 <w:rPr>
                   <w:rFonts w:ascii="Arial" w:cs="Arial" w:eastAsia="Arial" w:hAnsi="Arial"/>
@@ -16910,7 +16910,7 @@
               <w:spacing w:after="10" w:before="0"/>
               <w:ind w:left="120"/>
             </w:pPr>
-            <w:hyperlink w:history="1" r:id="rIdwwleowafgexrm3ogu5p8s">
+            <w:hyperlink w:history="1" r:id="rIdlpruh1znk4s91wz1usnsj">
               <w:r>
                 <w:rPr>
                   <w:rFonts w:ascii="Arial" w:cs="Arial" w:eastAsia="Arial" w:hAnsi="Arial"/>
@@ -17118,7 +17118,7 @@
             <w:pPr>
               <w:spacing w:after="20" w:before="0"/>
             </w:pPr>
-            <w:hyperlink w:history="1" r:id="rIds5pj_4wzckjgkujvy9kdd">
+            <w:hyperlink w:history="1" r:id="rIdfuaxgzuhhvx8xgnibfvui">
               <w:r>
                 <w:rPr>
                   <w:rFonts w:ascii="Arial" w:cs="Arial" w:eastAsia="Arial" w:hAnsi="Arial"/>
@@ -17151,7 +17151,7 @@
               <w:spacing w:after="10" w:before="0"/>
               <w:ind w:left="120"/>
             </w:pPr>
-            <w:hyperlink w:history="1" r:id="rIdkiw87ndxqyqk0qoxcesec">
+            <w:hyperlink w:history="1" r:id="rIdvkf2kx_gv4d6st835dw_n">
               <w:r>
                 <w:rPr>
                   <w:rFonts w:ascii="Arial" w:cs="Arial" w:eastAsia="Arial" w:hAnsi="Arial"/>
@@ -17196,7 +17196,7 @@
             <w:pPr>
               <w:spacing w:after="20" w:before="0"/>
             </w:pPr>
-            <w:hyperlink w:history="1" r:id="rIdl7s_jynxrywuzvrrpsqgz">
+            <w:hyperlink w:history="1" r:id="rIddchubryndflcxur0dy027">
               <w:r>
                 <w:rPr>
                   <w:rFonts w:ascii="Arial" w:cs="Arial" w:eastAsia="Arial" w:hAnsi="Arial"/>
@@ -17229,7 +17229,7 @@
               <w:spacing w:after="10" w:before="0"/>
               <w:ind w:left="120"/>
             </w:pPr>
-            <w:hyperlink w:history="1" r:id="rId-6reqskz3a_8hlqba6vbc">
+            <w:hyperlink w:history="1" r:id="rIdjvjnycbawibpdwgoanrz2">
               <w:r>
                 <w:rPr>
                   <w:rFonts w:ascii="Arial" w:cs="Arial" w:eastAsia="Arial" w:hAnsi="Arial"/>
@@ -19008,7 +19008,7 @@
             <w:pPr>
               <w:spacing w:after="20" w:before="0"/>
             </w:pPr>
-            <w:hyperlink w:history="1" r:id="rId8b4ypo5uubbdl_mxhrihn">
+            <w:hyperlink w:history="1" r:id="rIdcevb3wtsfwsofq1ivdecs">
               <w:r>
                 <w:rPr>
                   <w:rFonts w:ascii="Arial" w:cs="Arial" w:eastAsia="Arial" w:hAnsi="Arial"/>
@@ -19041,7 +19041,7 @@
               <w:spacing w:after="10" w:before="0"/>
               <w:ind w:left="120"/>
             </w:pPr>
-            <w:hyperlink w:history="1" r:id="rIdpsknjijp44zowqruboxri">
+            <w:hyperlink w:history="1" r:id="rIdoeor2h8o7js0fm1fvxjmu">
               <w:r>
                 <w:rPr>
                   <w:rFonts w:ascii="Arial" w:cs="Arial" w:eastAsia="Arial" w:hAnsi="Arial"/>
@@ -19086,7 +19086,7 @@
             <w:pPr>
               <w:spacing w:after="20" w:before="0"/>
             </w:pPr>
-            <w:hyperlink w:history="1" r:id="rIdubhra0xgokpamxngkbpor">
+            <w:hyperlink w:history="1" r:id="rIdjy1ferhjxrpxqvlift5sk">
               <w:r>
                 <w:rPr>
                   <w:rFonts w:ascii="Arial" w:cs="Arial" w:eastAsia="Arial" w:hAnsi="Arial"/>
@@ -19119,7 +19119,7 @@
               <w:spacing w:after="10" w:before="0"/>
               <w:ind w:left="120"/>
             </w:pPr>
-            <w:hyperlink w:history="1" r:id="rIdiavic-f7ukf3wjpc2whqj">
+            <w:hyperlink w:history="1" r:id="rIdum7wsfpw8ldcx2hav7qb3">
               <w:r>
                 <w:rPr>
                   <w:rFonts w:ascii="Arial" w:cs="Arial" w:eastAsia="Arial" w:hAnsi="Arial"/>
@@ -19327,7 +19327,7 @@
             <w:pPr>
               <w:spacing w:after="20" w:before="0"/>
             </w:pPr>
-            <w:hyperlink w:history="1" r:id="rIdsdzl50z0b6ywzibcdggw8">
+            <w:hyperlink w:history="1" r:id="rIdrx1mvakob9jucn_2ueglq">
               <w:r>
                 <w:rPr>
                   <w:rFonts w:ascii="Arial" w:cs="Arial" w:eastAsia="Arial" w:hAnsi="Arial"/>
@@ -19360,7 +19360,7 @@
               <w:spacing w:after="10" w:before="0"/>
               <w:ind w:left="120"/>
             </w:pPr>
-            <w:hyperlink w:history="1" r:id="rId3gnz5q0niffex90q-kc6h">
+            <w:hyperlink w:history="1" r:id="rIdrl-wcenyq5ndiknsbhfay">
               <w:r>
                 <w:rPr>
                   <w:rFonts w:ascii="Arial" w:cs="Arial" w:eastAsia="Arial" w:hAnsi="Arial"/>
@@ -19405,7 +19405,7 @@
             <w:pPr>
               <w:spacing w:after="20" w:before="0"/>
             </w:pPr>
-            <w:hyperlink w:history="1" r:id="rId_p9lgmxjp74tq0stbf7wv">
+            <w:hyperlink w:history="1" r:id="rIdy_6f5s89e_uk8i3uwkidk">
               <w:r>
                 <w:rPr>
                   <w:rFonts w:ascii="Arial" w:cs="Arial" w:eastAsia="Arial" w:hAnsi="Arial"/>
@@ -19438,7 +19438,7 @@
               <w:spacing w:after="10" w:before="0"/>
               <w:ind w:left="120"/>
             </w:pPr>
-            <w:hyperlink w:history="1" r:id="rIdgso1jjmnpr4f73pvzjwzr">
+            <w:hyperlink w:history="1" r:id="rId6xgrknztd_sv87fsynuwd">
               <w:r>
                 <w:rPr>
                   <w:rFonts w:ascii="Arial" w:cs="Arial" w:eastAsia="Arial" w:hAnsi="Arial"/>
@@ -19646,7 +19646,7 @@
             <w:pPr>
               <w:spacing w:after="20" w:before="0"/>
             </w:pPr>
-            <w:hyperlink w:history="1" r:id="rIddudhr1w_jxwsnaevko2v6">
+            <w:hyperlink w:history="1" r:id="rIdlzn1td7d55hr8hckbhfdo">
               <w:r>
                 <w:rPr>
                   <w:rFonts w:ascii="Arial" w:cs="Arial" w:eastAsia="Arial" w:hAnsi="Arial"/>
@@ -19679,7 +19679,7 @@
               <w:spacing w:after="10" w:before="0"/>
               <w:ind w:left="120"/>
             </w:pPr>
-            <w:hyperlink w:history="1" r:id="rIdvxp9kvhngq9eyej3_mrhv">
+            <w:hyperlink w:history="1" r:id="rId-behl9kxlwnhkcjc8c7y-">
               <w:r>
                 <w:rPr>
                   <w:rFonts w:ascii="Arial" w:cs="Arial" w:eastAsia="Arial" w:hAnsi="Arial"/>
@@ -19724,7 +19724,7 @@
             <w:pPr>
               <w:spacing w:after="20" w:before="0"/>
             </w:pPr>
-            <w:hyperlink w:history="1" r:id="rIdnv9hqfvdve9sulqonzb4x">
+            <w:hyperlink w:history="1" r:id="rIdt9zco6gftixzmlbzanosb">
               <w:r>
                 <w:rPr>
                   <w:rFonts w:ascii="Arial" w:cs="Arial" w:eastAsia="Arial" w:hAnsi="Arial"/>
@@ -19757,7 +19757,7 @@
               <w:spacing w:after="10" w:before="0"/>
               <w:ind w:left="120"/>
             </w:pPr>
-            <w:hyperlink w:history="1" r:id="rIdjojrqrylfn6xbswpevaiq">
+            <w:hyperlink w:history="1" r:id="rIdfusdzzj4ze0cy33yhzg-v">
               <w:r>
                 <w:rPr>
                   <w:rFonts w:ascii="Arial" w:cs="Arial" w:eastAsia="Arial" w:hAnsi="Arial"/>
@@ -19965,7 +19965,7 @@
             <w:pPr>
               <w:spacing w:after="20" w:before="0"/>
             </w:pPr>
-            <w:hyperlink w:history="1" r:id="rIdl9-gdqqy-4uhhd1_axw8r">
+            <w:hyperlink w:history="1" r:id="rIdsegvf_ryx2yslswox3oxk">
               <w:r>
                 <w:rPr>
                   <w:rFonts w:ascii="Arial" w:cs="Arial" w:eastAsia="Arial" w:hAnsi="Arial"/>
@@ -19998,7 +19998,7 @@
               <w:spacing w:after="10" w:before="0"/>
               <w:ind w:left="120"/>
             </w:pPr>
-            <w:hyperlink w:history="1" r:id="rId0b81gw5_a9ozs_hclwws2">
+            <w:hyperlink w:history="1" r:id="rIdgtfchssjxxvwaudltb4rg">
               <w:r>
                 <w:rPr>
                   <w:rFonts w:ascii="Arial" w:cs="Arial" w:eastAsia="Arial" w:hAnsi="Arial"/>
@@ -20043,7 +20043,7 @@
             <w:pPr>
               <w:spacing w:after="20" w:before="0"/>
             </w:pPr>
-            <w:hyperlink w:history="1" r:id="rIdqmmmpabxyqazgtto_51zh">
+            <w:hyperlink w:history="1" r:id="rIdxds4rce83jtuwcxjxsgwn">
               <w:r>
                 <w:rPr>
                   <w:rFonts w:ascii="Arial" w:cs="Arial" w:eastAsia="Arial" w:hAnsi="Arial"/>
@@ -20076,7 +20076,7 @@
               <w:spacing w:after="10" w:before="0"/>
               <w:ind w:left="120"/>
             </w:pPr>
-            <w:hyperlink w:history="1" r:id="rId0grpde42-0g9dqulhj3co">
+            <w:hyperlink w:history="1" r:id="rIdyj2pvgyrpn5ubdjqch6lj">
               <w:r>
                 <w:rPr>
                   <w:rFonts w:ascii="Arial" w:cs="Arial" w:eastAsia="Arial" w:hAnsi="Arial"/>
@@ -20284,7 +20284,7 @@
             <w:pPr>
               <w:spacing w:after="20" w:before="0"/>
             </w:pPr>
-            <w:hyperlink w:history="1" r:id="rIds-rrfz8nlcih8qvsxpw-1">
+            <w:hyperlink w:history="1" r:id="rIdtyjcthh0arnrbz9_gml-x">
               <w:r>
                 <w:rPr>
                   <w:rFonts w:ascii="Arial" w:cs="Arial" w:eastAsia="Arial" w:hAnsi="Arial"/>
@@ -20317,7 +20317,7 @@
               <w:spacing w:after="10" w:before="0"/>
               <w:ind w:left="120"/>
             </w:pPr>
-            <w:hyperlink w:history="1" r:id="rId91aougstcbizgf-_uzyd9">
+            <w:hyperlink w:history="1" r:id="rIdud2mxd8d38_z1hr9by8t8">
               <w:r>
                 <w:rPr>
                   <w:rFonts w:ascii="Arial" w:cs="Arial" w:eastAsia="Arial" w:hAnsi="Arial"/>
@@ -20362,7 +20362,7 @@
             <w:pPr>
               <w:spacing w:after="20" w:before="0"/>
             </w:pPr>
-            <w:hyperlink w:history="1" r:id="rId-r_crqcxe8dldew2wujn1">
+            <w:hyperlink w:history="1" r:id="rIdwjweqkjl0-b6bm5oesen7">
               <w:r>
                 <w:rPr>
                   <w:rFonts w:ascii="Arial" w:cs="Arial" w:eastAsia="Arial" w:hAnsi="Arial"/>
@@ -20395,7 +20395,7 @@
               <w:spacing w:after="10" w:before="0"/>
               <w:ind w:left="120"/>
             </w:pPr>
-            <w:hyperlink w:history="1" r:id="rIdju8uazfyyo1wvhhopikvu">
+            <w:hyperlink w:history="1" r:id="rIdfhiko0utdndvdppujixpn">
               <w:r>
                 <w:rPr>
                   <w:rFonts w:ascii="Arial" w:cs="Arial" w:eastAsia="Arial" w:hAnsi="Arial"/>
@@ -22174,7 +22174,7 @@
             <w:pPr>
               <w:spacing w:after="20" w:before="0"/>
             </w:pPr>
-            <w:hyperlink w:history="1" r:id="rId-w9oxpaefntr05hmu3ei0">
+            <w:hyperlink w:history="1" r:id="rId9njtq2r2xckl469kzrdmh">
               <w:r>
                 <w:rPr>
                   <w:rFonts w:ascii="Arial" w:cs="Arial" w:eastAsia="Arial" w:hAnsi="Arial"/>
@@ -22207,7 +22207,7 @@
               <w:spacing w:after="10" w:before="0"/>
               <w:ind w:left="120"/>
             </w:pPr>
-            <w:hyperlink w:history="1" r:id="rIdkjchnn3mz0vusnxac7vhk">
+            <w:hyperlink w:history="1" r:id="rId4k-bts6vq028c8wkjxpew">
               <w:r>
                 <w:rPr>
                   <w:rFonts w:ascii="Arial" w:cs="Arial" w:eastAsia="Arial" w:hAnsi="Arial"/>
@@ -22252,7 +22252,7 @@
             <w:pPr>
               <w:spacing w:after="20" w:before="0"/>
             </w:pPr>
-            <w:hyperlink w:history="1" r:id="rIdh_zxtpjys_okrevrw4qhs">
+            <w:hyperlink w:history="1" r:id="rIdlogfiuxxhrlwzy5vqlctg">
               <w:r>
                 <w:rPr>
                   <w:rFonts w:ascii="Arial" w:cs="Arial" w:eastAsia="Arial" w:hAnsi="Arial"/>
@@ -22285,7 +22285,7 @@
               <w:spacing w:after="10" w:before="0"/>
               <w:ind w:left="120"/>
             </w:pPr>
-            <w:hyperlink w:history="1" r:id="rIdi0yc8ybdkyxwubuve9fmd">
+            <w:hyperlink w:history="1" r:id="rIdvksket9li6d6rpnjbzoql">
               <w:r>
                 <w:rPr>
                   <w:rFonts w:ascii="Arial" w:cs="Arial" w:eastAsia="Arial" w:hAnsi="Arial"/>
@@ -22493,7 +22493,7 @@
             <w:pPr>
               <w:spacing w:after="20" w:before="0"/>
             </w:pPr>
-            <w:hyperlink w:history="1" r:id="rIdzi1zrq7qdsv3bugjp8vkw">
+            <w:hyperlink w:history="1" r:id="rId2xmcmpqwdhak3kuhm8o7a">
               <w:r>
                 <w:rPr>
                   <w:rFonts w:ascii="Arial" w:cs="Arial" w:eastAsia="Arial" w:hAnsi="Arial"/>
@@ -22526,7 +22526,7 @@
               <w:spacing w:after="10" w:before="0"/>
               <w:ind w:left="120"/>
             </w:pPr>
-            <w:hyperlink w:history="1" r:id="rIdwfdhyvdvxf4xqkp3mo-zs">
+            <w:hyperlink w:history="1" r:id="rIdaqaedtjlbetkw8toej3xz">
               <w:r>
                 <w:rPr>
                   <w:rFonts w:ascii="Arial" w:cs="Arial" w:eastAsia="Arial" w:hAnsi="Arial"/>
@@ -22571,7 +22571,7 @@
             <w:pPr>
               <w:spacing w:after="20" w:before="0"/>
             </w:pPr>
-            <w:hyperlink w:history="1" r:id="rIdqjduf8fygvgbwkcrec1l2">
+            <w:hyperlink w:history="1" r:id="rIdrda1wjvnn2agtatwd0dea">
               <w:r>
                 <w:rPr>
                   <w:rFonts w:ascii="Arial" w:cs="Arial" w:eastAsia="Arial" w:hAnsi="Arial"/>
@@ -22604,7 +22604,7 @@
               <w:spacing w:after="10" w:before="0"/>
               <w:ind w:left="120"/>
             </w:pPr>
-            <w:hyperlink w:history="1" r:id="rIdncx2lz5bal8lc4kz86igy">
+            <w:hyperlink w:history="1" r:id="rId9xxduseqfefqezaof0r9l">
               <w:r>
                 <w:rPr>
                   <w:rFonts w:ascii="Arial" w:cs="Arial" w:eastAsia="Arial" w:hAnsi="Arial"/>
@@ -22812,7 +22812,7 @@
             <w:pPr>
               <w:spacing w:after="20" w:before="0"/>
             </w:pPr>
-            <w:hyperlink w:history="1" r:id="rIdd6jowblreb7gbauvrta7e">
+            <w:hyperlink w:history="1" r:id="rIdfthjmj1mcbsklwf3dxdsx">
               <w:r>
                 <w:rPr>
                   <w:rFonts w:ascii="Arial" w:cs="Arial" w:eastAsia="Arial" w:hAnsi="Arial"/>
@@ -22845,7 +22845,7 @@
               <w:spacing w:after="10" w:before="0"/>
               <w:ind w:left="120"/>
             </w:pPr>
-            <w:hyperlink w:history="1" r:id="rIdziri2y6nyyqihwv3ptvsg">
+            <w:hyperlink w:history="1" r:id="rIdk4akhkcvk86ce1krmjww9">
               <w:r>
                 <w:rPr>
                   <w:rFonts w:ascii="Arial" w:cs="Arial" w:eastAsia="Arial" w:hAnsi="Arial"/>
@@ -22890,7 +22890,7 @@
             <w:pPr>
               <w:spacing w:after="20" w:before="0"/>
             </w:pPr>
-            <w:hyperlink w:history="1" r:id="rIdbiwmhr6mjaml-88bmeazo">
+            <w:hyperlink w:history="1" r:id="rIdqr46kyzch9agpzcgvgtws">
               <w:r>
                 <w:rPr>
                   <w:rFonts w:ascii="Arial" w:cs="Arial" w:eastAsia="Arial" w:hAnsi="Arial"/>
@@ -22923,7 +22923,7 @@
               <w:spacing w:after="10" w:before="0"/>
               <w:ind w:left="120"/>
             </w:pPr>
-            <w:hyperlink w:history="1" r:id="rIdftfho029cjdy1xyvzelgb">
+            <w:hyperlink w:history="1" r:id="rIdirk9mqlsbrerltdsapm3_">
               <w:r>
                 <w:rPr>
                   <w:rFonts w:ascii="Arial" w:cs="Arial" w:eastAsia="Arial" w:hAnsi="Arial"/>
@@ -23131,7 +23131,7 @@
             <w:pPr>
               <w:spacing w:after="20" w:before="0"/>
             </w:pPr>
-            <w:hyperlink w:history="1" r:id="rIdnsij_z4_4n2fvyvua8hae">
+            <w:hyperlink w:history="1" r:id="rIdj_sk3xlbympd2i_xafs1m">
               <w:r>
                 <w:rPr>
                   <w:rFonts w:ascii="Arial" w:cs="Arial" w:eastAsia="Arial" w:hAnsi="Arial"/>
@@ -23164,7 +23164,7 @@
               <w:spacing w:after="10" w:before="0"/>
               <w:ind w:left="120"/>
             </w:pPr>
-            <w:hyperlink w:history="1" r:id="rIdfconddxqoaft-ine8fpol">
+            <w:hyperlink w:history="1" r:id="rIddqsabg_y0vegpoptzv1gy">
               <w:r>
                 <w:rPr>
                   <w:rFonts w:ascii="Arial" w:cs="Arial" w:eastAsia="Arial" w:hAnsi="Arial"/>
@@ -23209,7 +23209,7 @@
             <w:pPr>
               <w:spacing w:after="20" w:before="0"/>
             </w:pPr>
-            <w:hyperlink w:history="1" r:id="rId2qhttrps4z93ccrn4ywuy">
+            <w:hyperlink w:history="1" r:id="rIddg9cgpahakthuupaj0d30">
               <w:r>
                 <w:rPr>
                   <w:rFonts w:ascii="Arial" w:cs="Arial" w:eastAsia="Arial" w:hAnsi="Arial"/>
@@ -23242,7 +23242,7 @@
               <w:spacing w:after="10" w:before="0"/>
               <w:ind w:left="120"/>
             </w:pPr>
-            <w:hyperlink w:history="1" r:id="rIdgg3e2n6zlq7grxnhk_xps">
+            <w:hyperlink w:history="1" r:id="rIdzwdayiqzac6n3a7utqcwc">
               <w:r>
                 <w:rPr>
                   <w:rFonts w:ascii="Arial" w:cs="Arial" w:eastAsia="Arial" w:hAnsi="Arial"/>
@@ -23450,7 +23450,7 @@
             <w:pPr>
               <w:spacing w:after="20" w:before="0"/>
             </w:pPr>
-            <w:hyperlink w:history="1" r:id="rId3isokg5y7xb-bvitlbbt2">
+            <w:hyperlink w:history="1" r:id="rIdwolnbpipk9j0txrsxb0ud">
               <w:r>
                 <w:rPr>
                   <w:rFonts w:ascii="Arial" w:cs="Arial" w:eastAsia="Arial" w:hAnsi="Arial"/>
@@ -23483,7 +23483,7 @@
               <w:spacing w:after="10" w:before="0"/>
               <w:ind w:left="120"/>
             </w:pPr>
-            <w:hyperlink w:history="1" r:id="rIdtxneqkg3dk0av2estm9wo">
+            <w:hyperlink w:history="1" r:id="rId4co18ckrcxnzlcpbtsxtx">
               <w:r>
                 <w:rPr>
                   <w:rFonts w:ascii="Arial" w:cs="Arial" w:eastAsia="Arial" w:hAnsi="Arial"/>
@@ -23528,7 +23528,7 @@
             <w:pPr>
               <w:spacing w:after="20" w:before="0"/>
             </w:pPr>
-            <w:hyperlink w:history="1" r:id="rIduzltmxnrz9ldxgf-s_9mu">
+            <w:hyperlink w:history="1" r:id="rIdkzfvrl9tuuotyamllaigq">
               <w:r>
                 <w:rPr>
                   <w:rFonts w:ascii="Arial" w:cs="Arial" w:eastAsia="Arial" w:hAnsi="Arial"/>
@@ -23561,7 +23561,7 @@
               <w:spacing w:after="10" w:before="0"/>
               <w:ind w:left="120"/>
             </w:pPr>
-            <w:hyperlink w:history="1" r:id="rIdoxprejknxj3lqigodnl3x">
+            <w:hyperlink w:history="1" r:id="rIdyedgaiy5on-pvpzllqv-z">
               <w:r>
                 <w:rPr>
                   <w:rFonts w:ascii="Arial" w:cs="Arial" w:eastAsia="Arial" w:hAnsi="Arial"/>
@@ -25340,7 +25340,7 @@
             <w:pPr>
               <w:spacing w:after="20" w:before="0"/>
             </w:pPr>
-            <w:hyperlink w:history="1" r:id="rIdik-vjwyqfkdrl90hllqfo">
+            <w:hyperlink w:history="1" r:id="rIdh-sxrnkgjy08bq_fkmf79">
               <w:r>
                 <w:rPr>
                   <w:rFonts w:ascii="Arial" w:cs="Arial" w:eastAsia="Arial" w:hAnsi="Arial"/>
@@ -25373,7 +25373,7 @@
               <w:spacing w:after="10" w:before="0"/>
               <w:ind w:left="120"/>
             </w:pPr>
-            <w:hyperlink w:history="1" r:id="rIdzaownewdcffph0hlzdzq2">
+            <w:hyperlink w:history="1" r:id="rIdx8x6u9hhuurj2far03ixo">
               <w:r>
                 <w:rPr>
                   <w:rFonts w:ascii="Arial" w:cs="Arial" w:eastAsia="Arial" w:hAnsi="Arial"/>
@@ -25418,7 +25418,7 @@
             <w:pPr>
               <w:spacing w:after="20" w:before="0"/>
             </w:pPr>
-            <w:hyperlink w:history="1" r:id="rIdvsdkahijpk8b_827piyzn">
+            <w:hyperlink w:history="1" r:id="rIdygmc9qwyqquk0akxyc_wb">
               <w:r>
                 <w:rPr>
                   <w:rFonts w:ascii="Arial" w:cs="Arial" w:eastAsia="Arial" w:hAnsi="Arial"/>
@@ -25451,7 +25451,7 @@
               <w:spacing w:after="10" w:before="0"/>
               <w:ind w:left="120"/>
             </w:pPr>
-            <w:hyperlink w:history="1" r:id="rId7ajl1w2fbilwo9tltjle5">
+            <w:hyperlink w:history="1" r:id="rIdh9res4dva4oiwamgczhcf">
               <w:r>
                 <w:rPr>
                   <w:rFonts w:ascii="Arial" w:cs="Arial" w:eastAsia="Arial" w:hAnsi="Arial"/>
@@ -25659,7 +25659,7 @@
             <w:pPr>
               <w:spacing w:after="20" w:before="0"/>
             </w:pPr>
-            <w:hyperlink w:history="1" r:id="rIdffdttf6-ci_icg5wswfar">
+            <w:hyperlink w:history="1" r:id="rIdtcx9taege6_ahn65wtfks">
               <w:r>
                 <w:rPr>
                   <w:rFonts w:ascii="Arial" w:cs="Arial" w:eastAsia="Arial" w:hAnsi="Arial"/>
@@ -25692,7 +25692,7 @@
               <w:spacing w:after="10" w:before="0"/>
               <w:ind w:left="120"/>
             </w:pPr>
-            <w:hyperlink w:history="1" r:id="rIdklckg4hpdyjucrlpipbbb">
+            <w:hyperlink w:history="1" r:id="rIde6631lskkimiuo-5zkjqw">
               <w:r>
                 <w:rPr>
                   <w:rFonts w:ascii="Arial" w:cs="Arial" w:eastAsia="Arial" w:hAnsi="Arial"/>
@@ -25737,7 +25737,7 @@
             <w:pPr>
               <w:spacing w:after="20" w:before="0"/>
             </w:pPr>
-            <w:hyperlink w:history="1" r:id="rId7sflr7qqx6lorjcivjjmf">
+            <w:hyperlink w:history="1" r:id="rIdlzx-y_wic6papqkbc91x0">
               <w:r>
                 <w:rPr>
                   <w:rFonts w:ascii="Arial" w:cs="Arial" w:eastAsia="Arial" w:hAnsi="Arial"/>
@@ -25770,7 +25770,7 @@
               <w:spacing w:after="10" w:before="0"/>
               <w:ind w:left="120"/>
             </w:pPr>
-            <w:hyperlink w:history="1" r:id="rIdxcxjgqnks5hbwklk85u6z">
+            <w:hyperlink w:history="1" r:id="rIdjk97zz17msfqol4pwfptc">
               <w:r>
                 <w:rPr>
                   <w:rFonts w:ascii="Arial" w:cs="Arial" w:eastAsia="Arial" w:hAnsi="Arial"/>
@@ -25978,7 +25978,7 @@
             <w:pPr>
               <w:spacing w:after="20" w:before="0"/>
             </w:pPr>
-            <w:hyperlink w:history="1" r:id="rIdp9edcjsk2uymi3xhxjn1w">
+            <w:hyperlink w:history="1" r:id="rIdrgwlcitikqe94cqrageha">
               <w:r>
                 <w:rPr>
                   <w:rFonts w:ascii="Arial" w:cs="Arial" w:eastAsia="Arial" w:hAnsi="Arial"/>
@@ -26011,7 +26011,7 @@
               <w:spacing w:after="10" w:before="0"/>
               <w:ind w:left="120"/>
             </w:pPr>
-            <w:hyperlink w:history="1" r:id="rIdhqjhhlohisxv4y86-vjpo">
+            <w:hyperlink w:history="1" r:id="rIdwcymjlrsovdhx9o3ax4oy">
               <w:r>
                 <w:rPr>
                   <w:rFonts w:ascii="Arial" w:cs="Arial" w:eastAsia="Arial" w:hAnsi="Arial"/>
@@ -26056,7 +26056,7 @@
             <w:pPr>
               <w:spacing w:after="20" w:before="0"/>
             </w:pPr>
-            <w:hyperlink w:history="1" r:id="rId6ap_sd3qwadxafpicsekg">
+            <w:hyperlink w:history="1" r:id="rIdt0q7gbfl-vgddxy6qbpq7">
               <w:r>
                 <w:rPr>
                   <w:rFonts w:ascii="Arial" w:cs="Arial" w:eastAsia="Arial" w:hAnsi="Arial"/>
@@ -26089,7 +26089,7 @@
               <w:spacing w:after="10" w:before="0"/>
               <w:ind w:left="120"/>
             </w:pPr>
-            <w:hyperlink w:history="1" r:id="rIdjvpvghtgvmoncrrg8l2lj">
+            <w:hyperlink w:history="1" r:id="rIdzfeomps3sueyddgwmph7q">
               <w:r>
                 <w:rPr>
                   <w:rFonts w:ascii="Arial" w:cs="Arial" w:eastAsia="Arial" w:hAnsi="Arial"/>
@@ -26297,7 +26297,7 @@
             <w:pPr>
               <w:spacing w:after="20" w:before="0"/>
             </w:pPr>
-            <w:hyperlink w:history="1" r:id="rIdyhnnczmqtpl-r1wojtzy8">
+            <w:hyperlink w:history="1" r:id="rId3nph3lsycgo1najfc2gaa">
               <w:r>
                 <w:rPr>
                   <w:rFonts w:ascii="Arial" w:cs="Arial" w:eastAsia="Arial" w:hAnsi="Arial"/>
@@ -26330,7 +26330,7 @@
               <w:spacing w:after="10" w:before="0"/>
               <w:ind w:left="120"/>
             </w:pPr>
-            <w:hyperlink w:history="1" r:id="rIdcvue8plihy93pre8fkrda">
+            <w:hyperlink w:history="1" r:id="rIdilfmzmr-_ve0xiyfwftvv">
               <w:r>
                 <w:rPr>
                   <w:rFonts w:ascii="Arial" w:cs="Arial" w:eastAsia="Arial" w:hAnsi="Arial"/>
@@ -26375,7 +26375,7 @@
             <w:pPr>
               <w:spacing w:after="20" w:before="0"/>
             </w:pPr>
-            <w:hyperlink w:history="1" r:id="rIdlssa51udnejnqui9r8ait">
+            <w:hyperlink w:history="1" r:id="rIdmtvovyesada5-yricnsos">
               <w:r>
                 <w:rPr>
                   <w:rFonts w:ascii="Arial" w:cs="Arial" w:eastAsia="Arial" w:hAnsi="Arial"/>
@@ -26408,7 +26408,7 @@
               <w:spacing w:after="10" w:before="0"/>
               <w:ind w:left="120"/>
             </w:pPr>
-            <w:hyperlink w:history="1" r:id="rIdusi6xn8be5lcu7izfpdug">
+            <w:hyperlink w:history="1" r:id="rIdguofoecgz4mz-2ekc5o5s">
               <w:r>
                 <w:rPr>
                   <w:rFonts w:ascii="Arial" w:cs="Arial" w:eastAsia="Arial" w:hAnsi="Arial"/>
@@ -26616,7 +26616,7 @@
             <w:pPr>
               <w:spacing w:after="20" w:before="0"/>
             </w:pPr>
-            <w:hyperlink w:history="1" r:id="rId_hkh40mn9f5h5_y0d4llg">
+            <w:hyperlink w:history="1" r:id="rIdrjclxnyhrf-cbywzbrfog">
               <w:r>
                 <w:rPr>
                   <w:rFonts w:ascii="Arial" w:cs="Arial" w:eastAsia="Arial" w:hAnsi="Arial"/>
@@ -26649,7 +26649,7 @@
               <w:spacing w:after="10" w:before="0"/>
               <w:ind w:left="120"/>
             </w:pPr>
-            <w:hyperlink w:history="1" r:id="rIdxhoq2hficfm49v05ix4bd">
+            <w:hyperlink w:history="1" r:id="rIdmfz3ao5veweqj1rupu4an">
               <w:r>
                 <w:rPr>
                   <w:rFonts w:ascii="Arial" w:cs="Arial" w:eastAsia="Arial" w:hAnsi="Arial"/>
@@ -26694,7 +26694,7 @@
             <w:pPr>
               <w:spacing w:after="20" w:before="0"/>
             </w:pPr>
-            <w:hyperlink w:history="1" r:id="rIdexlvsmghqbvvhom9-yehd">
+            <w:hyperlink w:history="1" r:id="rIdqsm0m-ajhbwvgv1l4qgs4">
               <w:r>
                 <w:rPr>
                   <w:rFonts w:ascii="Arial" w:cs="Arial" w:eastAsia="Arial" w:hAnsi="Arial"/>
@@ -26727,7 +26727,7 @@
               <w:spacing w:after="10" w:before="0"/>
               <w:ind w:left="120"/>
             </w:pPr>
-            <w:hyperlink w:history="1" r:id="rIdltesi0brgy-nlux-it_nc">
+            <w:hyperlink w:history="1" r:id="rIdbkms4wlglvnkdkwc30xk1">
               <w:r>
                 <w:rPr>
                   <w:rFonts w:ascii="Arial" w:cs="Arial" w:eastAsia="Arial" w:hAnsi="Arial"/>
